--- a/docs/CSW-Secure-Firewall-Integration-Guide.docx
+++ b/docs/CSW-Secure-Firewall-Integration-Guide.docx
@@ -60,7 +60,7 @@
         </w:p>
       </w:sdtContent>
     </w:sdt>
-    <w:bookmarkStart w:id="77" w:name="X149ba89142111ffb80df8bb8d6a9b02795786ca"/>
+    <w:bookmarkStart w:id="78" w:name="X149ba89142111ffb80df8bb8d6a9b02795786ca"/>
     <w:p>
       <w:pPr>
         <w:pStyle w:val="Heading1"/>
@@ -163,13 +163,57 @@
       </w:r>
     </w:p>
     <w:p>
+      <w:pPr>
+        <w:pStyle w:val="BodyText"/>
+      </w:pPr>
+      <w:r>
+        <w:rPr>
+          <w:b/>
+          <w:bCs/>
+        </w:rPr>
+        <w:t xml:space="preserve">Scope / query / ACP mapping:</w:t>
+      </w:r>
+      <w:r>
+        <w:t xml:space="preserve"> </w:t>
+      </w:r>
+      <w:hyperlink r:id="rId12">
+        <w:r>
+          <w:rPr>
+            <w:rStyle w:val="VerbatimChar"/>
+          </w:rPr>
+          <w:t xml:space="preserve">SCOPE-ACP-QUERY-MAPPING.md</w:t>
+        </w:r>
+      </w:hyperlink>
+      <w:r>
+        <w:t xml:space="preserve"> </w:t>
+      </w:r>
+      <w:r>
+        <w:t xml:space="preserve">— scope queries, inventory filters,</w:t>
+      </w:r>
+      <w:r>
+        <w:t xml:space="preserve"> </w:t>
+      </w:r>
+      <w:r>
+        <w:rPr>
+          <w:rStyle w:val="VerbatimChar"/>
+        </w:rPr>
+        <w:t xml:space="preserve">WorkloadObj__</w:t>
+      </w:r>
+      <w:r>
+        <w:t xml:space="preserve"> </w:t>
+      </w:r>
+      <w:r>
+        <w:t xml:space="preserve">dynamic objects, Jason Maynard + Jorge Quintero video paths.</w:t>
+      </w:r>
+    </w:p>
+    <w:p>
       <w:r>
         <w:pict>
           <v:rect style="width:0;height:1.5pt" o:hralign="center" o:hrstd="t" o:hr="t"/>
         </w:pict>
       </w:r>
     </w:p>
-    <w:bookmarkStart w:id="18" w:name="jorge-quintero--3-part-video-series"/>
+    <w:bookmarkStart w:id="19" w:name="jorge-quintero--3-part-video-series"/>
     <w:p>
       <w:pPr>
         <w:pStyle w:val="Heading2"/>
@@ -201,7 +245,7 @@
       <w:r>
         <w:t xml:space="preserve">(</w:t>
       </w:r>
-      <w:hyperlink r:id="rId12">
+      <w:hyperlink r:id="rId13">
         <w:r>
           <w:rPr>
             <w:rStyle w:val="Hyperlink"/>
@@ -334,61 +378,6 @@
             <w:pPr>
               <w:pStyle w:val="Compact"/>
             </w:pPr>
-            <w:hyperlink r:id="rId13">
-              <w:r>
-                <w:rPr>
-                  <w:rStyle w:val="Hyperlink"/>
-                </w:rPr>
-                <w:t xml:space="preserve">YouTube</w:t>
-              </w:r>
-            </w:hyperlink>
-          </w:p>
-        </w:tc>
-      </w:tr>
-      <w:tr>
-        <w:tc>
-          <w:tcPr/>
-          <w:p>
-            <w:pPr>
-              <w:pStyle w:val="Compact"/>
-            </w:pPr>
-            <w:r>
-              <w:rPr>
-                <w:b/>
-                <w:bCs/>
-              </w:rPr>
-              <w:t xml:space="preserve">2</w:t>
-            </w:r>
-          </w:p>
-        </w:tc>
-        <w:tc>
-          <w:tcPr/>
-          <w:p>
-            <w:pPr>
-              <w:pStyle w:val="Compact"/>
-            </w:pPr>
-            <w:r>
-              <w:t xml:space="preserve">Secure Workload &amp; Firewall Integration</w:t>
-            </w:r>
-          </w:p>
-        </w:tc>
-        <w:tc>
-          <w:tcPr/>
-          <w:p>
-            <w:pPr>
-              <w:pStyle w:val="Compact"/>
-            </w:pPr>
-            <w:r>
-              <w:t xml:space="preserve">Deployment patterns, NSEL ingest, FMC connector setup, policy flow</w:t>
-            </w:r>
-          </w:p>
-        </w:tc>
-        <w:tc>
-          <w:tcPr/>
-          <w:p>
-            <w:pPr>
-              <w:pStyle w:val="Compact"/>
-            </w:pPr>
             <w:hyperlink r:id="rId14">
               <w:r>
                 <w:rPr>
@@ -412,7 +401,7 @@
                 <w:b/>
                 <w:bCs/>
               </w:rPr>
-              <w:t xml:space="preserve">3</w:t>
+              <w:t xml:space="preserve">2</w:t>
             </w:r>
           </w:p>
         </w:tc>
@@ -434,7 +423,7 @@
               <w:pStyle w:val="Compact"/>
             </w:pPr>
             <w:r>
-              <w:t xml:space="preserve">Enforcement, telemetry validation, operations, troubleshooting</w:t>
+              <w:t xml:space="preserve">Deployment patterns, NSEL ingest, FMC connector setup, policy flow</w:t>
             </w:r>
           </w:p>
         </w:tc>
@@ -455,6 +444,61 @@
           </w:p>
         </w:tc>
       </w:tr>
+      <w:tr>
+        <w:tc>
+          <w:tcPr/>
+          <w:p>
+            <w:pPr>
+              <w:pStyle w:val="Compact"/>
+            </w:pPr>
+            <w:r>
+              <w:rPr>
+                <w:b/>
+                <w:bCs/>
+              </w:rPr>
+              <w:t xml:space="preserve">3</w:t>
+            </w:r>
+          </w:p>
+        </w:tc>
+        <w:tc>
+          <w:tcPr/>
+          <w:p>
+            <w:pPr>
+              <w:pStyle w:val="Compact"/>
+            </w:pPr>
+            <w:r>
+              <w:t xml:space="preserve">Secure Workload &amp; Firewall Integration</w:t>
+            </w:r>
+          </w:p>
+        </w:tc>
+        <w:tc>
+          <w:tcPr/>
+          <w:p>
+            <w:pPr>
+              <w:pStyle w:val="Compact"/>
+            </w:pPr>
+            <w:r>
+              <w:t xml:space="preserve">Enforcement, telemetry validation, operations, troubleshooting</w:t>
+            </w:r>
+          </w:p>
+        </w:tc>
+        <w:tc>
+          <w:tcPr/>
+          <w:p>
+            <w:pPr>
+              <w:pStyle w:val="Compact"/>
+            </w:pPr>
+            <w:hyperlink r:id="rId16">
+              <w:r>
+                <w:rPr>
+                  <w:rStyle w:val="Hyperlink"/>
+                </w:rPr>
+                <w:t xml:space="preserve">YouTube</w:t>
+              </w:r>
+            </w:hyperlink>
+          </w:p>
+        </w:tc>
+      </w:tr>
     </w:tbl>
     <w:p>
       <w:pPr>
@@ -470,7 +514,7 @@
       <w:r>
         <w:t xml:space="preserve"> </w:t>
       </w:r>
-      <w:hyperlink r:id="rId16">
+      <w:hyperlink r:id="rId17">
         <w:r>
           <w:rPr>
             <w:rStyle w:val="Hyperlink"/>
@@ -518,7 +562,7 @@
       <w:r>
         <w:t xml:space="preserve">(</w:t>
       </w:r>
-      <w:hyperlink r:id="rId17">
+      <w:hyperlink r:id="rId18">
         <w:r>
           <w:rPr>
             <w:rStyle w:val="Hyperlink"/>
@@ -537,8 +581,8 @@
         </w:pict>
       </w:r>
     </w:p>
-    <w:bookmarkEnd w:id="18"/>
-    <w:bookmarkStart w:id="19" w:name="executive-summary"/>
+    <w:bookmarkEnd w:id="19"/>
+    <w:bookmarkStart w:id="20" w:name="executive-summary"/>
     <w:p>
       <w:pPr>
         <w:pStyle w:val="Heading2"/>
@@ -782,8 +826,8 @@
         </w:pict>
       </w:r>
     </w:p>
-    <w:bookmarkEnd w:id="19"/>
-    <w:bookmarkStart w:id="20" w:name="solution-overview"/>
+    <w:bookmarkEnd w:id="20"/>
+    <w:bookmarkStart w:id="21" w:name="solution-overview"/>
     <w:p>
       <w:pPr>
         <w:pStyle w:val="Heading2"/>
@@ -915,8 +959,8 @@
         </w:pict>
       </w:r>
     </w:p>
-    <w:bookmarkEnd w:id="20"/>
-    <w:bookmarkStart w:id="22" w:name="architecture"/>
+    <w:bookmarkEnd w:id="21"/>
+    <w:bookmarkStart w:id="23" w:name="architecture"/>
     <w:p>
       <w:pPr>
         <w:pStyle w:val="Heading2"/>
@@ -952,7 +996,7 @@
         <w:t xml:space="preserve">for all customer-facing diagrams (high-level integration, NSEL/FMC sequences, scope mapping, insertion options, virtual patch, rapid threat containment). This guide covers steps and design detail only — no duplicate diagrams here.</w:t>
       </w:r>
     </w:p>
-    <w:bookmarkStart w:id="21" w:name="two-connectors--do-not-mix-them"/>
+    <w:bookmarkStart w:id="22" w:name="two-connectors--do-not-mix-them"/>
     <w:p>
       <w:pPr>
         <w:pStyle w:val="Heading3"/>
@@ -1299,9 +1343,9 @@
         </w:pict>
       </w:r>
     </w:p>
-    <w:bookmarkEnd w:id="21"/>
     <w:bookmarkEnd w:id="22"/>
-    <w:bookmarkStart w:id="23" w:name="workload-protection-level-design-first"/>
+    <w:bookmarkEnd w:id="23"/>
+    <w:bookmarkStart w:id="24" w:name="workload-protection-level-design-first"/>
     <w:p>
       <w:pPr>
         <w:pStyle w:val="Heading2"/>
@@ -1582,8 +1626,8 @@
         </w:pict>
       </w:r>
     </w:p>
-    <w:bookmarkEnd w:id="23"/>
-    <w:bookmarkStart w:id="27" w:name="prerequisites-checklist"/>
+    <w:bookmarkEnd w:id="24"/>
+    <w:bookmarkStart w:id="28" w:name="prerequisites-checklist"/>
     <w:p>
       <w:pPr>
         <w:pStyle w:val="Heading2"/>
@@ -1592,7 +1636,7 @@
         <w:t xml:space="preserve">Prerequisites checklist</w:t>
       </w:r>
     </w:p>
-    <w:bookmarkStart w:id="24" w:name="csw--ingest-visibility"/>
+    <w:bookmarkStart w:id="25" w:name="csw--ingest-visibility"/>
     <w:p>
       <w:pPr>
         <w:pStyle w:val="Heading3"/>
@@ -1892,8 +1936,8 @@
         </w:tc>
       </w:tr>
     </w:tbl>
-    <w:bookmarkEnd w:id="24"/>
-    <w:bookmarkStart w:id="25" w:name="fmc-enforcement"/>
+    <w:bookmarkEnd w:id="25"/>
+    <w:bookmarkStart w:id="26" w:name="fmc-enforcement"/>
     <w:p>
       <w:pPr>
         <w:pStyle w:val="Heading3"/>
@@ -2289,8 +2333,8 @@
         </w:tc>
       </w:tr>
     </w:tbl>
-    <w:bookmarkEnd w:id="25"/>
-    <w:bookmarkStart w:id="26" w:name="virtual-patch-optional"/>
+    <w:bookmarkEnd w:id="26"/>
+    <w:bookmarkStart w:id="27" w:name="virtual-patch-optional"/>
     <w:p>
       <w:pPr>
         <w:pStyle w:val="Heading3"/>
@@ -2412,9 +2456,9 @@
         </w:pict>
       </w:r>
     </w:p>
-    <w:bookmarkEnd w:id="26"/>
     <w:bookmarkEnd w:id="27"/>
-    <w:bookmarkStart w:id="40" w:name="Xc0d5f78538ff0d21d0952c60f54b70b371c53ae"/>
+    <w:bookmarkEnd w:id="28"/>
+    <w:bookmarkStart w:id="41" w:name="Xc0d5f78538ff0d21d0952c60f54b70b371c53ae"/>
     <w:p>
       <w:pPr>
         <w:pStyle w:val="Heading2"/>
@@ -2457,7 +2501,7 @@
         <w:t xml:space="preserve">host agents.</w:t>
       </w:r>
     </w:p>
-    <w:bookmarkStart w:id="30" w:name="step-a1--plan-ingest-placement"/>
+    <w:bookmarkStart w:id="31" w:name="step-a1--plan-ingest-placement"/>
     <w:p>
       <w:pPr>
         <w:pStyle w:val="Heading3"/>
@@ -2616,7 +2660,7 @@
       <w:r>
         <w:t xml:space="preserve"> </w:t>
       </w:r>
-      <w:hyperlink r:id="rId28">
+      <w:hyperlink r:id="rId29">
         <w:r>
           <w:rPr>
             <w:rStyle w:val="Hyperlink"/>
@@ -2633,7 +2677,7 @@
       <w:r>
         <w:t xml:space="preserve"> </w:t>
       </w:r>
-      <w:hyperlink r:id="rId29">
+      <w:hyperlink r:id="rId30">
         <w:r>
           <w:rPr>
             <w:rStyle w:val="Hyperlink"/>
@@ -2642,8 +2686,8 @@
         </w:r>
       </w:hyperlink>
     </w:p>
-    <w:bookmarkEnd w:id="30"/>
-    <w:bookmarkStart w:id="31" w:name="X09497fff7c6eba169f3f346994cc680f3918fd0"/>
+    <w:bookmarkEnd w:id="31"/>
+    <w:bookmarkStart w:id="32" w:name="X09497fff7c6eba169f3f346994cc680f3918fd0"/>
     <w:p>
       <w:pPr>
         <w:pStyle w:val="Heading3"/>
@@ -2825,8 +2869,8 @@
         <w:t xml:space="preserve">per tenant.</w:t>
       </w:r>
     </w:p>
-    <w:bookmarkEnd w:id="31"/>
-    <w:bookmarkStart w:id="33" w:name="step-a3--enable-nsel-on-secure-firewall"/>
+    <w:bookmarkEnd w:id="32"/>
+    <w:bookmarkStart w:id="34" w:name="step-a3--enable-nsel-on-secure-firewall"/>
     <w:p>
       <w:pPr>
         <w:pStyle w:val="Heading3"/>
@@ -2986,7 +3030,7 @@
       <w:r>
         <w:t xml:space="preserve"> </w:t>
       </w:r>
-      <w:hyperlink r:id="rId32">
+      <w:hyperlink r:id="rId33">
         <w:r>
           <w:rPr>
             <w:rStyle w:val="Hyperlink"/>
@@ -3012,7 +3056,7 @@
       <w:r>
         <w:t xml:space="preserve"> </w:t>
       </w:r>
-      <w:hyperlink r:id="rId13">
+      <w:hyperlink r:id="rId14">
         <w:r>
           <w:rPr>
             <w:rStyle w:val="Hyperlink"/>
@@ -3029,7 +3073,7 @@
       <w:r>
         <w:t xml:space="preserve"> </w:t>
       </w:r>
-      <w:hyperlink r:id="rId14">
+      <w:hyperlink r:id="rId15">
         <w:r>
           <w:rPr>
             <w:rStyle w:val="Hyperlink"/>
@@ -3046,7 +3090,7 @@
       <w:r>
         <w:t xml:space="preserve"> </w:t>
       </w:r>
-      <w:hyperlink r:id="rId15">
+      <w:hyperlink r:id="rId16">
         <w:r>
           <w:rPr>
             <w:rStyle w:val="Hyperlink"/>
@@ -3063,7 +3107,7 @@
       <w:r>
         <w:t xml:space="preserve"> </w:t>
       </w:r>
-      <w:hyperlink r:id="rId16">
+      <w:hyperlink r:id="rId17">
         <w:r>
           <w:rPr>
             <w:rStyle w:val="Hyperlink"/>
@@ -3072,8 +3116,8 @@
         </w:r>
       </w:hyperlink>
     </w:p>
-    <w:bookmarkEnd w:id="33"/>
-    <w:bookmarkStart w:id="35" w:name="step-a4--validate-flow-ingestion"/>
+    <w:bookmarkEnd w:id="34"/>
+    <w:bookmarkStart w:id="36" w:name="step-a4--validate-flow-ingestion"/>
     <w:p>
       <w:pPr>
         <w:pStyle w:val="Heading3"/>
@@ -3276,7 +3320,7 @@
       <w:r>
         <w:t xml:space="preserve"> </w:t>
       </w:r>
-      <w:hyperlink r:id="rId34">
+      <w:hyperlink r:id="rId35">
         <w:r>
           <w:rPr>
             <w:rStyle w:val="Hyperlink"/>
@@ -3285,8 +3329,8 @@
         </w:r>
       </w:hyperlink>
     </w:p>
-    <w:bookmarkEnd w:id="35"/>
-    <w:bookmarkStart w:id="39" w:name="Xedfb3a156cb44cafa0b95ef32a14deb4d3b3177"/>
+    <w:bookmarkEnd w:id="36"/>
+    <w:bookmarkStart w:id="40" w:name="Xedfb3a156cb44cafa0b95ef32a14deb4d3b3177"/>
     <w:p>
       <w:pPr>
         <w:pStyle w:val="Heading3"/>
@@ -3393,7 +3437,7 @@
       <w:r>
         <w:t xml:space="preserve"> </w:t>
       </w:r>
-      <w:hyperlink r:id="rId36">
+      <w:hyperlink r:id="rId37">
         <w:r>
           <w:rPr>
             <w:rStyle w:val="Hyperlink"/>
@@ -3410,7 +3454,7 @@
       <w:r>
         <w:t xml:space="preserve"> </w:t>
       </w:r>
-      <w:hyperlink r:id="rId37">
+      <w:hyperlink r:id="rId38">
         <w:r>
           <w:rPr>
             <w:rStyle w:val="Hyperlink"/>
@@ -3427,7 +3471,7 @@
       <w:r>
         <w:t xml:space="preserve"> </w:t>
       </w:r>
-      <w:hyperlink r:id="rId38">
+      <w:hyperlink r:id="rId39">
         <w:r>
           <w:rPr>
             <w:rStyle w:val="Hyperlink"/>
@@ -3443,9 +3487,9 @@
         </w:pict>
       </w:r>
     </w:p>
-    <w:bookmarkEnd w:id="39"/>
     <w:bookmarkEnd w:id="40"/>
-    <w:bookmarkStart w:id="55" w:name="Xebb41616b9c3e2ef952afbf40fad15a65c6ffc7"/>
+    <w:bookmarkEnd w:id="41"/>
+    <w:bookmarkStart w:id="56" w:name="Xebb41616b9c3e2ef952afbf40fad15a65c6ffc7"/>
     <w:p>
       <w:pPr>
         <w:pStyle w:val="Heading2"/>
@@ -3525,7 +3569,7 @@
         <w:t xml:space="preserve">. Layer-7 FMC features should not be added to CSW-controlled rules (not supported).</w:t>
       </w:r>
     </w:p>
-    <w:bookmarkStart w:id="42" w:name="step-b1--onboard-firewalls-in-fmc"/>
+    <w:bookmarkStart w:id="43" w:name="step-b1--onboard-firewalls-in-fmc"/>
     <w:p>
       <w:pPr>
         <w:pStyle w:val="Heading3"/>
@@ -3670,7 +3714,7 @@
       <w:r>
         <w:t xml:space="preserve"> </w:t>
       </w:r>
-      <w:hyperlink r:id="rId41">
+      <w:hyperlink r:id="rId42">
         <w:r>
           <w:rPr>
             <w:rStyle w:val="Hyperlink"/>
@@ -3679,8 +3723,8 @@
         </w:r>
       </w:hyperlink>
     </w:p>
-    <w:bookmarkEnd w:id="42"/>
-    <w:bookmarkStart w:id="43" w:name="step-b2--create-fmc-connector-in-csw"/>
+    <w:bookmarkEnd w:id="43"/>
+    <w:bookmarkStart w:id="44" w:name="step-b2--create-fmc-connector-in-csw"/>
     <w:p>
       <w:pPr>
         <w:pStyle w:val="Heading3"/>
@@ -4066,14 +4110,46 @@
         </w:r>
       </w:hyperlink>
     </w:p>
-    <w:bookmarkEnd w:id="43"/>
-    <w:bookmarkStart w:id="49" w:name="X35db3db4f667707cea22cc4b2f33bc7e046253b"/>
+    <w:bookmarkEnd w:id="44"/>
+    <w:bookmarkStart w:id="50" w:name="X35db3db4f667707cea22cc4b2f33bc7e046253b"/>
     <w:p>
       <w:pPr>
         <w:pStyle w:val="Heading3"/>
       </w:pPr>
       <w:r>
         <w:t xml:space="preserve">Step B3 — Map scope to Access Control Policy</w:t>
+      </w:r>
+    </w:p>
+    <w:p>
+      <w:pPr>
+        <w:pStyle w:val="BlockText"/>
+      </w:pPr>
+      <w:r>
+        <w:rPr>
+          <w:b/>
+          <w:bCs/>
+        </w:rPr>
+        <w:t xml:space="preserve">Prerequisite:</w:t>
+      </w:r>
+      <w:r>
+        <w:t xml:space="preserve"> </w:t>
+      </w:r>
+      <w:r>
+        <w:t xml:space="preserve">Scope queries committed and inventory filters validated —</w:t>
+      </w:r>
+      <w:r>
+        <w:t xml:space="preserve"> </w:t>
+      </w:r>
+      <w:hyperlink r:id="rId12">
+        <w:r>
+          <w:rPr>
+            <w:rStyle w:val="Hyperlink"/>
+          </w:rPr>
+          <w:t xml:space="preserve">SCOPE-ACP-QUERY-MAPPING.md</w:t>
+        </w:r>
+      </w:hyperlink>
+      <w:r>
+        <w:t xml:space="preserve">.</w:t>
       </w:r>
     </w:p>
     <w:p>
@@ -4359,7 +4435,7 @@
         <w:t xml:space="preserve">.</w:t>
       </w:r>
     </w:p>
-    <w:bookmarkStart w:id="44" w:name="scope-mapping-strategy"/>
+    <w:bookmarkStart w:id="45" w:name="scope-mapping-strategy"/>
     <w:p>
       <w:pPr>
         <w:pStyle w:val="Heading4"/>
@@ -4496,8 +4572,8 @@
         </w:tc>
       </w:tr>
     </w:tbl>
-    <w:bookmarkEnd w:id="44"/>
-    <w:bookmarkStart w:id="48" w:name="topology-awareness"/>
+    <w:bookmarkEnd w:id="45"/>
+    <w:bookmarkStart w:id="49" w:name="topology-awareness"/>
     <w:p>
       <w:pPr>
         <w:pStyle w:val="Heading4"/>
@@ -4544,7 +4620,7 @@
       <w:r>
         <w:t xml:space="preserve"> </w:t>
       </w:r>
-      <w:hyperlink r:id="rId45">
+      <w:hyperlink r:id="rId46">
         <w:r>
           <w:rPr>
             <w:rStyle w:val="Hyperlink"/>
@@ -4561,7 +4637,7 @@
       <w:r>
         <w:t xml:space="preserve"> </w:t>
       </w:r>
-      <w:hyperlink r:id="rId46">
+      <w:hyperlink r:id="rId47">
         <w:r>
           <w:rPr>
             <w:rStyle w:val="Hyperlink"/>
@@ -4578,7 +4654,7 @@
       <w:r>
         <w:t xml:space="preserve"> </w:t>
       </w:r>
-      <w:hyperlink r:id="rId47">
+      <w:hyperlink r:id="rId48">
         <w:r>
           <w:rPr>
             <w:rStyle w:val="Hyperlink"/>
@@ -4587,9 +4663,9 @@
         </w:r>
       </w:hyperlink>
     </w:p>
-    <w:bookmarkEnd w:id="48"/>
     <w:bookmarkEnd w:id="49"/>
-    <w:bookmarkStart w:id="50" w:name="step-b4--what-csw-creates-in-fmc"/>
+    <w:bookmarkEnd w:id="50"/>
+    <w:bookmarkStart w:id="51" w:name="step-b4--what-csw-creates-in-fmc"/>
     <w:p>
       <w:pPr>
         <w:pStyle w:val="Heading3"/>
@@ -5018,8 +5094,8 @@
         <w:t xml:space="preserve">mode if they avoid these prefixes.</w:t>
       </w:r>
     </w:p>
-    <w:bookmarkEnd w:id="50"/>
-    <w:bookmarkStart w:id="53" w:name="step-b5--model-policy-then-enforce"/>
+    <w:bookmarkEnd w:id="51"/>
+    <w:bookmarkStart w:id="54" w:name="step-b5--model-policy-then-enforce"/>
     <w:p>
       <w:pPr>
         <w:pStyle w:val="Heading3"/>
@@ -5132,7 +5208,7 @@
       <w:r>
         <w:t xml:space="preserve"> </w:t>
       </w:r>
-      <w:hyperlink r:id="rId51">
+      <w:hyperlink r:id="rId52">
         <w:r>
           <w:rPr>
             <w:rStyle w:val="Hyperlink"/>
@@ -5149,7 +5225,7 @@
       <w:r>
         <w:t xml:space="preserve"> </w:t>
       </w:r>
-      <w:hyperlink r:id="rId52">
+      <w:hyperlink r:id="rId53">
         <w:r>
           <w:rPr>
             <w:rStyle w:val="Hyperlink"/>
@@ -5158,8 +5234,8 @@
         </w:r>
       </w:hyperlink>
     </w:p>
-    <w:bookmarkEnd w:id="53"/>
-    <w:bookmarkStart w:id="54" w:name="step-b6--validate-enforcement"/>
+    <w:bookmarkEnd w:id="54"/>
+    <w:bookmarkStart w:id="55" w:name="step-b6--validate-enforcement"/>
     <w:p>
       <w:pPr>
         <w:pStyle w:val="Heading3"/>
@@ -5366,9 +5442,9 @@
         </w:pict>
       </w:r>
     </w:p>
-    <w:bookmarkEnd w:id="54"/>
     <w:bookmarkEnd w:id="55"/>
-    <w:bookmarkStart w:id="56" w:name="part-c--virtual-patch-optional"/>
+    <w:bookmarkEnd w:id="56"/>
+    <w:bookmarkStart w:id="57" w:name="part-c--virtual-patch-optional"/>
     <w:p>
       <w:pPr>
         <w:pStyle w:val="Heading2"/>
@@ -5589,8 +5665,8 @@
         </w:pict>
       </w:r>
     </w:p>
-    <w:bookmarkEnd w:id="56"/>
-    <w:bookmarkStart w:id="57" w:name="Xbc084feaef7521e91cd0908a39c6059111e551c"/>
+    <w:bookmarkEnd w:id="57"/>
+    <w:bookmarkStart w:id="58" w:name="Xbc084feaef7521e91cd0908a39c6059111e551c"/>
     <w:p>
       <w:pPr>
         <w:pStyle w:val="Heading2"/>
@@ -5751,8 +5827,8 @@
         </w:pict>
       </w:r>
     </w:p>
-    <w:bookmarkEnd w:id="57"/>
-    <w:bookmarkStart w:id="58" w:name="firewall-insertion-options"/>
+    <w:bookmarkEnd w:id="58"/>
+    <w:bookmarkStart w:id="59" w:name="firewall-insertion-options"/>
     <w:p>
       <w:pPr>
         <w:pStyle w:val="Heading2"/>
@@ -6201,8 +6277,8 @@
         </w:pict>
       </w:r>
     </w:p>
-    <w:bookmarkEnd w:id="58"/>
-    <w:bookmarkStart w:id="59" w:name="faqs-from-cisco-white-paper"/>
+    <w:bookmarkEnd w:id="59"/>
+    <w:bookmarkStart w:id="60" w:name="faqs-from-cisco-white-paper"/>
     <w:p>
       <w:pPr>
         <w:pStyle w:val="Heading2"/>
@@ -6527,8 +6603,8 @@
         </w:pict>
       </w:r>
     </w:p>
-    <w:bookmarkEnd w:id="59"/>
-    <w:bookmarkStart w:id="60" w:name="recommended-video-learning-path"/>
+    <w:bookmarkEnd w:id="60"/>
+    <w:bookmarkStart w:id="61" w:name="recommended-video-learning-path"/>
     <w:p>
       <w:pPr>
         <w:pStyle w:val="Heading2"/>
@@ -6639,7 +6715,7 @@
             <w:r>
               <w:t xml:space="preserve"> </w:t>
             </w:r>
-            <w:hyperlink r:id="rId12">
+            <w:hyperlink r:id="rId13">
               <w:r>
                 <w:rPr>
                   <w:rStyle w:val="Hyperlink"/>
@@ -6647,68 +6723,6 @@
                 <w:t xml:space="preserve">@ciscosecureworkload</w:t>
               </w:r>
             </w:hyperlink>
-          </w:p>
-        </w:tc>
-        <w:tc>
-          <w:tcPr/>
-          <w:p>
-            <w:pPr>
-              <w:pStyle w:val="Compact"/>
-            </w:pPr>
-            <w:hyperlink r:id="rId13">
-              <w:r>
-                <w:rPr>
-                  <w:rStyle w:val="Hyperlink"/>
-                </w:rPr>
-                <w:t xml:space="preserve">Watch</w:t>
-              </w:r>
-            </w:hyperlink>
-          </w:p>
-        </w:tc>
-      </w:tr>
-      <w:tr>
-        <w:tc>
-          <w:tcPr/>
-          <w:p>
-            <w:pPr>
-              <w:pStyle w:val="Compact"/>
-              <w:jc w:val="right"/>
-            </w:pPr>
-            <w:r>
-              <w:t xml:space="preserve">2</w:t>
-            </w:r>
-          </w:p>
-        </w:tc>
-        <w:tc>
-          <w:tcPr/>
-          <w:p>
-            <w:pPr>
-              <w:pStyle w:val="Compact"/>
-            </w:pPr>
-            <w:r>
-              <w:rPr>
-                <w:b/>
-                <w:bCs/>
-              </w:rPr>
-              <w:t xml:space="preserve">Part 2</w:t>
-            </w:r>
-            <w:r>
-              <w:t xml:space="preserve"> </w:t>
-            </w:r>
-            <w:r>
-              <w:t xml:space="preserve">— deployment &amp; policy flow</w:t>
-            </w:r>
-          </w:p>
-        </w:tc>
-        <w:tc>
-          <w:tcPr/>
-          <w:p>
-            <w:pPr>
-              <w:pStyle w:val="Compact"/>
-            </w:pPr>
-            <w:r>
-              <w:t xml:space="preserve">Jorge Quintero</w:t>
-            </w:r>
           </w:p>
         </w:tc>
         <w:tc>
@@ -6737,28 +6751,28 @@
               <w:jc w:val="right"/>
             </w:pPr>
             <w:r>
-              <w:t xml:space="preserve">3</w:t>
-            </w:r>
-          </w:p>
-        </w:tc>
-        <w:tc>
-          <w:tcPr/>
-          <w:p>
-            <w:pPr>
-              <w:pStyle w:val="Compact"/>
-            </w:pPr>
-            <w:r>
-              <w:rPr>
-                <w:b/>
-                <w:bCs/>
-              </w:rPr>
-              <w:t xml:space="preserve">Part 3</w:t>
+              <w:t xml:space="preserve">2</w:t>
+            </w:r>
+          </w:p>
+        </w:tc>
+        <w:tc>
+          <w:tcPr/>
+          <w:p>
+            <w:pPr>
+              <w:pStyle w:val="Compact"/>
+            </w:pPr>
+            <w:r>
+              <w:rPr>
+                <w:b/>
+                <w:bCs/>
+              </w:rPr>
+              <w:t xml:space="preserve">Part 2</w:t>
             </w:r>
             <w:r>
               <w:t xml:space="preserve"> </w:t>
             </w:r>
             <w:r>
-              <w:t xml:space="preserve">— enforcement &amp; operations</w:t>
+              <w:t xml:space="preserve">— deployment &amp; policy flow</w:t>
             </w:r>
           </w:p>
         </w:tc>
@@ -6799,29 +6813,39 @@
               <w:jc w:val="right"/>
             </w:pPr>
             <w:r>
-              <w:t xml:space="preserve">4</w:t>
-            </w:r>
-          </w:p>
-        </w:tc>
-        <w:tc>
-          <w:tcPr/>
-          <w:p>
-            <w:pPr>
-              <w:pStyle w:val="Compact"/>
-            </w:pPr>
-            <w:r>
-              <w:t xml:space="preserve">Integration Updates (2025–2026)</w:t>
-            </w:r>
-          </w:p>
-        </w:tc>
-        <w:tc>
-          <w:tcPr/>
-          <w:p>
-            <w:pPr>
-              <w:pStyle w:val="Compact"/>
-            </w:pPr>
-            <w:r>
-              <w:t xml:space="preserve">Cisco Secure Workload channel</w:t>
+              <w:t xml:space="preserve">3</w:t>
+            </w:r>
+          </w:p>
+        </w:tc>
+        <w:tc>
+          <w:tcPr/>
+          <w:p>
+            <w:pPr>
+              <w:pStyle w:val="Compact"/>
+            </w:pPr>
+            <w:r>
+              <w:rPr>
+                <w:b/>
+                <w:bCs/>
+              </w:rPr>
+              <w:t xml:space="preserve">Part 3</w:t>
+            </w:r>
+            <w:r>
+              <w:t xml:space="preserve"> </w:t>
+            </w:r>
+            <w:r>
+              <w:t xml:space="preserve">— enforcement &amp; operations</w:t>
+            </w:r>
+          </w:p>
+        </w:tc>
+        <w:tc>
+          <w:tcPr/>
+          <w:p>
+            <w:pPr>
+              <w:pStyle w:val="Compact"/>
+            </w:pPr>
+            <w:r>
+              <w:t xml:space="preserve">Jorge Quintero</w:t>
             </w:r>
           </w:p>
         </w:tc>
@@ -6851,18 +6875,18 @@
               <w:jc w:val="right"/>
             </w:pPr>
             <w:r>
-              <w:t xml:space="preserve">5</w:t>
-            </w:r>
-          </w:p>
-        </w:tc>
-        <w:tc>
-          <w:tcPr/>
-          <w:p>
-            <w:pPr>
-              <w:pStyle w:val="Compact"/>
-            </w:pPr>
-            <w:r>
-              <w:t xml:space="preserve">Connector Overview</w:t>
+              <w:t xml:space="preserve">4</w:t>
+            </w:r>
+          </w:p>
+        </w:tc>
+        <w:tc>
+          <w:tcPr/>
+          <w:p>
+            <w:pPr>
+              <w:pStyle w:val="Compact"/>
+            </w:pPr>
+            <w:r>
+              <w:t xml:space="preserve">Integration Updates (2025–2026)</w:t>
             </w:r>
           </w:p>
         </w:tc>
@@ -6883,7 +6907,7 @@
             <w:pPr>
               <w:pStyle w:val="Compact"/>
             </w:pPr>
-            <w:hyperlink r:id="rId28">
+            <w:hyperlink r:id="rId17">
               <w:r>
                 <w:rPr>
                   <w:rStyle w:val="Hyperlink"/>
@@ -6903,18 +6927,18 @@
               <w:jc w:val="right"/>
             </w:pPr>
             <w:r>
-              <w:t xml:space="preserve">6</w:t>
-            </w:r>
-          </w:p>
-        </w:tc>
-        <w:tc>
-          <w:tcPr/>
-          <w:p>
-            <w:pPr>
-              <w:pStyle w:val="Compact"/>
-            </w:pPr>
-            <w:r>
-              <w:t xml:space="preserve">Connector Deployment</w:t>
+              <w:t xml:space="preserve">5</w:t>
+            </w:r>
+          </w:p>
+        </w:tc>
+        <w:tc>
+          <w:tcPr/>
+          <w:p>
+            <w:pPr>
+              <w:pStyle w:val="Compact"/>
+            </w:pPr>
+            <w:r>
+              <w:t xml:space="preserve">Connector Overview</w:t>
             </w:r>
           </w:p>
         </w:tc>
@@ -6955,18 +6979,18 @@
               <w:jc w:val="right"/>
             </w:pPr>
             <w:r>
-              <w:t xml:space="preserve">7</w:t>
-            </w:r>
-          </w:p>
-        </w:tc>
-        <w:tc>
-          <w:tcPr/>
-          <w:p>
-            <w:pPr>
-              <w:pStyle w:val="Compact"/>
-            </w:pPr>
-            <w:r>
-              <w:t xml:space="preserve">FMC + Edge / Ingest / Appliance</w:t>
+              <w:t xml:space="preserve">6</w:t>
+            </w:r>
+          </w:p>
+        </w:tc>
+        <w:tc>
+          <w:tcPr/>
+          <w:p>
+            <w:pPr>
+              <w:pStyle w:val="Compact"/>
+            </w:pPr>
+            <w:r>
+              <w:t xml:space="preserve">Connector Deployment</w:t>
             </w:r>
           </w:p>
         </w:tc>
@@ -6987,7 +7011,7 @@
             <w:pPr>
               <w:pStyle w:val="Compact"/>
             </w:pPr>
-            <w:hyperlink r:id="rId41">
+            <w:hyperlink r:id="rId30">
               <w:r>
                 <w:rPr>
                   <w:rStyle w:val="Hyperlink"/>
@@ -7007,6 +7031,58 @@
               <w:jc w:val="right"/>
             </w:pPr>
             <w:r>
+              <w:t xml:space="preserve">7</w:t>
+            </w:r>
+          </w:p>
+        </w:tc>
+        <w:tc>
+          <w:tcPr/>
+          <w:p>
+            <w:pPr>
+              <w:pStyle w:val="Compact"/>
+            </w:pPr>
+            <w:r>
+              <w:t xml:space="preserve">FMC + Edge / Ingest / Appliance</w:t>
+            </w:r>
+          </w:p>
+        </w:tc>
+        <w:tc>
+          <w:tcPr/>
+          <w:p>
+            <w:pPr>
+              <w:pStyle w:val="Compact"/>
+            </w:pPr>
+            <w:r>
+              <w:t xml:space="preserve">Cisco Secure Workload channel</w:t>
+            </w:r>
+          </w:p>
+        </w:tc>
+        <w:tc>
+          <w:tcPr/>
+          <w:p>
+            <w:pPr>
+              <w:pStyle w:val="Compact"/>
+            </w:pPr>
+            <w:hyperlink r:id="rId42">
+              <w:r>
+                <w:rPr>
+                  <w:rStyle w:val="Hyperlink"/>
+                </w:rPr>
+                <w:t xml:space="preserve">Watch</w:t>
+              </w:r>
+            </w:hyperlink>
+          </w:p>
+        </w:tc>
+      </w:tr>
+      <w:tr>
+        <w:tc>
+          <w:tcPr/>
+          <w:p>
+            <w:pPr>
+              <w:pStyle w:val="Compact"/>
+              <w:jc w:val="right"/>
+            </w:pPr>
+            <w:r>
               <w:t xml:space="preserve">8</w:t>
             </w:r>
           </w:p>
@@ -7019,6 +7095,58 @@
             </w:pPr>
             <w:r>
               <w:t xml:space="preserve">Where to Enforce</w:t>
+            </w:r>
+          </w:p>
+        </w:tc>
+        <w:tc>
+          <w:tcPr/>
+          <w:p>
+            <w:pPr>
+              <w:pStyle w:val="Compact"/>
+            </w:pPr>
+            <w:r>
+              <w:t xml:space="preserve">Cisco Secure Workload channel</w:t>
+            </w:r>
+          </w:p>
+        </w:tc>
+        <w:tc>
+          <w:tcPr/>
+          <w:p>
+            <w:pPr>
+              <w:pStyle w:val="Compact"/>
+            </w:pPr>
+            <w:hyperlink r:id="rId47">
+              <w:r>
+                <w:rPr>
+                  <w:rStyle w:val="Hyperlink"/>
+                </w:rPr>
+                <w:t xml:space="preserve">Watch</w:t>
+              </w:r>
+            </w:hyperlink>
+          </w:p>
+        </w:tc>
+      </w:tr>
+      <w:tr>
+        <w:tc>
+          <w:tcPr/>
+          <w:p>
+            <w:pPr>
+              <w:pStyle w:val="Compact"/>
+              <w:jc w:val="right"/>
+            </w:pPr>
+            <w:r>
+              <w:t xml:space="preserve">9</w:t>
+            </w:r>
+          </w:p>
+        </w:tc>
+        <w:tc>
+          <w:tcPr/>
+          <w:p>
+            <w:pPr>
+              <w:pStyle w:val="Compact"/>
+            </w:pPr>
+            <w:r>
+              <w:t xml:space="preserve">Policy Enforcement Overview</w:t>
             </w:r>
           </w:p>
         </w:tc>
@@ -7050,58 +7178,6 @@
           </w:p>
         </w:tc>
       </w:tr>
-      <w:tr>
-        <w:tc>
-          <w:tcPr/>
-          <w:p>
-            <w:pPr>
-              <w:pStyle w:val="Compact"/>
-              <w:jc w:val="right"/>
-            </w:pPr>
-            <w:r>
-              <w:t xml:space="preserve">9</w:t>
-            </w:r>
-          </w:p>
-        </w:tc>
-        <w:tc>
-          <w:tcPr/>
-          <w:p>
-            <w:pPr>
-              <w:pStyle w:val="Compact"/>
-            </w:pPr>
-            <w:r>
-              <w:t xml:space="preserve">Policy Enforcement Overview</w:t>
-            </w:r>
-          </w:p>
-        </w:tc>
-        <w:tc>
-          <w:tcPr/>
-          <w:p>
-            <w:pPr>
-              <w:pStyle w:val="Compact"/>
-            </w:pPr>
-            <w:r>
-              <w:t xml:space="preserve">Cisco Secure Workload channel</w:t>
-            </w:r>
-          </w:p>
-        </w:tc>
-        <w:tc>
-          <w:tcPr/>
-          <w:p>
-            <w:pPr>
-              <w:pStyle w:val="Compact"/>
-            </w:pPr>
-            <w:hyperlink r:id="rId45">
-              <w:r>
-                <w:rPr>
-                  <w:rStyle w:val="Hyperlink"/>
-                </w:rPr>
-                <w:t xml:space="preserve">Watch</w:t>
-              </w:r>
-            </w:hyperlink>
-          </w:p>
-        </w:tc>
-      </w:tr>
     </w:tbl>
     <w:p>
       <w:r>
@@ -7110,8 +7186,8 @@
         </w:pict>
       </w:r>
     </w:p>
-    <w:bookmarkEnd w:id="60"/>
-    <w:bookmarkStart w:id="61" w:name="X8503bd180c3f4bba75add75d22ba1cb7f3ba54a"/>
+    <w:bookmarkEnd w:id="61"/>
+    <w:bookmarkStart w:id="62" w:name="X8503bd180c3f4bba75add75d22ba1cb7f3ba54a"/>
     <w:p>
       <w:pPr>
         <w:pStyle w:val="Heading2"/>
@@ -7374,8 +7450,8 @@
         </w:pict>
       </w:r>
     </w:p>
-    <w:bookmarkEnd w:id="61"/>
-    <w:bookmarkStart w:id="62" w:name="pov-evidence-checklist"/>
+    <w:bookmarkEnd w:id="62"/>
+    <w:bookmarkStart w:id="63" w:name="pov-evidence-checklist"/>
     <w:p>
       <w:pPr>
         <w:pStyle w:val="Heading2"/>
@@ -7669,8 +7745,8 @@
         </w:pict>
       </w:r>
     </w:p>
-    <w:bookmarkEnd w:id="62"/>
-    <w:bookmarkStart w:id="63" w:name="common-pitfalls"/>
+    <w:bookmarkEnd w:id="63"/>
+    <w:bookmarkStart w:id="64" w:name="common-pitfalls"/>
     <w:p>
       <w:pPr>
         <w:pStyle w:val="Heading2"/>
@@ -8024,8 +8100,8 @@
         </w:pict>
       </w:r>
     </w:p>
-    <w:bookmarkEnd w:id="63"/>
-    <w:bookmarkStart w:id="66" w:name="official-cisco-documentation"/>
+    <w:bookmarkEnd w:id="64"/>
+    <w:bookmarkStart w:id="67" w:name="official-cisco-documentation"/>
     <w:p>
       <w:pPr>
         <w:pStyle w:val="Heading2"/>
@@ -8155,7 +8231,7 @@
             <w:pPr>
               <w:pStyle w:val="Compact"/>
             </w:pPr>
-            <w:hyperlink r:id="rId64">
+            <w:hyperlink r:id="rId65">
               <w:r>
                 <w:rPr>
                   <w:rStyle w:val="Hyperlink"/>
@@ -8184,7 +8260,7 @@
             <w:pPr>
               <w:pStyle w:val="Compact"/>
             </w:pPr>
-            <w:hyperlink r:id="rId65">
+            <w:hyperlink r:id="rId66">
               <w:r>
                 <w:rPr>
                   <w:rStyle w:val="Hyperlink"/>
@@ -8213,7 +8289,7 @@
             <w:pPr>
               <w:pStyle w:val="Compact"/>
             </w:pPr>
-            <w:hyperlink r:id="rId32">
+            <w:hyperlink r:id="rId33">
               <w:r>
                 <w:rPr>
                   <w:rStyle w:val="Hyperlink"/>
@@ -8232,8 +8308,8 @@
         </w:pict>
       </w:r>
     </w:p>
-    <w:bookmarkEnd w:id="66"/>
-    <w:bookmarkStart w:id="76" w:name="related-repos"/>
+    <w:bookmarkEnd w:id="67"/>
+    <w:bookmarkStart w:id="77" w:name="related-repos"/>
     <w:p>
       <w:pPr>
         <w:pStyle w:val="Heading2"/>
@@ -8250,7 +8326,7 @@
           <w:numId w:val="1018"/>
         </w:numPr>
       </w:pPr>
-      <w:hyperlink r:id="rId67">
+      <w:hyperlink r:id="rId68">
         <w:r>
           <w:rPr>
             <w:rStyle w:val="Hyperlink"/>
@@ -8283,7 +8359,7 @@
           <w:numId w:val="1018"/>
         </w:numPr>
       </w:pPr>
-      <w:hyperlink r:id="rId68">
+      <w:hyperlink r:id="rId69">
         <w:r>
           <w:rPr>
             <w:rStyle w:val="Hyperlink"/>
@@ -8306,7 +8382,7 @@
           <w:numId w:val="1018"/>
         </w:numPr>
       </w:pPr>
-      <w:hyperlink r:id="rId69">
+      <w:hyperlink r:id="rId70">
         <w:r>
           <w:rPr>
             <w:rStyle w:val="Hyperlink"/>
@@ -8329,7 +8405,7 @@
           <w:numId w:val="1018"/>
         </w:numPr>
       </w:pPr>
-      <w:hyperlink r:id="rId70">
+      <w:hyperlink r:id="rId71">
         <w:r>
           <w:rPr>
             <w:rStyle w:val="Hyperlink"/>
@@ -8352,7 +8428,7 @@
           <w:numId w:val="1018"/>
         </w:numPr>
       </w:pPr>
-      <w:hyperlink r:id="rId71">
+      <w:hyperlink r:id="rId72">
         <w:r>
           <w:rPr>
             <w:rStyle w:val="Hyperlink"/>
@@ -8375,7 +8451,7 @@
           <w:numId w:val="1018"/>
         </w:numPr>
       </w:pPr>
-      <w:hyperlink r:id="rId72">
+      <w:hyperlink r:id="rId73">
         <w:r>
           <w:rPr>
             <w:rStyle w:val="Hyperlink"/>
@@ -8398,7 +8474,7 @@
           <w:numId w:val="1018"/>
         </w:numPr>
       </w:pPr>
-      <w:hyperlink r:id="rId73">
+      <w:hyperlink r:id="rId74">
         <w:r>
           <w:rPr>
             <w:rStyle w:val="Hyperlink"/>
@@ -8421,7 +8497,7 @@
           <w:numId w:val="1018"/>
         </w:numPr>
       </w:pPr>
-      <w:hyperlink r:id="rId74">
+      <w:hyperlink r:id="rId75">
         <w:r>
           <w:rPr>
             <w:rStyle w:val="Hyperlink"/>
@@ -8444,7 +8520,7 @@
           <w:numId w:val="1018"/>
         </w:numPr>
       </w:pPr>
-      <w:hyperlink r:id="rId75">
+      <w:hyperlink r:id="rId76">
         <w:r>
           <w:rPr>
             <w:rStyle w:val="Hyperlink"/>
@@ -8459,9 +8535,9 @@
         <w:t xml:space="preserve">— host enforce timing from agent logs</w:t>
       </w:r>
     </w:p>
-    <w:bookmarkEnd w:id="76"/>
     <w:bookmarkEnd w:id="77"/>
-    <w:bookmarkStart w:id="92" w:name="Xac9cec235e13b9f9fb5e446afb56dab9f6c02f4"/>
+    <w:bookmarkEnd w:id="78"/>
+    <w:bookmarkStart w:id="93" w:name="Xac9cec235e13b9f9fb5e446afb56dab9f6c02f4"/>
     <w:p>
       <w:pPr>
         <w:pStyle w:val="Heading1"/>
@@ -8524,7 +8600,7 @@
       <w:r>
         <w:t xml:space="preserve"> </w:t>
       </w:r>
-      <w:hyperlink r:id="rId12">
+      <w:hyperlink r:id="rId13">
         <w:r>
           <w:rPr>
             <w:rStyle w:val="Hyperlink"/>
@@ -8538,7 +8614,7 @@
       <w:r>
         <w:t xml:space="preserve"> </w:t>
       </w:r>
-      <w:hyperlink r:id="rId13">
+      <w:hyperlink r:id="rId14">
         <w:r>
           <w:rPr>
             <w:rStyle w:val="Hyperlink"/>
@@ -8555,7 +8631,7 @@
       <w:r>
         <w:t xml:space="preserve"> </w:t>
       </w:r>
-      <w:hyperlink r:id="rId14">
+      <w:hyperlink r:id="rId15">
         <w:r>
           <w:rPr>
             <w:rStyle w:val="Hyperlink"/>
@@ -8572,7 +8648,7 @@
       <w:r>
         <w:t xml:space="preserve"> </w:t>
       </w:r>
-      <w:hyperlink r:id="rId15">
+      <w:hyperlink r:id="rId16">
         <w:r>
           <w:rPr>
             <w:rStyle w:val="Hyperlink"/>
@@ -8645,7 +8721,7 @@
         </w:pict>
       </w:r>
     </w:p>
-    <w:bookmarkStart w:id="78" w:name="X59f7d06b84cd99d660f37f0cfba0ef2d9102dfb"/>
+    <w:bookmarkStart w:id="79" w:name="X59f7d06b84cd99d660f37f0cfba0ef2d9102dfb"/>
     <w:p>
       <w:pPr>
         <w:pStyle w:val="Heading2"/>
@@ -9091,8 +9167,8 @@
         </w:pict>
       </w:r>
     </w:p>
-    <w:bookmarkEnd w:id="78"/>
-    <w:bookmarkStart w:id="79" w:name="X7492af76d17c9c65d0b21d7cfcd7239987993d8"/>
+    <w:bookmarkEnd w:id="79"/>
+    <w:bookmarkStart w:id="80" w:name="X7492af76d17c9c65d0b21d7cfcd7239987993d8"/>
     <w:p>
       <w:pPr>
         <w:pStyle w:val="Heading2"/>
@@ -9574,8 +9650,8 @@
         </w:pict>
       </w:r>
     </w:p>
-    <w:bookmarkEnd w:id="79"/>
-    <w:bookmarkStart w:id="81" w:name="Xed0997c4e595a64b55cccc1ebf170ef31ca73af"/>
+    <w:bookmarkEnd w:id="80"/>
+    <w:bookmarkStart w:id="82" w:name="Xed0997c4e595a64b55cccc1ebf170ef31ca73af"/>
     <w:p>
       <w:pPr>
         <w:pStyle w:val="Heading2"/>
@@ -9688,7 +9764,7 @@
         <w:t xml:space="preserve">  Note over FTD: Topology awareness — rules only on firewalls in traffic path</w:t>
       </w:r>
     </w:p>
-    <w:bookmarkStart w:id="80" w:name="fmc-rule-prefixes-do-not-edit-in-fmc"/>
+    <w:bookmarkStart w:id="81" w:name="fmc-rule-prefixes-do-not-edit-in-fmc"/>
     <w:p>
       <w:pPr>
         <w:pStyle w:val="Heading3"/>
@@ -9962,9 +10038,9 @@
         </w:pict>
       </w:r>
     </w:p>
-    <w:bookmarkEnd w:id="80"/>
     <w:bookmarkEnd w:id="81"/>
-    <w:bookmarkStart w:id="82" w:name="X2d7d76bcadc87547e7dda49bec150f8cf3e857a"/>
+    <w:bookmarkEnd w:id="82"/>
+    <w:bookmarkStart w:id="83" w:name="X2d7d76bcadc87547e7dda49bec150f8cf3e857a"/>
     <w:p>
       <w:pPr>
         <w:pStyle w:val="Heading2"/>
@@ -10282,8 +10358,8 @@
         </w:pict>
       </w:r>
     </w:p>
-    <w:bookmarkEnd w:id="82"/>
-    <w:bookmarkStart w:id="83" w:name="X8613f9d78524aec8651f3a25e476ef7b95eb062"/>
+    <w:bookmarkEnd w:id="83"/>
+    <w:bookmarkStart w:id="84" w:name="X8613f9d78524aec8651f3a25e476ef7b95eb062"/>
     <w:p>
       <w:pPr>
         <w:pStyle w:val="Heading2"/>
@@ -10659,8 +10735,8 @@
         </w:pict>
       </w:r>
     </w:p>
-    <w:bookmarkEnd w:id="83"/>
-    <w:bookmarkStart w:id="84" w:name="Xbbec86f1ca167b64a7364aa828597b14143142d"/>
+    <w:bookmarkEnd w:id="84"/>
+    <w:bookmarkStart w:id="85" w:name="Xbbec86f1ca167b64a7364aa828597b14143142d"/>
     <w:p>
       <w:pPr>
         <w:pStyle w:val="Heading2"/>
@@ -11060,8 +11136,8 @@
         </w:pict>
       </w:r>
     </w:p>
-    <w:bookmarkEnd w:id="84"/>
-    <w:bookmarkStart w:id="85" w:name="X7140a2cb37ad5f713316d1155f050684c45a021"/>
+    <w:bookmarkEnd w:id="85"/>
+    <w:bookmarkStart w:id="86" w:name="X7140a2cb37ad5f713316d1155f050684c45a021"/>
     <w:p>
       <w:pPr>
         <w:pStyle w:val="Heading2"/>
@@ -11360,8 +11436,8 @@
         </w:pict>
       </w:r>
     </w:p>
-    <w:bookmarkEnd w:id="85"/>
-    <w:bookmarkStart w:id="88" w:name="Xf586b37c43af66e6500bb987af499bc8313bfff"/>
+    <w:bookmarkEnd w:id="86"/>
+    <w:bookmarkStart w:id="89" w:name="Xf586b37c43af66e6500bb987af499bc8313bfff"/>
     <w:p>
       <w:pPr>
         <w:pStyle w:val="Heading2"/>
@@ -11370,7 +11446,7 @@
         <w:t xml:space="preserve">8. Extended use cases</w:t>
       </w:r>
     </w:p>
-    <w:bookmarkStart w:id="86" w:name="virtual-patch-agent--fmc"/>
+    <w:bookmarkStart w:id="87" w:name="virtual-patch-agent--fmc"/>
     <w:p>
       <w:pPr>
         <w:pStyle w:val="Heading3"/>
@@ -11510,8 +11586,8 @@
         <w:t xml:space="preserve">for virtual patch; CSW publishes CVEs → FMC → fine-tuned IPS rules.</w:t>
       </w:r>
     </w:p>
-    <w:bookmarkEnd w:id="86"/>
-    <w:bookmarkStart w:id="87" w:name="rapid-threat-containment"/>
+    <w:bookmarkEnd w:id="87"/>
+    <w:bookmarkStart w:id="88" w:name="rapid-threat-containment"/>
     <w:p>
       <w:pPr>
         <w:pStyle w:val="Heading3"/>
@@ -11621,9 +11697,9 @@
         </w:pict>
       </w:r>
     </w:p>
-    <w:bookmarkEnd w:id="87"/>
     <w:bookmarkEnd w:id="88"/>
-    <w:bookmarkStart w:id="89" w:name="Xd223ff685f36edac98ad79588f237e35f3d9fc5"/>
+    <w:bookmarkEnd w:id="89"/>
+    <w:bookmarkStart w:id="90" w:name="Xd223ff685f36edac98ad79588f237e35f3d9fc5"/>
     <w:p>
       <w:pPr>
         <w:pStyle w:val="Heading2"/>
@@ -11915,8 +11991,8 @@
         </w:pict>
       </w:r>
     </w:p>
-    <w:bookmarkEnd w:id="89"/>
-    <w:bookmarkStart w:id="90" w:name="X11e8de6028c8b73fa79fee3fe56690b875d926f"/>
+    <w:bookmarkEnd w:id="90"/>
+    <w:bookmarkStart w:id="91" w:name="X11e8de6028c8b73fa79fee3fe56690b875d926f"/>
     <w:p>
       <w:pPr>
         <w:pStyle w:val="Heading2"/>
@@ -12232,8 +12308,8 @@
         </w:pict>
       </w:r>
     </w:p>
-    <w:bookmarkEnd w:id="90"/>
-    <w:bookmarkStart w:id="91" w:name="official-references"/>
+    <w:bookmarkEnd w:id="91"/>
+    <w:bookmarkStart w:id="92" w:name="official-references"/>
     <w:p>
       <w:pPr>
         <w:pStyle w:val="Heading2"/>
@@ -12355,7 +12431,7 @@
             <w:pPr>
               <w:pStyle w:val="Compact"/>
             </w:pPr>
-            <w:hyperlink r:id="rId65">
+            <w:hyperlink r:id="rId66">
               <w:r>
                 <w:rPr>
                   <w:rStyle w:val="Hyperlink"/>
@@ -12367,8 +12443,5682 @@
         </w:tc>
       </w:tr>
     </w:tbl>
-    <w:bookmarkEnd w:id="91"/>
     <w:bookmarkEnd w:id="92"/>
+    <w:bookmarkEnd w:id="93"/>
+    <w:bookmarkStart w:id="124" w:name="X400d0979fb5cb61d734ab5ea0e75227624b2b97"/>
+    <w:p>
+      <w:pPr>
+        <w:pStyle w:val="Heading1"/>
+      </w:pPr>
+      <w:r>
+        <w:t xml:space="preserve">Scope, Query, Inventory Filters &amp; ACP Mapping</w:t>
+      </w:r>
+    </w:p>
+    <w:p>
+      <w:pPr>
+        <w:pStyle w:val="FirstParagraph"/>
+      </w:pPr>
+      <w:r>
+        <w:t xml:space="preserve">How</w:t>
+      </w:r>
+      <w:r>
+        <w:t xml:space="preserve"> </w:t>
+      </w:r>
+      <w:r>
+        <w:rPr>
+          <w:b/>
+          <w:bCs/>
+        </w:rPr>
+        <w:t xml:space="preserve">CSW scope queries</w:t>
+      </w:r>
+      <w:r>
+        <w:t xml:space="preserve">,</w:t>
+      </w:r>
+      <w:r>
+        <w:t xml:space="preserve"> </w:t>
+      </w:r>
+      <w:r>
+        <w:rPr>
+          <w:b/>
+          <w:bCs/>
+        </w:rPr>
+        <w:t xml:space="preserve">inventory filters</w:t>
+      </w:r>
+      <w:r>
+        <w:t xml:space="preserve">, and</w:t>
+      </w:r>
+      <w:r>
+        <w:t xml:space="preserve"> </w:t>
+      </w:r>
+      <w:r>
+        <w:rPr>
+          <w:b/>
+          <w:bCs/>
+        </w:rPr>
+        <w:t xml:space="preserve">clusters</w:t>
+      </w:r>
+      <w:r>
+        <w:t xml:space="preserve"> </w:t>
+      </w:r>
+      <w:r>
+        <w:t xml:space="preserve">become</w:t>
+      </w:r>
+      <w:r>
+        <w:t xml:space="preserve"> </w:t>
+      </w:r>
+      <w:r>
+        <w:rPr>
+          <w:b/>
+          <w:bCs/>
+        </w:rPr>
+        <w:t xml:space="preserve">FMC Dynamic Objects</w:t>
+      </w:r>
+      <w:r>
+        <w:t xml:space="preserve"> </w:t>
+      </w:r>
+      <w:r>
+        <w:t xml:space="preserve">(</w:t>
+      </w:r>
+      <w:r>
+        <w:rPr>
+          <w:rStyle w:val="VerbatimChar"/>
+        </w:rPr>
+        <w:t xml:space="preserve">WorkloadObj__*</w:t>
+      </w:r>
+      <w:r>
+        <w:t xml:space="preserve">) and</w:t>
+      </w:r>
+      <w:r>
+        <w:t xml:space="preserve"> </w:t>
+      </w:r>
+      <w:r>
+        <w:rPr>
+          <w:b/>
+          <w:bCs/>
+        </w:rPr>
+        <w:t xml:space="preserve">ACP rules</w:t>
+      </w:r>
+      <w:r>
+        <w:t xml:space="preserve"> </w:t>
+      </w:r>
+      <w:r>
+        <w:t xml:space="preserve">— with video and documentation references.</w:t>
+      </w:r>
+    </w:p>
+    <w:p>
+      <w:pPr>
+        <w:pStyle w:val="BlockText"/>
+      </w:pPr>
+      <w:r>
+        <w:rPr>
+          <w:b/>
+          <w:bCs/>
+        </w:rPr>
+        <w:t xml:space="preserve">Disclaimer:</w:t>
+      </w:r>
+      <w:r>
+        <w:t xml:space="preserve"> </w:t>
+      </w:r>
+      <w:r>
+        <w:t xml:space="preserve">Companion material. Authoritative sources:</w:t>
+      </w:r>
+    </w:p>
+    <w:p>
+      <w:pPr>
+        <w:pStyle w:val="Compact"/>
+        <w:numPr>
+          <w:ilvl w:val="0"/>
+          <w:numId w:val="1021"/>
+        </w:numPr>
+      </w:pPr>
+      <w:hyperlink r:id="rId9">
+        <w:r>
+          <w:rPr>
+            <w:rStyle w:val="Hyperlink"/>
+          </w:rPr>
+          <w:t xml:space="preserve">FMC Integration Guide</w:t>
+        </w:r>
+      </w:hyperlink>
+    </w:p>
+    <w:p>
+      <w:pPr>
+        <w:pStyle w:val="Compact"/>
+        <w:numPr>
+          <w:ilvl w:val="0"/>
+          <w:numId w:val="1021"/>
+        </w:numPr>
+      </w:pPr>
+      <w:hyperlink r:id="rId10">
+        <w:r>
+          <w:rPr>
+            <w:rStyle w:val="Hyperlink"/>
+          </w:rPr>
+          <w:t xml:space="preserve">Secure Workload &amp; Firewall deep dive</w:t>
+        </w:r>
+      </w:hyperlink>
+    </w:p>
+    <w:p>
+      <w:pPr>
+        <w:pStyle w:val="Compact"/>
+        <w:numPr>
+          <w:ilvl w:val="0"/>
+          <w:numId w:val="1021"/>
+        </w:numPr>
+      </w:pPr>
+      <w:r>
+        <w:t xml:space="preserve">CSW User Guide —</w:t>
+      </w:r>
+      <w:r>
+        <w:t xml:space="preserve"> </w:t>
+      </w:r>
+      <w:r>
+        <w:rPr>
+          <w:i/>
+          <w:iCs/>
+        </w:rPr>
+        <w:t xml:space="preserve">Scopes</w:t>
+      </w:r>
+      <w:r>
+        <w:t xml:space="preserve">,</w:t>
+      </w:r>
+      <w:r>
+        <w:t xml:space="preserve"> </w:t>
+      </w:r>
+      <w:r>
+        <w:rPr>
+          <w:i/>
+          <w:iCs/>
+        </w:rPr>
+        <w:t xml:space="preserve">Inventory Filters</w:t>
+      </w:r>
+      <w:r>
+        <w:t xml:space="preserve">,</w:t>
+      </w:r>
+      <w:r>
+        <w:t xml:space="preserve"> </w:t>
+      </w:r>
+      <w:r>
+        <w:rPr>
+          <w:i/>
+          <w:iCs/>
+        </w:rPr>
+        <w:t xml:space="preserve">Manage Policy Lifecycle</w:t>
+      </w:r>
+    </w:p>
+    <w:p>
+      <w:pPr>
+        <w:pStyle w:val="FirstParagraph"/>
+      </w:pPr>
+      <w:r>
+        <w:rPr>
+          <w:b/>
+          <w:bCs/>
+        </w:rPr>
+        <w:t xml:space="preserve">Architecture diagrams:</w:t>
+      </w:r>
+      <w:r>
+        <w:t xml:space="preserve"> </w:t>
+      </w:r>
+      <w:hyperlink r:id="rId11">
+        <w:r>
+          <w:rPr>
+            <w:rStyle w:val="Hyperlink"/>
+          </w:rPr>
+          <w:t xml:space="preserve">ARCHITECTURE.md</w:t>
+        </w:r>
+      </w:hyperlink>
+      <w:r>
+        <w:t xml:space="preserve"> </w:t>
+      </w:r>
+      <w:r>
+        <w:t xml:space="preserve">·</w:t>
+      </w:r>
+      <w:r>
+        <w:t xml:space="preserve"> </w:t>
+      </w:r>
+      <w:r>
+        <w:rPr>
+          <w:b/>
+          <w:bCs/>
+        </w:rPr>
+        <w:t xml:space="preserve">Firewall integration steps:</w:t>
+      </w:r>
+      <w:r>
+        <w:t xml:space="preserve"> </w:t>
+      </w:r>
+      <w:hyperlink r:id="rId94">
+        <w:r>
+          <w:rPr>
+            <w:rStyle w:val="Hyperlink"/>
+          </w:rPr>
+          <w:t xml:space="preserve">INTEGRATION-GUIDE.md</w:t>
+        </w:r>
+      </w:hyperlink>
+    </w:p>
+    <w:p>
+      <w:r>
+        <w:pict>
+          <v:rect style="width:0;height:1.5pt" o:hralign="center" o:hrstd="t" o:hr="t"/>
+        </w:pict>
+      </w:r>
+    </w:p>
+    <w:bookmarkStart w:id="95" w:name="terminology--do-not-confuse-these"/>
+    <w:p>
+      <w:pPr>
+        <w:pStyle w:val="Heading2"/>
+      </w:pPr>
+      <w:r>
+        <w:t xml:space="preserve">Terminology — do not confuse these</w:t>
+      </w:r>
+    </w:p>
+    <w:tbl>
+      <w:tblPr>
+        <w:tblStyle w:val="Table"/>
+        <w:tblW w:type="auto" w:w="0"/>
+        <w:tblLook w:firstRow="1" w:lastRow="0" w:firstColumn="0" w:lastColumn="0" w:noHBand="0" w:noVBand="0" w:val="0020"/>
+      </w:tblPr>
+      <w:tblGrid>
+        <w:gridCol w:w="2640"/>
+        <w:gridCol w:w="2640"/>
+        <w:gridCol w:w="2640"/>
+      </w:tblGrid>
+      <w:tr>
+        <w:trPr>
+          <w:tblHeader w:val="on"/>
+        </w:trPr>
+        <w:tc>
+          <w:tcPr/>
+          <w:p>
+            <w:pPr>
+              <w:pStyle w:val="Compact"/>
+            </w:pPr>
+            <w:r>
+              <w:t xml:space="preserve">Concept</w:t>
+            </w:r>
+          </w:p>
+        </w:tc>
+        <w:tc>
+          <w:tcPr/>
+          <w:p>
+            <w:pPr>
+              <w:pStyle w:val="Compact"/>
+            </w:pPr>
+            <w:r>
+              <w:t xml:space="preserve">What it is</w:t>
+            </w:r>
+          </w:p>
+        </w:tc>
+        <w:tc>
+          <w:tcPr/>
+          <w:p>
+            <w:pPr>
+              <w:pStyle w:val="Compact"/>
+            </w:pPr>
+            <w:r>
+              <w:t xml:space="preserve">Role in firewall enforcement</w:t>
+            </w:r>
+          </w:p>
+        </w:tc>
+      </w:tr>
+      <w:tr>
+        <w:tc>
+          <w:tcPr/>
+          <w:p>
+            <w:pPr>
+              <w:pStyle w:val="Compact"/>
+            </w:pPr>
+            <w:r>
+              <w:rPr>
+                <w:b/>
+                <w:bCs/>
+              </w:rPr>
+              <w:t xml:space="preserve">Scope</w:t>
+            </w:r>
+          </w:p>
+        </w:tc>
+        <w:tc>
+          <w:tcPr/>
+          <w:p>
+            <w:pPr>
+              <w:pStyle w:val="Compact"/>
+            </w:pPr>
+            <w:r>
+              <w:t xml:space="preserve">Hierarchical container for policy (parent/child tree)</w:t>
+            </w:r>
+          </w:p>
+        </w:tc>
+        <w:tc>
+          <w:tcPr/>
+          <w:p>
+            <w:pPr>
+              <w:pStyle w:val="Compact"/>
+            </w:pPr>
+            <w:r>
+              <w:rPr>
+                <w:b/>
+                <w:bCs/>
+              </w:rPr>
+              <w:t xml:space="preserve">One scope maps to one FMC ACP</w:t>
+            </w:r>
+            <w:r>
+              <w:t xml:space="preserve"> </w:t>
+            </w:r>
+            <w:r>
+              <w:t xml:space="preserve">(1:1)</w:t>
+            </w:r>
+          </w:p>
+        </w:tc>
+      </w:tr>
+      <w:tr>
+        <w:tc>
+          <w:tcPr/>
+          <w:p>
+            <w:pPr>
+              <w:pStyle w:val="Compact"/>
+            </w:pPr>
+            <w:r>
+              <w:rPr>
+                <w:b/>
+                <w:bCs/>
+              </w:rPr>
+              <w:t xml:space="preserve">Scope query</w:t>
+            </w:r>
+          </w:p>
+        </w:tc>
+        <w:tc>
+          <w:tcPr/>
+          <w:p>
+            <w:pPr>
+              <w:pStyle w:val="Compact"/>
+            </w:pPr>
+            <w:r>
+              <w:t xml:space="preserve">Boolean query defining which workloads belong in a scope</w:t>
+            </w:r>
+          </w:p>
+        </w:tc>
+        <w:tc>
+          <w:tcPr/>
+          <w:p>
+            <w:pPr>
+              <w:pStyle w:val="Compact"/>
+            </w:pPr>
+            <w:r>
+              <w:t xml:space="preserve">Drives scope membership; changes need</w:t>
+            </w:r>
+            <w:r>
+              <w:t xml:space="preserve"> </w:t>
+            </w:r>
+            <w:r>
+              <w:rPr>
+                <w:b/>
+                <w:bCs/>
+              </w:rPr>
+              <w:t xml:space="preserve">commit</w:t>
+            </w:r>
+            <w:r>
+              <w:t xml:space="preserve"> </w:t>
+            </w:r>
+            <w:r>
+              <w:t xml:space="preserve">+ impact review</w:t>
+            </w:r>
+          </w:p>
+        </w:tc>
+      </w:tr>
+      <w:tr>
+        <w:tc>
+          <w:tcPr/>
+          <w:p>
+            <w:pPr>
+              <w:pStyle w:val="Compact"/>
+            </w:pPr>
+            <w:r>
+              <w:rPr>
+                <w:b/>
+                <w:bCs/>
+              </w:rPr>
+              <w:t xml:space="preserve">Label</w:t>
+            </w:r>
+          </w:p>
+        </w:tc>
+        <w:tc>
+          <w:tcPr/>
+          <w:p>
+            <w:pPr>
+              <w:pStyle w:val="Compact"/>
+            </w:pPr>
+            <w:r>
+              <w:t xml:space="preserve">Key/value metadata on workloads (CMDB, cloud tag, manual)</w:t>
+            </w:r>
+          </w:p>
+        </w:tc>
+        <w:tc>
+          <w:tcPr/>
+          <w:p>
+            <w:pPr>
+              <w:pStyle w:val="Compact"/>
+            </w:pPr>
+            <w:r>
+              <w:t xml:space="preserve">Used</w:t>
+            </w:r>
+            <w:r>
+              <w:t xml:space="preserve"> </w:t>
+            </w:r>
+            <w:r>
+              <w:rPr>
+                <w:b/>
+                <w:bCs/>
+              </w:rPr>
+              <w:t xml:space="preserve">inside</w:t>
+            </w:r>
+            <w:r>
+              <w:t xml:space="preserve"> </w:t>
+            </w:r>
+            <w:r>
+              <w:t xml:space="preserve">scope queries and policy consumers/providers</w:t>
+            </w:r>
+          </w:p>
+        </w:tc>
+      </w:tr>
+      <w:tr>
+        <w:tc>
+          <w:tcPr/>
+          <w:p>
+            <w:pPr>
+              <w:pStyle w:val="Compact"/>
+            </w:pPr>
+            <w:r>
+              <w:rPr>
+                <w:b/>
+                <w:bCs/>
+              </w:rPr>
+              <w:t xml:space="preserve">Inventory filter</w:t>
+            </w:r>
+          </w:p>
+        </w:tc>
+        <w:tc>
+          <w:tcPr/>
+          <w:p>
+            <w:pPr>
+              <w:pStyle w:val="Compact"/>
+            </w:pPr>
+            <w:r>
+              <w:t xml:space="preserve">Named, reusable query (scope-bound) for grouping workloads</w:t>
+            </w:r>
+          </w:p>
+        </w:tc>
+        <w:tc>
+          <w:tcPr/>
+          <w:p>
+            <w:pPr>
+              <w:pStyle w:val="Compact"/>
+            </w:pPr>
+            <w:r>
+              <w:t xml:space="preserve">Becomes IP sets →</w:t>
+            </w:r>
+            <w:r>
+              <w:t xml:space="preserve"> </w:t>
+            </w:r>
+            <w:r>
+              <w:rPr>
+                <w:rStyle w:val="VerbatimChar"/>
+                <w:b/>
+                <w:bCs/>
+              </w:rPr>
+              <w:t xml:space="preserve">WorkloadObj__*</w:t>
+            </w:r>
+            <w:r>
+              <w:t xml:space="preserve"> </w:t>
+            </w:r>
+            <w:r>
+              <w:t xml:space="preserve">dynamic objects in FMC</w:t>
+            </w:r>
+          </w:p>
+        </w:tc>
+      </w:tr>
+      <w:tr>
+        <w:tc>
+          <w:tcPr/>
+          <w:p>
+            <w:pPr>
+              <w:pStyle w:val="Compact"/>
+            </w:pPr>
+            <w:r>
+              <w:rPr>
+                <w:b/>
+                <w:bCs/>
+              </w:rPr>
+              <w:t xml:space="preserve">Cluster</w:t>
+            </w:r>
+          </w:p>
+        </w:tc>
+        <w:tc>
+          <w:tcPr/>
+          <w:p>
+            <w:pPr>
+              <w:pStyle w:val="Compact"/>
+            </w:pPr>
+            <w:r>
+              <w:t xml:space="preserve">ADM-derived workload group (often ephemeral)</w:t>
+            </w:r>
+          </w:p>
+        </w:tc>
+        <w:tc>
+          <w:tcPr/>
+          <w:p>
+            <w:pPr>
+              <w:pStyle w:val="Compact"/>
+            </w:pPr>
+            <w:r>
+              <w:t xml:space="preserve">Can be</w:t>
+            </w:r>
+            <w:r>
+              <w:t xml:space="preserve"> </w:t>
+            </w:r>
+            <w:r>
+              <w:rPr>
+                <w:b/>
+                <w:bCs/>
+              </w:rPr>
+              <w:t xml:space="preserve">converted to inventory filter</w:t>
+            </w:r>
+            <w:r>
+              <w:t xml:space="preserve"> </w:t>
+            </w:r>
+            <w:r>
+              <w:t xml:space="preserve">for stable enforcement</w:t>
+            </w:r>
+          </w:p>
+        </w:tc>
+      </w:tr>
+      <w:tr>
+        <w:tc>
+          <w:tcPr/>
+          <w:p>
+            <w:pPr>
+              <w:pStyle w:val="Compact"/>
+            </w:pPr>
+            <w:r>
+              <w:rPr>
+                <w:rStyle w:val="VerbatimChar"/>
+                <w:b/>
+                <w:bCs/>
+              </w:rPr>
+              <w:t xml:space="preserve">WorkloadObj__*</w:t>
+            </w:r>
+          </w:p>
+        </w:tc>
+        <w:tc>
+          <w:tcPr/>
+          <w:p>
+            <w:pPr>
+              <w:pStyle w:val="Compact"/>
+            </w:pPr>
+            <w:r>
+              <w:t xml:space="preserve">FMC</w:t>
+            </w:r>
+            <w:r>
+              <w:t xml:space="preserve"> </w:t>
+            </w:r>
+            <w:r>
+              <w:rPr>
+                <w:b/>
+                <w:bCs/>
+              </w:rPr>
+              <w:t xml:space="preserve">Dynamic Object</w:t>
+            </w:r>
+            <w:r>
+              <w:t xml:space="preserve"> </w:t>
+            </w:r>
+            <w:r>
+              <w:t xml:space="preserve">created by CSW FMC connector</w:t>
+            </w:r>
+          </w:p>
+        </w:tc>
+        <w:tc>
+          <w:tcPr/>
+          <w:p>
+            <w:pPr>
+              <w:pStyle w:val="Compact"/>
+            </w:pPr>
+            <w:r>
+              <w:t xml:space="preserve">Membership updates automatically when inventory changes</w:t>
+            </w:r>
+          </w:p>
+        </w:tc>
+      </w:tr>
+      <w:tr>
+        <w:tc>
+          <w:tcPr/>
+          <w:p>
+            <w:pPr>
+              <w:pStyle w:val="Compact"/>
+            </w:pPr>
+            <w:r>
+              <w:rPr>
+                <w:rStyle w:val="VerbatimChar"/>
+                <w:b/>
+                <w:bCs/>
+              </w:rPr>
+              <w:t xml:space="preserve">Workload__*</w:t>
+            </w:r>
+            <w:r>
+              <w:rPr>
+                <w:b/>
+                <w:bCs/>
+              </w:rPr>
+              <w:t xml:space="preserve"> </w:t>
+            </w:r>
+            <w:r>
+              <w:rPr>
+                <w:b/>
+                <w:bCs/>
+              </w:rPr>
+              <w:t xml:space="preserve">/</w:t>
+            </w:r>
+            <w:r>
+              <w:rPr>
+                <w:b/>
+                <w:bCs/>
+              </w:rPr>
+              <w:t xml:space="preserve"> </w:t>
+            </w:r>
+            <w:r>
+              <w:rPr>
+                <w:rStyle w:val="VerbatimChar"/>
+                <w:b/>
+                <w:bCs/>
+              </w:rPr>
+              <w:t xml:space="preserve">Workload_ca__*</w:t>
+            </w:r>
+          </w:p>
+        </w:tc>
+        <w:tc>
+          <w:tcPr/>
+          <w:p>
+            <w:pPr>
+              <w:pStyle w:val="Compact"/>
+            </w:pPr>
+            <w:r>
+              <w:t xml:space="preserve">FMC</w:t>
+            </w:r>
+            <w:r>
+              <w:t xml:space="preserve"> </w:t>
+            </w:r>
+            <w:r>
+              <w:rPr>
+                <w:b/>
+                <w:bCs/>
+              </w:rPr>
+              <w:t xml:space="preserve">ACP rules</w:t>
+            </w:r>
+            <w:r>
+              <w:t xml:space="preserve"> </w:t>
+            </w:r>
+            <w:r>
+              <w:t xml:space="preserve">pushed from enforced CSW workspaces</w:t>
+            </w:r>
+          </w:p>
+        </w:tc>
+        <w:tc>
+          <w:tcPr/>
+          <w:p>
+            <w:pPr>
+              <w:pStyle w:val="Compact"/>
+            </w:pPr>
+            <w:r>
+              <w:t xml:space="preserve">L3/L4 segmentation rules referencing</w:t>
+            </w:r>
+            <w:r>
+              <w:t xml:space="preserve"> </w:t>
+            </w:r>
+            <w:r>
+              <w:rPr>
+                <w:rStyle w:val="VerbatimChar"/>
+              </w:rPr>
+              <w:t xml:space="preserve">WorkloadObj__</w:t>
+            </w:r>
+            <w:r>
+              <w:t xml:space="preserve"> </w:t>
+            </w:r>
+            <w:r>
+              <w:t xml:space="preserve">objects</w:t>
+            </w:r>
+          </w:p>
+        </w:tc>
+      </w:tr>
+      <w:tr>
+        <w:tc>
+          <w:tcPr/>
+          <w:p>
+            <w:pPr>
+              <w:pStyle w:val="Compact"/>
+            </w:pPr>
+            <w:r>
+              <w:rPr>
+                <w:b/>
+                <w:bCs/>
+              </w:rPr>
+              <w:t xml:space="preserve">CSDAC</w:t>
+            </w:r>
+            <w:r>
+              <w:t xml:space="preserve"> </w:t>
+            </w:r>
+            <w:r>
+              <w:t xml:space="preserve">(FMC Dynamic Attribute Connector)</w:t>
+            </w:r>
+          </w:p>
+        </w:tc>
+        <w:tc>
+          <w:tcPr/>
+          <w:p>
+            <w:pPr>
+              <w:pStyle w:val="Compact"/>
+            </w:pPr>
+            <w:r>
+              <w:rPr>
+                <w:b/>
+                <w:bCs/>
+              </w:rPr>
+              <w:t xml:space="preserve">Separate</w:t>
+            </w:r>
+            <w:r>
+              <w:t xml:space="preserve"> </w:t>
+            </w:r>
+            <w:r>
+              <w:t xml:space="preserve">FMC feature for cloud tag → FMC objects</w:t>
+            </w:r>
+          </w:p>
+        </w:tc>
+        <w:tc>
+          <w:tcPr/>
+          <w:p>
+            <w:pPr>
+              <w:pStyle w:val="Compact"/>
+            </w:pPr>
+            <w:r>
+              <w:t xml:space="preserve">AWS/Azure/GCP tags —</w:t>
+            </w:r>
+            <w:r>
+              <w:t xml:space="preserve"> </w:t>
+            </w:r>
+            <w:r>
+              <w:rPr>
+                <w:b/>
+                <w:bCs/>
+              </w:rPr>
+              <w:t xml:space="preserve">not</w:t>
+            </w:r>
+            <w:r>
+              <w:t xml:space="preserve"> </w:t>
+            </w:r>
+            <w:r>
+              <w:t xml:space="preserve">the CSW</w:t>
+            </w:r>
+            <w:r>
+              <w:t xml:space="preserve"> </w:t>
+            </w:r>
+            <w:r>
+              <w:rPr>
+                <w:rStyle w:val="VerbatimChar"/>
+              </w:rPr>
+              <w:t xml:space="preserve">WorkloadObj__</w:t>
+            </w:r>
+            <w:r>
+              <w:t xml:space="preserve"> </w:t>
+            </w:r>
+            <w:r>
+              <w:t xml:space="preserve">path</w:t>
+            </w:r>
+          </w:p>
+        </w:tc>
+      </w:tr>
+    </w:tbl>
+    <w:p>
+      <w:pPr>
+        <w:pStyle w:val="BodyText"/>
+      </w:pPr>
+      <w:r>
+        <w:rPr>
+          <w:b/>
+          <w:bCs/>
+        </w:rPr>
+        <w:t xml:space="preserve">Key FMC integration quote (Cisco docs):</w:t>
+      </w:r>
+    </w:p>
+    <w:p>
+      <w:pPr>
+        <w:pStyle w:val="BlockText"/>
+      </w:pPr>
+      <w:r>
+        <w:t xml:space="preserve">Secure Workload enforced segmentation policies are converted into Access Control Policies, utilizing</w:t>
+      </w:r>
+      <w:r>
+        <w:t xml:space="preserve"> </w:t>
+      </w:r>
+      <w:r>
+        <w:rPr>
+          <w:b/>
+          <w:bCs/>
+        </w:rPr>
+        <w:t xml:space="preserve">IP address sets derived from scopes, inventory filters, and clusters</w:t>
+      </w:r>
+      <w:r>
+        <w:t xml:space="preserve">. These sets are transformed into</w:t>
+      </w:r>
+      <w:r>
+        <w:t xml:space="preserve"> </w:t>
+      </w:r>
+      <w:r>
+        <w:rPr>
+          <w:b/>
+          <w:bCs/>
+        </w:rPr>
+        <w:t xml:space="preserve">dynamic objects</w:t>
+      </w:r>
+      <w:r>
+        <w:t xml:space="preserve"> </w:t>
+      </w:r>
+      <w:r>
+        <w:t xml:space="preserve">within FMC.</w:t>
+      </w:r>
+    </w:p>
+    <w:p>
+      <w:pPr>
+        <w:pStyle w:val="FirstParagraph"/>
+      </w:pPr>
+      <w:r>
+        <w:t xml:space="preserve">Network inventory is</w:t>
+      </w:r>
+      <w:r>
+        <w:t xml:space="preserve"> </w:t>
+      </w:r>
+      <w:r>
+        <w:rPr>
+          <w:b/>
+          <w:bCs/>
+        </w:rPr>
+        <w:t xml:space="preserve">dynamically updated</w:t>
+      </w:r>
+      <w:r>
+        <w:t xml:space="preserve"> </w:t>
+      </w:r>
+      <w:r>
+        <w:t xml:space="preserve">from inventory filters; when workloads are added, changed, or removed, CSW updates FMC Dynamic Objects and</w:t>
+      </w:r>
+      <w:r>
+        <w:t xml:space="preserve"> </w:t>
+      </w:r>
+      <w:r>
+        <w:rPr>
+          <w:b/>
+          <w:bCs/>
+        </w:rPr>
+        <w:t xml:space="preserve">auto-deploys</w:t>
+      </w:r>
+      <w:r>
+        <w:t xml:space="preserve"> </w:t>
+      </w:r>
+      <w:r>
+        <w:t xml:space="preserve">to FTD — no manual FMC redeploy for object membership changes.</w:t>
+      </w:r>
+    </w:p>
+    <w:p>
+      <w:r>
+        <w:pict>
+          <v:rect style="width:0;height:1.5pt" o:hralign="center" o:hrstd="t" o:hr="t"/>
+        </w:pict>
+      </w:r>
+    </w:p>
+    <w:bookmarkEnd w:id="95"/>
+    <w:bookmarkStart w:id="96" w:name="end-to-end-mapping-chain"/>
+    <w:p>
+      <w:pPr>
+        <w:pStyle w:val="Heading2"/>
+      </w:pPr>
+      <w:r>
+        <w:t xml:space="preserve">End-to-end mapping chain</w:t>
+      </w:r>
+    </w:p>
+    <w:p>
+      <w:pPr>
+        <w:pStyle w:val="SourceCode"/>
+      </w:pPr>
+      <w:r>
+        <w:rPr>
+          <w:rStyle w:val="VerbatimChar"/>
+        </w:rPr>
+        <w:t xml:space="preserve">flowchart LR</w:t>
+      </w:r>
+      <w:r>
+        <w:br/>
+      </w:r>
+      <w:r>
+        <w:rPr>
+          <w:rStyle w:val="VerbatimChar"/>
+        </w:rPr>
+        <w:t xml:space="preserve">  subgraph CSW["Cisco Secure Workload"]</w:t>
+      </w:r>
+      <w:r>
+        <w:br/>
+      </w:r>
+      <w:r>
+        <w:rPr>
+          <w:rStyle w:val="VerbatimChar"/>
+        </w:rPr>
+        <w:t xml:space="preserve">    L["Labels&lt;br/&gt;CMDB · cloud · manual"]</w:t>
+      </w:r>
+      <w:r>
+        <w:br/>
+      </w:r>
+      <w:r>
+        <w:rPr>
+          <w:rStyle w:val="VerbatimChar"/>
+        </w:rPr>
+        <w:t xml:space="preserve">    SQ["Scope query"]</w:t>
+      </w:r>
+      <w:r>
+        <w:br/>
+      </w:r>
+      <w:r>
+        <w:rPr>
+          <w:rStyle w:val="VerbatimChar"/>
+        </w:rPr>
+        <w:t xml:space="preserve">    IF["Inventory filters&lt;br/&gt;+ clusters"]</w:t>
+      </w:r>
+      <w:r>
+        <w:br/>
+      </w:r>
+      <w:r>
+        <w:rPr>
+          <w:rStyle w:val="VerbatimChar"/>
+        </w:rPr>
+        <w:t xml:space="preserve">    POL["Policies&lt;br/&gt;consumer / provider"]</w:t>
+      </w:r>
+      <w:r>
+        <w:br/>
+      </w:r>
+      <w:r>
+        <w:rPr>
+          <w:rStyle w:val="VerbatimChar"/>
+        </w:rPr>
+        <w:t xml:space="preserve">    WS["Workspace&lt;br/&gt;Monitor → Enforce"]</w:t>
+      </w:r>
+      <w:r>
+        <w:br/>
+      </w:r>
+      <w:r>
+        <w:rPr>
+          <w:rStyle w:val="VerbatimChar"/>
+        </w:rPr>
+        <w:t xml:space="preserve">    L --&gt; SQ</w:t>
+      </w:r>
+      <w:r>
+        <w:br/>
+      </w:r>
+      <w:r>
+        <w:rPr>
+          <w:rStyle w:val="VerbatimChar"/>
+        </w:rPr>
+        <w:t xml:space="preserve">    SQ --&gt; IF</w:t>
+      </w:r>
+      <w:r>
+        <w:br/>
+      </w:r>
+      <w:r>
+        <w:rPr>
+          <w:rStyle w:val="VerbatimChar"/>
+        </w:rPr>
+        <w:t xml:space="preserve">    IF --&gt; POL</w:t>
+      </w:r>
+      <w:r>
+        <w:br/>
+      </w:r>
+      <w:r>
+        <w:rPr>
+          <w:rStyle w:val="VerbatimChar"/>
+        </w:rPr>
+        <w:t xml:space="preserve">    POL --&gt; WS</w:t>
+      </w:r>
+      <w:r>
+        <w:br/>
+      </w:r>
+      <w:r>
+        <w:rPr>
+          <w:rStyle w:val="VerbatimChar"/>
+        </w:rPr>
+        <w:t xml:space="preserve">  end</w:t>
+      </w:r>
+      <w:r>
+        <w:br/>
+      </w:r>
+      <w:r>
+        <w:br/>
+      </w:r>
+      <w:r>
+        <w:rPr>
+          <w:rStyle w:val="VerbatimChar"/>
+        </w:rPr>
+        <w:t xml:space="preserve">  subgraph FMC["FMC / FTD"]</w:t>
+      </w:r>
+      <w:r>
+        <w:br/>
+      </w:r>
+      <w:r>
+        <w:rPr>
+          <w:rStyle w:val="VerbatimChar"/>
+        </w:rPr>
+        <w:t xml:space="preserve">    MAP["ACP ↔ Scope mapping&lt;br/&gt;1:1 · topology-aware"]</w:t>
+      </w:r>
+      <w:r>
+        <w:br/>
+      </w:r>
+      <w:r>
+        <w:rPr>
+          <w:rStyle w:val="VerbatimChar"/>
+        </w:rPr>
+        <w:t xml:space="preserve">    DO["Dynamic Objects&lt;br/&gt;WorkloadObj__*"]</w:t>
+      </w:r>
+      <w:r>
+        <w:br/>
+      </w:r>
+      <w:r>
+        <w:rPr>
+          <w:rStyle w:val="VerbatimChar"/>
+        </w:rPr>
+        <w:t xml:space="preserve">    RULES["ACP rules&lt;br/&gt;Workload__* · Workload_golden__*"]</w:t>
+      </w:r>
+      <w:r>
+        <w:br/>
+      </w:r>
+      <w:r>
+        <w:rPr>
+          <w:rStyle w:val="VerbatimChar"/>
+        </w:rPr>
+        <w:t xml:space="preserve">    WS --&gt;|"FMC Connector"| MAP</w:t>
+      </w:r>
+      <w:r>
+        <w:br/>
+      </w:r>
+      <w:r>
+        <w:rPr>
+          <w:rStyle w:val="VerbatimChar"/>
+        </w:rPr>
+        <w:t xml:space="preserve">    IF --&gt; DO</w:t>
+      </w:r>
+      <w:r>
+        <w:br/>
+      </w:r>
+      <w:r>
+        <w:rPr>
+          <w:rStyle w:val="VerbatimChar"/>
+        </w:rPr>
+        <w:t xml:space="preserve">    POL --&gt; RULES</w:t>
+      </w:r>
+      <w:r>
+        <w:br/>
+      </w:r>
+      <w:r>
+        <w:rPr>
+          <w:rStyle w:val="VerbatimChar"/>
+        </w:rPr>
+        <w:t xml:space="preserve">    DO --&gt; RULES</w:t>
+      </w:r>
+      <w:r>
+        <w:br/>
+      </w:r>
+      <w:r>
+        <w:rPr>
+          <w:rStyle w:val="VerbatimChar"/>
+        </w:rPr>
+        <w:t xml:space="preserve">    RULES --&gt; FTD["FTD deploy"]</w:t>
+      </w:r>
+      <w:r>
+        <w:br/>
+      </w:r>
+      <w:r>
+        <w:rPr>
+          <w:rStyle w:val="VerbatimChar"/>
+        </w:rPr>
+        <w:t xml:space="preserve">  end</w:t>
+      </w:r>
+    </w:p>
+    <w:p>
+      <w:pPr>
+        <w:pStyle w:val="FirstParagraph"/>
+      </w:pPr>
+      <w:r>
+        <w:rPr>
+          <w:b/>
+          <w:bCs/>
+        </w:rPr>
+        <w:t xml:space="preserve">Order of operations:</w:t>
+      </w:r>
+      <w:r>
+        <w:t xml:space="preserve"> </w:t>
+      </w:r>
+      <w:r>
+        <w:t xml:space="preserve">Labels → Scope tree + queries → Inventory filters → ADM/policy →</w:t>
+      </w:r>
+      <w:r>
+        <w:t xml:space="preserve"> </w:t>
+      </w:r>
+      <w:r>
+        <w:rPr>
+          <w:b/>
+          <w:bCs/>
+        </w:rPr>
+        <w:t xml:space="preserve">then</w:t>
+      </w:r>
+      <w:r>
+        <w:t xml:space="preserve"> </w:t>
+      </w:r>
+      <w:r>
+        <w:t xml:space="preserve">FMC connector ACP mapping → enforce workspace.</w:t>
+      </w:r>
+    </w:p>
+    <w:p>
+      <w:r>
+        <w:pict>
+          <v:rect style="width:0;height:1.5pt" o:hralign="center" o:hrstd="t" o:hr="t"/>
+        </w:pict>
+      </w:r>
+    </w:p>
+    <w:bookmarkEnd w:id="96"/>
+    <w:bookmarkStart w:id="105" w:name="phase-0--foundations-jason-maynard"/>
+    <w:p>
+      <w:pPr>
+        <w:pStyle w:val="Heading2"/>
+      </w:pPr>
+      <w:r>
+        <w:t xml:space="preserve">Phase 0 — Foundations (Jason Maynard)</w:t>
+      </w:r>
+    </w:p>
+    <w:p>
+      <w:pPr>
+        <w:pStyle w:val="FirstParagraph"/>
+      </w:pPr>
+      <w:r>
+        <w:rPr>
+          <w:b/>
+          <w:bCs/>
+        </w:rPr>
+        <w:t xml:space="preserve">Jason Maynard</w:t>
+      </w:r>
+      <w:r>
+        <w:t xml:space="preserve"> </w:t>
+      </w:r>
+      <w:r>
+        <w:t xml:space="preserve">(</w:t>
+      </w:r>
+      <w:r>
+        <w:rPr>
+          <w:i/>
+          <w:iCs/>
+        </w:rPr>
+        <w:t xml:space="preserve">How Hard Can It Be?</w:t>
+      </w:r>
+      <w:r>
+        <w:t xml:space="preserve"> </w:t>
+      </w:r>
+      <w:r>
+        <w:t xml:space="preserve">series) covers CSW building blocks on his</w:t>
+      </w:r>
+      <w:r>
+        <w:t xml:space="preserve"> </w:t>
+      </w:r>
+      <w:hyperlink r:id="rId97">
+        <w:r>
+          <w:rPr>
+            <w:rStyle w:val="Hyperlink"/>
+          </w:rPr>
+          <w:t xml:space="preserve">YouTube channel</w:t>
+        </w:r>
+      </w:hyperlink>
+      <w:r>
+        <w:t xml:space="preserve">. Complete</w:t>
+      </w:r>
+      <w:r>
+        <w:t xml:space="preserve"> </w:t>
+      </w:r>
+      <w:r>
+        <w:rPr>
+          <w:b/>
+          <w:bCs/>
+        </w:rPr>
+        <w:t xml:space="preserve">before</w:t>
+      </w:r>
+      <w:r>
+        <w:t xml:space="preserve"> </w:t>
+      </w:r>
+      <w:r>
+        <w:t xml:space="preserve">ACP mapping — Jorge Quintero's firewall series assumes you understand scopes, labels, and filters.</w:t>
+      </w:r>
+    </w:p>
+    <w:tbl>
+      <w:tblPr>
+        <w:tblStyle w:val="Table"/>
+        <w:tblW w:type="auto" w:w="0"/>
+        <w:tblLook w:firstRow="1" w:lastRow="0" w:firstColumn="0" w:lastColumn="0" w:noHBand="0" w:noVBand="0" w:val="0020"/>
+      </w:tblPr>
+      <w:tblGrid>
+        <w:gridCol w:w="1980"/>
+        <w:gridCol w:w="1980"/>
+        <w:gridCol w:w="1980"/>
+        <w:gridCol w:w="1980"/>
+      </w:tblGrid>
+      <w:tr>
+        <w:trPr>
+          <w:tblHeader w:val="on"/>
+        </w:trPr>
+        <w:tc>
+          <w:tcPr/>
+          <w:p>
+            <w:pPr>
+              <w:pStyle w:val="Compact"/>
+              <w:jc w:val="right"/>
+            </w:pPr>
+            <w:r>
+              <w:t xml:space="preserve">Order</w:t>
+            </w:r>
+          </w:p>
+        </w:tc>
+        <w:tc>
+          <w:tcPr/>
+          <w:p>
+            <w:pPr>
+              <w:pStyle w:val="Compact"/>
+            </w:pPr>
+            <w:r>
+              <w:t xml:space="preserve">Video</w:t>
+            </w:r>
+          </w:p>
+        </w:tc>
+        <w:tc>
+          <w:tcPr/>
+          <w:p>
+            <w:pPr>
+              <w:pStyle w:val="Compact"/>
+            </w:pPr>
+            <w:r>
+              <w:t xml:space="preserve">Steps / topics (from catalog)</w:t>
+            </w:r>
+          </w:p>
+        </w:tc>
+        <w:tc>
+          <w:tcPr/>
+          <w:p>
+            <w:pPr>
+              <w:pStyle w:val="Compact"/>
+            </w:pPr>
+            <w:r>
+              <w:t xml:space="preserve">Watch</w:t>
+            </w:r>
+          </w:p>
+        </w:tc>
+      </w:tr>
+      <w:tr>
+        <w:tc>
+          <w:tcPr/>
+          <w:p>
+            <w:pPr>
+              <w:pStyle w:val="Compact"/>
+              <w:jc w:val="right"/>
+            </w:pPr>
+            <w:r>
+              <w:t xml:space="preserve">1</w:t>
+            </w:r>
+          </w:p>
+        </w:tc>
+        <w:tc>
+          <w:tcPr/>
+          <w:p>
+            <w:pPr>
+              <w:pStyle w:val="Compact"/>
+            </w:pPr>
+            <w:r>
+              <w:rPr>
+                <w:b/>
+                <w:bCs/>
+              </w:rPr>
+              <w:t xml:space="preserve">Cisco Secure Workload: Scopes</w:t>
+            </w:r>
+          </w:p>
+        </w:tc>
+        <w:tc>
+          <w:tcPr/>
+          <w:p>
+            <w:pPr>
+              <w:pStyle w:val="Compact"/>
+            </w:pPr>
+            <w:r>
+              <w:t xml:space="preserve">Create scope tree; group workloads for policy; parent/child hierarchy</w:t>
+            </w:r>
+          </w:p>
+        </w:tc>
+        <w:tc>
+          <w:tcPr/>
+          <w:p>
+            <w:pPr>
+              <w:pStyle w:val="Compact"/>
+            </w:pPr>
+            <w:hyperlink r:id="rId98">
+              <w:r>
+                <w:rPr>
+                  <w:rStyle w:val="Hyperlink"/>
+                </w:rPr>
+                <w:t xml:space="preserve">YouTube</w:t>
+              </w:r>
+            </w:hyperlink>
+          </w:p>
+        </w:tc>
+      </w:tr>
+      <w:tr>
+        <w:tc>
+          <w:tcPr/>
+          <w:p>
+            <w:pPr>
+              <w:pStyle w:val="Compact"/>
+              <w:jc w:val="right"/>
+            </w:pPr>
+            <w:r>
+              <w:t xml:space="preserve">2</w:t>
+            </w:r>
+          </w:p>
+        </w:tc>
+        <w:tc>
+          <w:tcPr/>
+          <w:p>
+            <w:pPr>
+              <w:pStyle w:val="Compact"/>
+            </w:pPr>
+            <w:r>
+              <w:rPr>
+                <w:b/>
+                <w:bCs/>
+              </w:rPr>
+              <w:t xml:space="preserve">Cisco Secure Workload: Labels</w:t>
+            </w:r>
+          </w:p>
+        </w:tc>
+        <w:tc>
+          <w:tcPr/>
+          <w:p>
+            <w:pPr>
+              <w:pStyle w:val="Compact"/>
+            </w:pPr>
+            <w:r>
+              <w:t xml:space="preserve">Tag workloads; use labels in queries and policy</w:t>
+            </w:r>
+          </w:p>
+        </w:tc>
+        <w:tc>
+          <w:tcPr/>
+          <w:p>
+            <w:pPr>
+              <w:pStyle w:val="Compact"/>
+            </w:pPr>
+            <w:hyperlink r:id="rId99">
+              <w:r>
+                <w:rPr>
+                  <w:rStyle w:val="Hyperlink"/>
+                </w:rPr>
+                <w:t xml:space="preserve">YouTube</w:t>
+              </w:r>
+            </w:hyperlink>
+          </w:p>
+        </w:tc>
+      </w:tr>
+      <w:tr>
+        <w:tc>
+          <w:tcPr/>
+          <w:p>
+            <w:pPr>
+              <w:pStyle w:val="Compact"/>
+              <w:jc w:val="right"/>
+            </w:pPr>
+            <w:r>
+              <w:t xml:space="preserve">3</w:t>
+            </w:r>
+          </w:p>
+        </w:tc>
+        <w:tc>
+          <w:tcPr/>
+          <w:p>
+            <w:pPr>
+              <w:pStyle w:val="Compact"/>
+            </w:pPr>
+            <w:r>
+              <w:rPr>
+                <w:b/>
+                <w:bCs/>
+              </w:rPr>
+              <w:t xml:space="preserve">Cisco Secure Workload: Inventory Filters</w:t>
+            </w:r>
+          </w:p>
+        </w:tc>
+        <w:tc>
+          <w:tcPr/>
+          <w:p>
+            <w:pPr>
+              <w:pStyle w:val="Compact"/>
+            </w:pPr>
+            <w:r>
+              <w:t xml:space="preserve">Build filters to focus inventory; reusable query groups</w:t>
+            </w:r>
+          </w:p>
+        </w:tc>
+        <w:tc>
+          <w:tcPr/>
+          <w:p>
+            <w:pPr>
+              <w:pStyle w:val="Compact"/>
+            </w:pPr>
+            <w:hyperlink r:id="rId100">
+              <w:r>
+                <w:rPr>
+                  <w:rStyle w:val="Hyperlink"/>
+                </w:rPr>
+                <w:t xml:space="preserve">YouTube</w:t>
+              </w:r>
+            </w:hyperlink>
+          </w:p>
+        </w:tc>
+      </w:tr>
+      <w:tr>
+        <w:tc>
+          <w:tcPr/>
+          <w:p>
+            <w:pPr>
+              <w:pStyle w:val="Compact"/>
+              <w:jc w:val="right"/>
+            </w:pPr>
+            <w:r>
+              <w:t xml:space="preserve">4</w:t>
+            </w:r>
+          </w:p>
+        </w:tc>
+        <w:tc>
+          <w:tcPr/>
+          <w:p>
+            <w:pPr>
+              <w:pStyle w:val="Compact"/>
+            </w:pPr>
+            <w:r>
+              <w:rPr>
+                <w:b/>
+                <w:bCs/>
+              </w:rPr>
+              <w:t xml:space="preserve">Application Dependency Mapping &amp; Policy Analysis</w:t>
+            </w:r>
+          </w:p>
+        </w:tc>
+        <w:tc>
+          <w:tcPr/>
+          <w:p>
+            <w:pPr>
+              <w:pStyle w:val="Compact"/>
+            </w:pPr>
+            <w:r>
+              <w:t xml:space="preserve">Map dependencies; derive segmentation policy from flows</w:t>
+            </w:r>
+          </w:p>
+        </w:tc>
+        <w:tc>
+          <w:tcPr/>
+          <w:p>
+            <w:pPr>
+              <w:pStyle w:val="Compact"/>
+            </w:pPr>
+            <w:hyperlink r:id="rId39">
+              <w:r>
+                <w:rPr>
+                  <w:rStyle w:val="Hyperlink"/>
+                </w:rPr>
+                <w:t xml:space="preserve">YouTube</w:t>
+              </w:r>
+            </w:hyperlink>
+          </w:p>
+        </w:tc>
+      </w:tr>
+      <w:tr>
+        <w:tc>
+          <w:tcPr/>
+          <w:p>
+            <w:pPr>
+              <w:pStyle w:val="Compact"/>
+              <w:jc w:val="right"/>
+            </w:pPr>
+            <w:r>
+              <w:t xml:space="preserve">5</w:t>
+            </w:r>
+          </w:p>
+        </w:tc>
+        <w:tc>
+          <w:tcPr/>
+          <w:p>
+            <w:pPr>
+              <w:pStyle w:val="Compact"/>
+            </w:pPr>
+            <w:r>
+              <w:rPr>
+                <w:b/>
+                <w:bCs/>
+              </w:rPr>
+              <w:t xml:space="preserve">Dynamic Workloads &amp; Policy</w:t>
+            </w:r>
+          </w:p>
+        </w:tc>
+        <w:tc>
+          <w:tcPr/>
+          <w:p>
+            <w:pPr>
+              <w:pStyle w:val="Compact"/>
+            </w:pPr>
+            <w:r>
+              <w:t xml:space="preserve">Policy adapts as workloads move or scale</w:t>
+            </w:r>
+          </w:p>
+        </w:tc>
+        <w:tc>
+          <w:tcPr/>
+          <w:p>
+            <w:pPr>
+              <w:pStyle w:val="Compact"/>
+            </w:pPr>
+            <w:hyperlink r:id="rId101">
+              <w:r>
+                <w:rPr>
+                  <w:rStyle w:val="Hyperlink"/>
+                </w:rPr>
+                <w:t xml:space="preserve">YouTube</w:t>
+              </w:r>
+            </w:hyperlink>
+          </w:p>
+        </w:tc>
+      </w:tr>
+      <w:tr>
+        <w:tc>
+          <w:tcPr/>
+          <w:p>
+            <w:pPr>
+              <w:pStyle w:val="Compact"/>
+              <w:jc w:val="right"/>
+            </w:pPr>
+            <w:r>
+              <w:t xml:space="preserve">6</w:t>
+            </w:r>
+          </w:p>
+        </w:tc>
+        <w:tc>
+          <w:tcPr/>
+          <w:p>
+            <w:pPr>
+              <w:pStyle w:val="Compact"/>
+            </w:pPr>
+            <w:r>
+              <w:rPr>
+                <w:b/>
+                <w:bCs/>
+              </w:rPr>
+              <w:t xml:space="preserve">Policy Visual and Quick Analysis</w:t>
+            </w:r>
+          </w:p>
+        </w:tc>
+        <w:tc>
+          <w:tcPr/>
+          <w:p>
+            <w:pPr>
+              <w:pStyle w:val="Compact"/>
+            </w:pPr>
+            <w:r>
+              <w:t xml:space="preserve">Visualize policy impact before enforce</w:t>
+            </w:r>
+          </w:p>
+        </w:tc>
+        <w:tc>
+          <w:tcPr/>
+          <w:p>
+            <w:pPr>
+              <w:pStyle w:val="Compact"/>
+            </w:pPr>
+            <w:hyperlink r:id="rId102">
+              <w:r>
+                <w:rPr>
+                  <w:rStyle w:val="Hyperlink"/>
+                </w:rPr>
+                <w:t xml:space="preserve">YouTube</w:t>
+              </w:r>
+            </w:hyperlink>
+          </w:p>
+        </w:tc>
+      </w:tr>
+      <w:tr>
+        <w:tc>
+          <w:tcPr/>
+          <w:p>
+            <w:pPr>
+              <w:pStyle w:val="Compact"/>
+              <w:jc w:val="right"/>
+            </w:pPr>
+            <w:r>
+              <w:t xml:space="preserve">7</w:t>
+            </w:r>
+          </w:p>
+        </w:tc>
+        <w:tc>
+          <w:tcPr/>
+          <w:p>
+            <w:pPr>
+              <w:pStyle w:val="Compact"/>
+            </w:pPr>
+            <w:r>
+              <w:rPr>
+                <w:b/>
+                <w:bCs/>
+              </w:rPr>
+              <w:t xml:space="preserve">Production and Test Risk Reduction</w:t>
+            </w:r>
+          </w:p>
+        </w:tc>
+        <w:tc>
+          <w:tcPr/>
+          <w:p>
+            <w:pPr>
+              <w:pStyle w:val="Compact"/>
+            </w:pPr>
+            <w:r>
+              <w:t xml:space="preserve">Macro-segment prod vs non-prod (common first firewall scope)</w:t>
+            </w:r>
+          </w:p>
+        </w:tc>
+        <w:tc>
+          <w:tcPr/>
+          <w:p>
+            <w:pPr>
+              <w:pStyle w:val="Compact"/>
+            </w:pPr>
+            <w:hyperlink r:id="rId103">
+              <w:r>
+                <w:rPr>
+                  <w:rStyle w:val="Hyperlink"/>
+                </w:rPr>
+                <w:t xml:space="preserve">YouTube</w:t>
+              </w:r>
+            </w:hyperlink>
+          </w:p>
+        </w:tc>
+      </w:tr>
+      <w:tr>
+        <w:tc>
+          <w:tcPr/>
+          <w:p>
+            <w:pPr>
+              <w:pStyle w:val="Compact"/>
+              <w:jc w:val="right"/>
+            </w:pPr>
+            <w:r>
+              <w:t xml:space="preserve">8</w:t>
+            </w:r>
+          </w:p>
+        </w:tc>
+        <w:tc>
+          <w:tcPr/>
+          <w:p>
+            <w:pPr>
+              <w:pStyle w:val="Compact"/>
+            </w:pPr>
+            <w:r>
+              <w:rPr>
+                <w:b/>
+                <w:bCs/>
+              </w:rPr>
+              <w:t xml:space="preserve">Flow Analysis</w:t>
+            </w:r>
+          </w:p>
+        </w:tc>
+        <w:tc>
+          <w:tcPr/>
+          <w:p>
+            <w:pPr>
+              <w:pStyle w:val="Compact"/>
+            </w:pPr>
+            <w:r>
+              <w:t xml:space="preserve">Validate NSEL/agent flows before policy (pairs with Part A of firewall guide)</w:t>
+            </w:r>
+          </w:p>
+        </w:tc>
+        <w:tc>
+          <w:tcPr/>
+          <w:p>
+            <w:pPr>
+              <w:pStyle w:val="Compact"/>
+            </w:pPr>
+            <w:hyperlink r:id="rId35">
+              <w:r>
+                <w:rPr>
+                  <w:rStyle w:val="Hyperlink"/>
+                </w:rPr>
+                <w:t xml:space="preserve">YouTube</w:t>
+              </w:r>
+            </w:hyperlink>
+          </w:p>
+        </w:tc>
+      </w:tr>
+    </w:tbl>
+    <w:p>
+      <w:pPr>
+        <w:pStyle w:val="BodyText"/>
+      </w:pPr>
+      <w:r>
+        <w:rPr>
+          <w:b/>
+          <w:bCs/>
+        </w:rPr>
+        <w:t xml:space="preserve">Official channel refresh:</w:t>
+      </w:r>
+      <w:r>
+        <w:t xml:space="preserve"> </w:t>
+      </w:r>
+      <w:hyperlink r:id="rId104">
+        <w:r>
+          <w:rPr>
+            <w:rStyle w:val="Hyperlink"/>
+          </w:rPr>
+          <w:t xml:space="preserve">Inventory Filters (2025–2026)</w:t>
+        </w:r>
+      </w:hyperlink>
+      <w:r>
+        <w:t xml:space="preserve"> </w:t>
+      </w:r>
+      <w:r>
+        <w:t xml:space="preserve">—</w:t>
+      </w:r>
+      <w:r>
+        <w:t xml:space="preserve"> </w:t>
+      </w:r>
+      <w:hyperlink r:id="rId13">
+        <w:r>
+          <w:rPr>
+            <w:rStyle w:val="Hyperlink"/>
+          </w:rPr>
+          <w:t xml:space="preserve">@ciscosecureworkload</w:t>
+        </w:r>
+      </w:hyperlink>
+    </w:p>
+    <w:p>
+      <w:r>
+        <w:pict>
+          <v:rect style="width:0;height:1.5pt" o:hralign="center" o:hrstd="t" o:hr="t"/>
+        </w:pict>
+      </w:r>
+    </w:p>
+    <w:bookmarkEnd w:id="105"/>
+    <w:bookmarkStart w:id="108" w:name="phase-1--scope-query-csw-ui--api"/>
+    <w:p>
+      <w:pPr>
+        <w:pStyle w:val="Heading2"/>
+      </w:pPr>
+      <w:r>
+        <w:t xml:space="preserve">Phase 1 — Scope query (CSW UI / API)</w:t>
+      </w:r>
+    </w:p>
+    <w:p>
+      <w:pPr>
+        <w:pStyle w:val="FirstParagraph"/>
+      </w:pPr>
+      <w:r>
+        <w:t xml:space="preserve">Define</w:t>
+      </w:r>
+      <w:r>
+        <w:t xml:space="preserve"> </w:t>
+      </w:r>
+      <w:r>
+        <w:rPr>
+          <w:b/>
+          <w:bCs/>
+        </w:rPr>
+        <w:t xml:space="preserve">which workloads</w:t>
+      </w:r>
+      <w:r>
+        <w:t xml:space="preserve"> </w:t>
+      </w:r>
+      <w:r>
+        <w:t xml:space="preserve">belong in each scope before FMC mapping.</w:t>
+      </w:r>
+    </w:p>
+    <w:bookmarkStart w:id="106" w:name="steps-csw-user-guide--openapi"/>
+    <w:p>
+      <w:pPr>
+        <w:pStyle w:val="Heading3"/>
+      </w:pPr>
+      <w:r>
+        <w:t xml:space="preserve">Steps (CSW User Guide + OpenAPI)</w:t>
+      </w:r>
+    </w:p>
+    <w:tbl>
+      <w:tblPr>
+        <w:tblStyle w:val="Table"/>
+        <w:tblW w:type="auto" w:w="0"/>
+        <w:tblLook w:firstRow="1" w:lastRow="0" w:firstColumn="0" w:lastColumn="0" w:noHBand="0" w:noVBand="0" w:val="0020"/>
+      </w:tblPr>
+      <w:tblGrid>
+        <w:gridCol w:w="2640"/>
+        <w:gridCol w:w="2640"/>
+        <w:gridCol w:w="2640"/>
+      </w:tblGrid>
+      <w:tr>
+        <w:trPr>
+          <w:tblHeader w:val="on"/>
+        </w:trPr>
+        <w:tc>
+          <w:tcPr/>
+          <w:p>
+            <w:pPr>
+              <w:pStyle w:val="Compact"/>
+            </w:pPr>
+            <w:r>
+              <w:t xml:space="preserve">Step</w:t>
+            </w:r>
+          </w:p>
+        </w:tc>
+        <w:tc>
+          <w:tcPr/>
+          <w:p>
+            <w:pPr>
+              <w:pStyle w:val="Compact"/>
+            </w:pPr>
+            <w:r>
+              <w:t xml:space="preserve">Action</w:t>
+            </w:r>
+          </w:p>
+        </w:tc>
+        <w:tc>
+          <w:tcPr/>
+          <w:p>
+            <w:pPr>
+              <w:pStyle w:val="Compact"/>
+            </w:pPr>
+            <w:r>
+              <w:t xml:space="preserve">Notes</w:t>
+            </w:r>
+          </w:p>
+        </w:tc>
+      </w:tr>
+      <w:tr>
+        <w:tc>
+          <w:tcPr/>
+          <w:p>
+            <w:pPr>
+              <w:pStyle w:val="Compact"/>
+            </w:pPr>
+            <w:r>
+              <w:t xml:space="preserve">1</w:t>
+            </w:r>
+          </w:p>
+        </w:tc>
+        <w:tc>
+          <w:tcPr/>
+          <w:p>
+            <w:pPr>
+              <w:pStyle w:val="Compact"/>
+            </w:pPr>
+            <w:r>
+              <w:rPr>
+                <w:b/>
+                <w:bCs/>
+              </w:rPr>
+              <w:t xml:space="preserve">Manage → Scopes</w:t>
+            </w:r>
+            <w:r>
+              <w:t xml:space="preserve"> </w:t>
+            </w:r>
+            <w:r>
+              <w:t xml:space="preserve">(or tenant scope tree)</w:t>
+            </w:r>
+          </w:p>
+        </w:tc>
+        <w:tc>
+          <w:tcPr/>
+          <w:p>
+            <w:pPr>
+              <w:pStyle w:val="Compact"/>
+            </w:pPr>
+            <w:r>
+              <w:t xml:space="preserve">Plan parent (multi-app) vs child/leaf (single app) before FMC</w:t>
+            </w:r>
+          </w:p>
+        </w:tc>
+      </w:tr>
+      <w:tr>
+        <w:tc>
+          <w:tcPr/>
+          <w:p>
+            <w:pPr>
+              <w:pStyle w:val="Compact"/>
+            </w:pPr>
+            <w:r>
+              <w:t xml:space="preserve">2</w:t>
+            </w:r>
+          </w:p>
+        </w:tc>
+        <w:tc>
+          <w:tcPr/>
+          <w:p>
+            <w:pPr>
+              <w:pStyle w:val="Compact"/>
+            </w:pPr>
+            <w:r>
+              <w:rPr>
+                <w:b/>
+                <w:bCs/>
+              </w:rPr>
+              <w:t xml:space="preserve">Create a New Scope</w:t>
+            </w:r>
+          </w:p>
+        </w:tc>
+        <w:tc>
+          <w:tcPr/>
+          <w:p>
+            <w:pPr>
+              <w:pStyle w:val="Compact"/>
+            </w:pPr>
+            <w:r>
+              <w:t xml:space="preserve">Name aligned to app or zone boundary (e.g.</w:t>
+            </w:r>
+            <w:r>
+              <w:t xml:space="preserve"> </w:t>
+            </w:r>
+            <w:r>
+              <w:rPr>
+                <w:rStyle w:val="VerbatimChar"/>
+              </w:rPr>
+              <w:t xml:space="preserve">Prod-Payments-App</w:t>
+            </w:r>
+            <w:r>
+              <w:t xml:space="preserve">)</w:t>
+            </w:r>
+          </w:p>
+        </w:tc>
+      </w:tr>
+      <w:tr>
+        <w:tc>
+          <w:tcPr/>
+          <w:p>
+            <w:pPr>
+              <w:pStyle w:val="Compact"/>
+            </w:pPr>
+            <w:r>
+              <w:t xml:space="preserve">3</w:t>
+            </w:r>
+          </w:p>
+        </w:tc>
+        <w:tc>
+          <w:tcPr/>
+          <w:p>
+            <w:pPr>
+              <w:pStyle w:val="Compact"/>
+            </w:pPr>
+            <w:r>
+              <w:rPr>
+                <w:b/>
+                <w:bCs/>
+              </w:rPr>
+              <w:t xml:space="preserve">Edit scope query</w:t>
+            </w:r>
+          </w:p>
+        </w:tc>
+        <w:tc>
+          <w:tcPr/>
+          <w:p>
+            <w:pPr>
+              <w:pStyle w:val="Compact"/>
+            </w:pPr>
+            <w:r>
+              <w:t xml:space="preserve">Use labels, IP, hostname, agent attributes, connector metadata</w:t>
+            </w:r>
+          </w:p>
+        </w:tc>
+      </w:tr>
+      <w:tr>
+        <w:tc>
+          <w:tcPr/>
+          <w:p>
+            <w:pPr>
+              <w:pStyle w:val="Compact"/>
+            </w:pPr>
+            <w:r>
+              <w:t xml:space="preserve">4</w:t>
+            </w:r>
+          </w:p>
+        </w:tc>
+        <w:tc>
+          <w:tcPr/>
+          <w:p>
+            <w:pPr>
+              <w:pStyle w:val="Compact"/>
+            </w:pPr>
+            <w:r>
+              <w:rPr>
+                <w:b/>
+                <w:bCs/>
+              </w:rPr>
+              <w:t xml:space="preserve">Review Scope Query Change Impact</w:t>
+            </w:r>
+          </w:p>
+        </w:tc>
+        <w:tc>
+          <w:tcPr/>
+          <w:p>
+            <w:pPr>
+              <w:pStyle w:val="Compact"/>
+            </w:pPr>
+            <w:r>
+              <w:t xml:space="preserve">UI modal shows affected workloads and policies</w:t>
+            </w:r>
+          </w:p>
+        </w:tc>
+      </w:tr>
+      <w:tr>
+        <w:tc>
+          <w:tcPr/>
+          <w:p>
+            <w:pPr>
+              <w:pStyle w:val="Compact"/>
+            </w:pPr>
+            <w:r>
+              <w:t xml:space="preserve">5</w:t>
+            </w:r>
+          </w:p>
+        </w:tc>
+        <w:tc>
+          <w:tcPr/>
+          <w:p>
+            <w:pPr>
+              <w:pStyle w:val="Compact"/>
+            </w:pPr>
+            <w:r>
+              <w:rPr>
+                <w:b/>
+                <w:bCs/>
+              </w:rPr>
+              <w:t xml:space="preserve">Commit scope query changes</w:t>
+            </w:r>
+          </w:p>
+        </w:tc>
+        <w:tc>
+          <w:tcPr/>
+          <w:p>
+            <w:pPr>
+              <w:pStyle w:val="Compact"/>
+            </w:pPr>
+            <w:r>
+              <w:t xml:space="preserve">API:</w:t>
+            </w:r>
+            <w:r>
+              <w:t xml:space="preserve"> </w:t>
+            </w:r>
+            <w:r>
+              <w:rPr>
+                <w:rStyle w:val="VerbatimChar"/>
+              </w:rPr>
+              <w:t xml:space="preserve">POST /scopes/{id}/commit_query_changes</w:t>
+            </w:r>
+            <w:r>
+              <w:t xml:space="preserve"> </w:t>
+            </w:r>
+            <w:r>
+              <w:t xml:space="preserve">— until committed, query is draft</w:t>
+            </w:r>
+          </w:p>
+        </w:tc>
+      </w:tr>
+      <w:tr>
+        <w:tc>
+          <w:tcPr/>
+          <w:p>
+            <w:pPr>
+              <w:pStyle w:val="Compact"/>
+            </w:pPr>
+            <w:r>
+              <w:t xml:space="preserve">6</w:t>
+            </w:r>
+          </w:p>
+        </w:tc>
+        <w:tc>
+          <w:tcPr/>
+          <w:p>
+            <w:pPr>
+              <w:pStyle w:val="Compact"/>
+            </w:pPr>
+            <w:r>
+              <w:rPr>
+                <w:b/>
+                <w:bCs/>
+              </w:rPr>
+              <w:t xml:space="preserve">View workloads in scope</w:t>
+            </w:r>
+          </w:p>
+        </w:tc>
+        <w:tc>
+          <w:tcPr/>
+          <w:p>
+            <w:pPr>
+              <w:pStyle w:val="Compact"/>
+            </w:pPr>
+            <w:r>
+              <w:t xml:space="preserve">Confirm count matches expectation before enforce</w:t>
+            </w:r>
+          </w:p>
+        </w:tc>
+      </w:tr>
+      <w:tr>
+        <w:tc>
+          <w:tcPr/>
+          <w:p>
+            <w:pPr>
+              <w:pStyle w:val="Compact"/>
+            </w:pPr>
+            <w:r>
+              <w:t xml:space="preserve">7</w:t>
+            </w:r>
+          </w:p>
+        </w:tc>
+        <w:tc>
+          <w:tcPr/>
+          <w:p>
+            <w:pPr>
+              <w:pStyle w:val="Compact"/>
+            </w:pPr>
+            <w:r>
+              <w:rPr>
+                <w:b/>
+                <w:bCs/>
+              </w:rPr>
+              <w:t xml:space="preserve">Policy inheritance</w:t>
+            </w:r>
+          </w:p>
+        </w:tc>
+        <w:tc>
+          <w:tcPr/>
+          <w:p>
+            <w:pPr>
+              <w:pStyle w:val="Compact"/>
+            </w:pPr>
+            <w:r>
+              <w:t xml:space="preserve">Child scopes inherit parent</w:t>
+            </w:r>
+            <w:r>
+              <w:t xml:space="preserve"> </w:t>
+            </w:r>
+            <w:r>
+              <w:rPr>
+                <w:b/>
+                <w:bCs/>
+              </w:rPr>
+              <w:t xml:space="preserve">guardrail</w:t>
+            </w:r>
+            <w:r>
+              <w:t xml:space="preserve"> </w:t>
+            </w:r>
+            <w:r>
+              <w:t xml:space="preserve">policies (relevant for leaf → ACP mapping)</w:t>
+            </w:r>
+          </w:p>
+        </w:tc>
+      </w:tr>
+    </w:tbl>
+    <w:bookmarkEnd w:id="106"/>
+    <w:bookmarkStart w:id="107" w:name="scope-mapping-strategy-for-fmc"/>
+    <w:p>
+      <w:pPr>
+        <w:pStyle w:val="Heading3"/>
+      </w:pPr>
+      <w:r>
+        <w:t xml:space="preserve">Scope mapping strategy for FMC</w:t>
+      </w:r>
+    </w:p>
+    <w:tbl>
+      <w:tblPr>
+        <w:tblStyle w:val="Table"/>
+        <w:tblW w:type="auto" w:w="0"/>
+        <w:tblLook w:firstRow="1" w:lastRow="0" w:firstColumn="0" w:lastColumn="0" w:noHBand="0" w:noVBand="0" w:val="0020"/>
+      </w:tblPr>
+      <w:tblGrid>
+        <w:gridCol w:w="2640"/>
+        <w:gridCol w:w="2640"/>
+        <w:gridCol w:w="2640"/>
+      </w:tblGrid>
+      <w:tr>
+        <w:trPr>
+          <w:tblHeader w:val="on"/>
+        </w:trPr>
+        <w:tc>
+          <w:tcPr/>
+          <w:p>
+            <w:pPr>
+              <w:pStyle w:val="Compact"/>
+            </w:pPr>
+            <w:r>
+              <w:t xml:space="preserve">FMC mapping</w:t>
+            </w:r>
+          </w:p>
+        </w:tc>
+        <w:tc>
+          <w:tcPr/>
+          <w:p>
+            <w:pPr>
+              <w:pStyle w:val="Compact"/>
+            </w:pPr>
+            <w:r>
+              <w:t xml:space="preserve">Map this scope type</w:t>
+            </w:r>
+          </w:p>
+        </w:tc>
+        <w:tc>
+          <w:tcPr/>
+          <w:p>
+            <w:pPr>
+              <w:pStyle w:val="Compact"/>
+            </w:pPr>
+            <w:r>
+              <w:t xml:space="preserve">CSW pushes</w:t>
+            </w:r>
+          </w:p>
+        </w:tc>
+      </w:tr>
+      <w:tr>
+        <w:tc>
+          <w:tcPr/>
+          <w:p>
+            <w:pPr>
+              <w:pStyle w:val="Compact"/>
+            </w:pPr>
+            <w:r>
+              <w:rPr>
+                <w:b/>
+                <w:bCs/>
+              </w:rPr>
+              <w:t xml:space="preserve">Single application</w:t>
+            </w:r>
+          </w:p>
+        </w:tc>
+        <w:tc>
+          <w:tcPr/>
+          <w:p>
+            <w:pPr>
+              <w:pStyle w:val="Compact"/>
+            </w:pPr>
+            <w:r>
+              <w:rPr>
+                <w:b/>
+                <w:bCs/>
+              </w:rPr>
+              <w:t xml:space="preserve">Child / leaf scope</w:t>
+            </w:r>
+          </w:p>
+        </w:tc>
+        <w:tc>
+          <w:tcPr/>
+          <w:p>
+            <w:pPr>
+              <w:pStyle w:val="Compact"/>
+            </w:pPr>
+            <w:r>
+              <w:t xml:space="preserve">That app's policies + parent guardrails</w:t>
+            </w:r>
+          </w:p>
+        </w:tc>
+      </w:tr>
+      <w:tr>
+        <w:tc>
+          <w:tcPr/>
+          <w:p>
+            <w:pPr>
+              <w:pStyle w:val="Compact"/>
+            </w:pPr>
+            <w:r>
+              <w:rPr>
+                <w:b/>
+                <w:bCs/>
+              </w:rPr>
+              <w:t xml:space="preserve">Multiple applications</w:t>
+            </w:r>
+          </w:p>
+        </w:tc>
+        <w:tc>
+          <w:tcPr/>
+          <w:p>
+            <w:pPr>
+              <w:pStyle w:val="Compact"/>
+            </w:pPr>
+            <w:r>
+              <w:rPr>
+                <w:b/>
+                <w:bCs/>
+              </w:rPr>
+              <w:t xml:space="preserve">Parent scope</w:t>
+            </w:r>
+          </w:p>
+        </w:tc>
+        <w:tc>
+          <w:tcPr/>
+          <w:p>
+            <w:pPr>
+              <w:pStyle w:val="Compact"/>
+            </w:pPr>
+            <w:r>
+              <w:t xml:space="preserve">Parent + eligible</w:t>
+            </w:r>
+            <w:r>
+              <w:t xml:space="preserve"> </w:t>
+            </w:r>
+            <w:r>
+              <w:rPr>
+                <w:b/>
+                <w:bCs/>
+              </w:rPr>
+              <w:t xml:space="preserve">child</w:t>
+            </w:r>
+            <w:r>
+              <w:t xml:space="preserve"> </w:t>
+            </w:r>
+            <w:r>
+              <w:t xml:space="preserve">scope policies (hierarchical)</w:t>
+            </w:r>
+          </w:p>
+        </w:tc>
+      </w:tr>
+    </w:tbl>
+    <w:p>
+      <w:pPr>
+        <w:pStyle w:val="BodyText"/>
+      </w:pPr>
+      <w:r>
+        <w:rPr>
+          <w:b/>
+          <w:bCs/>
+        </w:rPr>
+        <w:t xml:space="preserve">Constraint:</w:t>
+      </w:r>
+      <w:r>
+        <w:t xml:space="preserve"> </w:t>
+      </w:r>
+      <w:r>
+        <w:rPr>
+          <w:b/>
+          <w:bCs/>
+        </w:rPr>
+        <w:t xml:space="preserve">One ACP ↔ one scope only.</w:t>
+      </w:r>
+      <w:r>
+        <w:t xml:space="preserve"> </w:t>
+      </w:r>
+      <w:r>
+        <w:t xml:space="preserve">Plan one FMC Access Control Policy per segmentation boundary.</w:t>
+      </w:r>
+    </w:p>
+    <w:p>
+      <w:r>
+        <w:pict>
+          <v:rect style="width:0;height:1.5pt" o:hralign="center" o:hrstd="t" o:hr="t"/>
+        </w:pict>
+      </w:r>
+    </w:p>
+    <w:bookmarkEnd w:id="107"/>
+    <w:bookmarkEnd w:id="108"/>
+    <w:bookmarkStart w:id="111" w:name="phase-2--inventory-filters--clusters"/>
+    <w:p>
+      <w:pPr>
+        <w:pStyle w:val="Heading2"/>
+      </w:pPr>
+      <w:r>
+        <w:t xml:space="preserve">Phase 2 — Inventory filters &amp; clusters</w:t>
+      </w:r>
+    </w:p>
+    <w:p>
+      <w:pPr>
+        <w:pStyle w:val="FirstParagraph"/>
+      </w:pPr>
+      <w:r>
+        <w:t xml:space="preserve">Inventory filters are the</w:t>
+      </w:r>
+      <w:r>
+        <w:t xml:space="preserve"> </w:t>
+      </w:r>
+      <w:r>
+        <w:rPr>
+          <w:b/>
+          <w:bCs/>
+        </w:rPr>
+        <w:t xml:space="preserve">primary query objects</w:t>
+      </w:r>
+      <w:r>
+        <w:t xml:space="preserve"> </w:t>
+      </w:r>
+      <w:r>
+        <w:t xml:space="preserve">that become</w:t>
+      </w:r>
+      <w:r>
+        <w:t xml:space="preserve"> </w:t>
+      </w:r>
+      <w:r>
+        <w:rPr>
+          <w:rStyle w:val="VerbatimChar"/>
+          <w:b/>
+          <w:bCs/>
+        </w:rPr>
+        <w:t xml:space="preserve">WorkloadObj__*</w:t>
+      </w:r>
+      <w:r>
+        <w:t xml:space="preserve"> </w:t>
+      </w:r>
+      <w:r>
+        <w:t xml:space="preserve">IP sets in FMC.</w:t>
+      </w:r>
+    </w:p>
+    <w:bookmarkStart w:id="109" w:name="steps-csw-user-guide"/>
+    <w:p>
+      <w:pPr>
+        <w:pStyle w:val="Heading3"/>
+      </w:pPr>
+      <w:r>
+        <w:t xml:space="preserve">Steps (CSW User Guide)</w:t>
+      </w:r>
+    </w:p>
+    <w:tbl>
+      <w:tblPr>
+        <w:tblStyle w:val="Table"/>
+        <w:tblW w:type="auto" w:w="0"/>
+        <w:tblLook w:firstRow="1" w:lastRow="0" w:firstColumn="0" w:lastColumn="0" w:noHBand="0" w:noVBand="0" w:val="0020"/>
+      </w:tblPr>
+      <w:tblGrid>
+        <w:gridCol w:w="2640"/>
+        <w:gridCol w:w="2640"/>
+        <w:gridCol w:w="2640"/>
+      </w:tblGrid>
+      <w:tr>
+        <w:trPr>
+          <w:tblHeader w:val="on"/>
+        </w:trPr>
+        <w:tc>
+          <w:tcPr/>
+          <w:p>
+            <w:pPr>
+              <w:pStyle w:val="Compact"/>
+            </w:pPr>
+            <w:r>
+              <w:t xml:space="preserve">Step</w:t>
+            </w:r>
+          </w:p>
+        </w:tc>
+        <w:tc>
+          <w:tcPr/>
+          <w:p>
+            <w:pPr>
+              <w:pStyle w:val="Compact"/>
+            </w:pPr>
+            <w:r>
+              <w:t xml:space="preserve">Action</w:t>
+            </w:r>
+          </w:p>
+        </w:tc>
+        <w:tc>
+          <w:tcPr/>
+          <w:p>
+            <w:pPr>
+              <w:pStyle w:val="Compact"/>
+            </w:pPr>
+            <w:r>
+              <w:t xml:space="preserve">Notes</w:t>
+            </w:r>
+          </w:p>
+        </w:tc>
+      </w:tr>
+      <w:tr>
+        <w:tc>
+          <w:tcPr/>
+          <w:p>
+            <w:pPr>
+              <w:pStyle w:val="Compact"/>
+            </w:pPr>
+            <w:r>
+              <w:t xml:space="preserve">1</w:t>
+            </w:r>
+          </w:p>
+        </w:tc>
+        <w:tc>
+          <w:tcPr/>
+          <w:p>
+            <w:pPr>
+              <w:pStyle w:val="Compact"/>
+            </w:pPr>
+            <w:r>
+              <w:rPr>
+                <w:b/>
+                <w:bCs/>
+              </w:rPr>
+              <w:t xml:space="preserve">Create an Inventory Filter</w:t>
+            </w:r>
+          </w:p>
+        </w:tc>
+        <w:tc>
+          <w:tcPr/>
+          <w:p>
+            <w:pPr>
+              <w:pStyle w:val="Compact"/>
+            </w:pPr>
+            <w:r>
+              <w:t xml:space="preserve">Scope-bound; name reflects consumer/provider role (e.g.</w:t>
+            </w:r>
+            <w:r>
+              <w:t xml:space="preserve"> </w:t>
+            </w:r>
+            <w:r>
+              <w:rPr>
+                <w:rStyle w:val="VerbatimChar"/>
+              </w:rPr>
+              <w:t xml:space="preserve">web-tier</w:t>
+            </w:r>
+            <w:r>
+              <w:t xml:space="preserve">,</w:t>
+            </w:r>
+            <w:r>
+              <w:t xml:space="preserve"> </w:t>
+            </w:r>
+            <w:r>
+              <w:rPr>
+                <w:rStyle w:val="VerbatimChar"/>
+              </w:rPr>
+              <w:t xml:space="preserve">db-tier</w:t>
+            </w:r>
+            <w:r>
+              <w:t xml:space="preserve">)</w:t>
+            </w:r>
+          </w:p>
+        </w:tc>
+      </w:tr>
+      <w:tr>
+        <w:tc>
+          <w:tcPr/>
+          <w:p>
+            <w:pPr>
+              <w:pStyle w:val="Compact"/>
+            </w:pPr>
+            <w:r>
+              <w:t xml:space="preserve">2</w:t>
+            </w:r>
+          </w:p>
+        </w:tc>
+        <w:tc>
+          <w:tcPr/>
+          <w:p>
+            <w:pPr>
+              <w:pStyle w:val="Compact"/>
+            </w:pPr>
+            <w:r>
+              <w:rPr>
+                <w:b/>
+                <w:bCs/>
+              </w:rPr>
+              <w:t xml:space="preserve">Validate an inventory filter query</w:t>
+            </w:r>
+          </w:p>
+        </w:tc>
+        <w:tc>
+          <w:tcPr/>
+          <w:p>
+            <w:pPr>
+              <w:pStyle w:val="Compact"/>
+            </w:pPr>
+            <w:r>
+              <w:t xml:space="preserve">API: validate before save — check match count</w:t>
+            </w:r>
+          </w:p>
+        </w:tc>
+      </w:tr>
+      <w:tr>
+        <w:tc>
+          <w:tcPr/>
+          <w:p>
+            <w:pPr>
+              <w:pStyle w:val="Compact"/>
+            </w:pPr>
+            <w:r>
+              <w:t xml:space="preserve">3</w:t>
+            </w:r>
+          </w:p>
+        </w:tc>
+        <w:tc>
+          <w:tcPr/>
+          <w:p>
+            <w:pPr>
+              <w:pStyle w:val="Compact"/>
+            </w:pPr>
+            <w:r>
+              <w:rPr>
+                <w:b/>
+                <w:bCs/>
+              </w:rPr>
+              <w:t xml:space="preserve">Review Filter Change Impact</w:t>
+            </w:r>
+          </w:p>
+        </w:tc>
+        <w:tc>
+          <w:tcPr/>
+          <w:p>
+            <w:pPr>
+              <w:pStyle w:val="Compact"/>
+            </w:pPr>
+            <w:r>
+              <w:t xml:space="preserve">Shows policy/workspace impact before commit</w:t>
+            </w:r>
+          </w:p>
+        </w:tc>
+      </w:tr>
+      <w:tr>
+        <w:tc>
+          <w:tcPr/>
+          <w:p>
+            <w:pPr>
+              <w:pStyle w:val="Compact"/>
+            </w:pPr>
+            <w:r>
+              <w:t xml:space="preserve">4</w:t>
+            </w:r>
+          </w:p>
+        </w:tc>
+        <w:tc>
+          <w:tcPr/>
+          <w:p>
+            <w:pPr>
+              <w:pStyle w:val="Compact"/>
+            </w:pPr>
+            <w:r>
+              <w:t xml:space="preserve">Run</w:t>
+            </w:r>
+            <w:r>
+              <w:t xml:space="preserve"> </w:t>
+            </w:r>
+            <w:r>
+              <w:rPr>
+                <w:b/>
+                <w:bCs/>
+              </w:rPr>
+              <w:t xml:space="preserve">ADM</w:t>
+            </w:r>
+            <w:r>
+              <w:t xml:space="preserve"> </w:t>
+            </w:r>
+            <w:r>
+              <w:t xml:space="preserve">/ accept clusters</w:t>
+            </w:r>
+          </w:p>
+        </w:tc>
+        <w:tc>
+          <w:tcPr/>
+          <w:p>
+            <w:pPr>
+              <w:pStyle w:val="Compact"/>
+            </w:pPr>
+            <w:r>
+              <w:t xml:space="preserve">ADM may propose</w:t>
+            </w:r>
+            <w:r>
+              <w:t xml:space="preserve"> </w:t>
+            </w:r>
+            <w:r>
+              <w:rPr>
+                <w:b/>
+                <w:bCs/>
+              </w:rPr>
+              <w:t xml:space="preserve">clusters</w:t>
+            </w:r>
+            <w:r>
+              <w:t xml:space="preserve"> </w:t>
+            </w:r>
+            <w:r>
+              <w:t xml:space="preserve">as workload groups</w:t>
+            </w:r>
+          </w:p>
+        </w:tc>
+      </w:tr>
+      <w:tr>
+        <w:tc>
+          <w:tcPr/>
+          <w:p>
+            <w:pPr>
+              <w:pStyle w:val="Compact"/>
+            </w:pPr>
+            <w:r>
+              <w:t xml:space="preserve">5</w:t>
+            </w:r>
+          </w:p>
+        </w:tc>
+        <w:tc>
+          <w:tcPr/>
+          <w:p>
+            <w:pPr>
+              <w:pStyle w:val="Compact"/>
+            </w:pPr>
+            <w:r>
+              <w:rPr>
+                <w:b/>
+                <w:bCs/>
+              </w:rPr>
+              <w:t xml:space="preserve">Convert a Cluster to an Inventory Filter</w:t>
+            </w:r>
+          </w:p>
+        </w:tc>
+        <w:tc>
+          <w:tcPr/>
+          <w:p>
+            <w:pPr>
+              <w:pStyle w:val="Compact"/>
+            </w:pPr>
+            <w:r>
+              <w:t xml:space="preserve">Stabilize ADM output for enforcement</w:t>
+            </w:r>
+          </w:p>
+        </w:tc>
+      </w:tr>
+      <w:tr>
+        <w:tc>
+          <w:tcPr/>
+          <w:p>
+            <w:pPr>
+              <w:pStyle w:val="Compact"/>
+            </w:pPr>
+            <w:r>
+              <w:t xml:space="preserve">6</w:t>
+            </w:r>
+          </w:p>
+        </w:tc>
+        <w:tc>
+          <w:tcPr/>
+          <w:p>
+            <w:pPr>
+              <w:pStyle w:val="Compact"/>
+            </w:pPr>
+            <w:r>
+              <w:t xml:space="preserve">Use filters as</w:t>
+            </w:r>
+            <w:r>
+              <w:t xml:space="preserve"> </w:t>
+            </w:r>
+            <w:r>
+              <w:rPr>
+                <w:b/>
+                <w:bCs/>
+              </w:rPr>
+              <w:t xml:space="preserve">policy consumer/provider</w:t>
+            </w:r>
+          </w:p>
+        </w:tc>
+        <w:tc>
+          <w:tcPr/>
+          <w:p>
+            <w:pPr>
+              <w:pStyle w:val="Compact"/>
+            </w:pPr>
+            <w:r>
+              <w:t xml:space="preserve">Policies reference filters, not raw IP lists</w:t>
+            </w:r>
+          </w:p>
+        </w:tc>
+      </w:tr>
+      <w:tr>
+        <w:tc>
+          <w:tcPr/>
+          <w:p>
+            <w:pPr>
+              <w:pStyle w:val="Compact"/>
+            </w:pPr>
+            <w:r>
+              <w:t xml:space="preserve">7</w:t>
+            </w:r>
+          </w:p>
+        </w:tc>
+        <w:tc>
+          <w:tcPr/>
+          <w:p>
+            <w:pPr>
+              <w:pStyle w:val="Compact"/>
+            </w:pPr>
+            <w:r>
+              <w:rPr>
+                <w:b/>
+                <w:bCs/>
+              </w:rPr>
+              <w:t xml:space="preserve">Dynamic Workloads &amp; Policy</w:t>
+            </w:r>
+          </w:p>
+        </w:tc>
+        <w:tc>
+          <w:tcPr/>
+          <w:p>
+            <w:pPr>
+              <w:pStyle w:val="Compact"/>
+            </w:pPr>
+            <w:r>
+              <w:t xml:space="preserve">When labels/IPs change, filter membership refreshes → FMC objects update</w:t>
+            </w:r>
+          </w:p>
+        </w:tc>
+      </w:tr>
+    </w:tbl>
+    <w:bookmarkEnd w:id="109"/>
+    <w:bookmarkStart w:id="110" w:name="query-building-tips"/>
+    <w:p>
+      <w:pPr>
+        <w:pStyle w:val="Heading3"/>
+      </w:pPr>
+      <w:r>
+        <w:t xml:space="preserve">Query building tips</w:t>
+      </w:r>
+    </w:p>
+    <w:p>
+      <w:pPr>
+        <w:pStyle w:val="Compact"/>
+        <w:numPr>
+          <w:ilvl w:val="0"/>
+          <w:numId w:val="1022"/>
+        </w:numPr>
+      </w:pPr>
+      <w:r>
+        <w:t xml:space="preserve">Combine</w:t>
+      </w:r>
+      <w:r>
+        <w:t xml:space="preserve"> </w:t>
+      </w:r>
+      <w:r>
+        <w:rPr>
+          <w:b/>
+          <w:bCs/>
+        </w:rPr>
+        <w:t xml:space="preserve">labels</w:t>
+      </w:r>
+      <w:r>
+        <w:t xml:space="preserve"> </w:t>
+      </w:r>
+      <w:r>
+        <w:t xml:space="preserve">(from ServiceNow, cloud connectors, manual) with</w:t>
+      </w:r>
+      <w:r>
+        <w:t xml:space="preserve"> </w:t>
+      </w:r>
+      <w:r>
+        <w:rPr>
+          <w:b/>
+          <w:bCs/>
+        </w:rPr>
+        <w:t xml:space="preserve">IP/subnet</w:t>
+      </w:r>
+      <w:r>
+        <w:t xml:space="preserve"> </w:t>
+      </w:r>
+      <w:r>
+        <w:t xml:space="preserve">for agentless NSEL-visible hosts.</w:t>
+      </w:r>
+    </w:p>
+    <w:p>
+      <w:pPr>
+        <w:pStyle w:val="Compact"/>
+        <w:numPr>
+          <w:ilvl w:val="0"/>
+          <w:numId w:val="1022"/>
+        </w:numPr>
+      </w:pPr>
+      <w:r>
+        <w:t xml:space="preserve">Keep filter names stable — FMC</w:t>
+      </w:r>
+      <w:r>
+        <w:t xml:space="preserve"> </w:t>
+      </w:r>
+      <w:r>
+        <w:rPr>
+          <w:rStyle w:val="VerbatimChar"/>
+        </w:rPr>
+        <w:t xml:space="preserve">WorkloadObj__</w:t>
+      </w:r>
+      <w:r>
+        <w:t xml:space="preserve"> </w:t>
+      </w:r>
+      <w:r>
+        <w:t xml:space="preserve">names derive from CSW objects.</w:t>
+      </w:r>
+    </w:p>
+    <w:p>
+      <w:pPr>
+        <w:pStyle w:val="Compact"/>
+        <w:numPr>
+          <w:ilvl w:val="0"/>
+          <w:numId w:val="1022"/>
+        </w:numPr>
+      </w:pPr>
+      <w:r>
+        <w:t xml:space="preserve">Prefer</w:t>
+      </w:r>
+      <w:r>
+        <w:t xml:space="preserve"> </w:t>
+      </w:r>
+      <w:r>
+        <w:rPr>
+          <w:b/>
+          <w:bCs/>
+        </w:rPr>
+        <w:t xml:space="preserve">inventory filters</w:t>
+      </w:r>
+      <w:r>
+        <w:t xml:space="preserve"> </w:t>
+      </w:r>
+      <w:r>
+        <w:t xml:space="preserve">over ad-hoc IP lists in policies for FMC dynamic object hygiene.</w:t>
+      </w:r>
+    </w:p>
+    <w:p>
+      <w:r>
+        <w:pict>
+          <v:rect style="width:0;height:1.5pt" o:hralign="center" o:hrstd="t" o:hr="t"/>
+        </w:pict>
+      </w:r>
+    </w:p>
+    <w:bookmarkEnd w:id="110"/>
+    <w:bookmarkEnd w:id="111"/>
+    <w:bookmarkStart w:id="112" w:name="X267dcb18cc04fe7ec5697008a37cd4f566b047f"/>
+    <w:p>
+      <w:pPr>
+        <w:pStyle w:val="Heading2"/>
+      </w:pPr>
+      <w:r>
+        <w:t xml:space="preserve">Phase 3 — Policy workspace (before FMC push)</w:t>
+      </w:r>
+    </w:p>
+    <w:tbl>
+      <w:tblPr>
+        <w:tblStyle w:val="Table"/>
+        <w:tblW w:type="auto" w:w="0"/>
+        <w:tblLook w:firstRow="1" w:lastRow="0" w:firstColumn="0" w:lastColumn="0" w:noHBand="0" w:noVBand="0" w:val="0020"/>
+      </w:tblPr>
+      <w:tblGrid>
+        <w:gridCol w:w="2640"/>
+        <w:gridCol w:w="2640"/>
+        <w:gridCol w:w="2640"/>
+      </w:tblGrid>
+      <w:tr>
+        <w:trPr>
+          <w:tblHeader w:val="on"/>
+        </w:trPr>
+        <w:tc>
+          <w:tcPr/>
+          <w:p>
+            <w:pPr>
+              <w:pStyle w:val="Compact"/>
+            </w:pPr>
+            <w:r>
+              <w:t xml:space="preserve">Step</w:t>
+            </w:r>
+          </w:p>
+        </w:tc>
+        <w:tc>
+          <w:tcPr/>
+          <w:p>
+            <w:pPr>
+              <w:pStyle w:val="Compact"/>
+            </w:pPr>
+            <w:r>
+              <w:t xml:space="preserve">Action</w:t>
+            </w:r>
+          </w:p>
+        </w:tc>
+        <w:tc>
+          <w:tcPr/>
+          <w:p>
+            <w:pPr>
+              <w:pStyle w:val="Compact"/>
+            </w:pPr>
+            <w:r>
+              <w:t xml:space="preserve">Notes</w:t>
+            </w:r>
+          </w:p>
+        </w:tc>
+      </w:tr>
+      <w:tr>
+        <w:tc>
+          <w:tcPr/>
+          <w:p>
+            <w:pPr>
+              <w:pStyle w:val="Compact"/>
+            </w:pPr>
+            <w:r>
+              <w:t xml:space="preserve">1</w:t>
+            </w:r>
+          </w:p>
+        </w:tc>
+        <w:tc>
+          <w:tcPr/>
+          <w:p>
+            <w:pPr>
+              <w:pStyle w:val="Compact"/>
+            </w:pPr>
+            <w:r>
+              <w:t xml:space="preserve">Create</w:t>
+            </w:r>
+            <w:r>
+              <w:t xml:space="preserve"> </w:t>
+            </w:r>
+            <w:r>
+              <w:rPr>
+                <w:b/>
+                <w:bCs/>
+              </w:rPr>
+              <w:t xml:space="preserve">workspace</w:t>
+            </w:r>
+            <w:r>
+              <w:t xml:space="preserve"> </w:t>
+            </w:r>
+            <w:r>
+              <w:t xml:space="preserve">tied to target</w:t>
+            </w:r>
+            <w:r>
+              <w:t xml:space="preserve"> </w:t>
+            </w:r>
+            <w:r>
+              <w:rPr>
+                <w:b/>
+                <w:bCs/>
+              </w:rPr>
+              <w:t xml:space="preserve">scope</w:t>
+            </w:r>
+          </w:p>
+        </w:tc>
+        <w:tc>
+          <w:tcPr/>
+          <w:p>
+            <w:pPr>
+              <w:pStyle w:val="Compact"/>
+            </w:pPr>
+            <w:r>
+              <w:t xml:space="preserve">Primary workspace for the app</w:t>
+            </w:r>
+          </w:p>
+        </w:tc>
+      </w:tr>
+      <w:tr>
+        <w:tc>
+          <w:tcPr/>
+          <w:p>
+            <w:pPr>
+              <w:pStyle w:val="Compact"/>
+            </w:pPr>
+            <w:r>
+              <w:t xml:space="preserve">2</w:t>
+            </w:r>
+          </w:p>
+        </w:tc>
+        <w:tc>
+          <w:tcPr/>
+          <w:p>
+            <w:pPr>
+              <w:pStyle w:val="Compact"/>
+            </w:pPr>
+            <w:r>
+              <w:rPr>
+                <w:b/>
+                <w:bCs/>
+              </w:rPr>
+              <w:t xml:space="preserve">ADM</w:t>
+            </w:r>
+            <w:r>
+              <w:t xml:space="preserve"> </w:t>
+            </w:r>
+            <w:r>
+              <w:t xml:space="preserve">or manual policies — consumer/provider use inventory filters</w:t>
+            </w:r>
+          </w:p>
+        </w:tc>
+        <w:tc>
+          <w:tcPr/>
+          <w:p>
+            <w:pPr>
+              <w:pStyle w:val="Compact"/>
+            </w:pPr>
+            <w:r>
+              <w:t xml:space="preserve">See Jason Maynard ADM + Policy Visual videos</w:t>
+            </w:r>
+          </w:p>
+        </w:tc>
+      </w:tr>
+      <w:tr>
+        <w:tc>
+          <w:tcPr/>
+          <w:p>
+            <w:pPr>
+              <w:pStyle w:val="Compact"/>
+            </w:pPr>
+            <w:r>
+              <w:t xml:space="preserve">3</w:t>
+            </w:r>
+          </w:p>
+        </w:tc>
+        <w:tc>
+          <w:tcPr/>
+          <w:p>
+            <w:pPr>
+              <w:pStyle w:val="Compact"/>
+            </w:pPr>
+            <w:r>
+              <w:rPr>
+                <w:b/>
+                <w:bCs/>
+              </w:rPr>
+              <w:t xml:space="preserve">Monitor / Simulate</w:t>
+            </w:r>
+          </w:p>
+        </w:tc>
+        <w:tc>
+          <w:tcPr/>
+          <w:p>
+            <w:pPr>
+              <w:pStyle w:val="Compact"/>
+            </w:pPr>
+            <w:r>
+              <w:t xml:space="preserve">No FTD push yet</w:t>
+            </w:r>
+          </w:p>
+        </w:tc>
+      </w:tr>
+      <w:tr>
+        <w:tc>
+          <w:tcPr/>
+          <w:p>
+            <w:pPr>
+              <w:pStyle w:val="Compact"/>
+            </w:pPr>
+            <w:r>
+              <w:t xml:space="preserve">4</w:t>
+            </w:r>
+          </w:p>
+        </w:tc>
+        <w:tc>
+          <w:tcPr/>
+          <w:p>
+            <w:pPr>
+              <w:pStyle w:val="Compact"/>
+            </w:pPr>
+            <w:r>
+              <w:rPr>
+                <w:b/>
+                <w:bCs/>
+              </w:rPr>
+              <w:t xml:space="preserve">Policy Visual</w:t>
+            </w:r>
+            <w:r>
+              <w:t xml:space="preserve"> </w:t>
+            </w:r>
+            <w:r>
+              <w:t xml:space="preserve">— allowed/denied impact</w:t>
+            </w:r>
+          </w:p>
+        </w:tc>
+        <w:tc>
+          <w:tcPr/>
+          <w:p>
+            <w:pPr>
+              <w:pStyle w:val="Compact"/>
+            </w:pPr>
+            <w:r>
+              <w:t xml:space="preserve">Validate with app owner</w:t>
+            </w:r>
+          </w:p>
+        </w:tc>
+      </w:tr>
+      <w:tr>
+        <w:tc>
+          <w:tcPr/>
+          <w:p>
+            <w:pPr>
+              <w:pStyle w:val="Compact"/>
+            </w:pPr>
+            <w:r>
+              <w:t xml:space="preserve">5</w:t>
+            </w:r>
+          </w:p>
+        </w:tc>
+        <w:tc>
+          <w:tcPr/>
+          <w:p>
+            <w:pPr>
+              <w:pStyle w:val="Compact"/>
+            </w:pPr>
+            <w:r>
+              <w:t xml:space="preserve">Document</w:t>
+            </w:r>
+            <w:r>
+              <w:t xml:space="preserve"> </w:t>
+            </w:r>
+            <w:r>
+              <w:rPr>
+                <w:b/>
+                <w:bCs/>
+              </w:rPr>
+              <w:t xml:space="preserve">Absolute vs Default vs Catch-All</w:t>
+            </w:r>
+            <w:r>
+              <w:t xml:space="preserve"> </w:t>
+            </w:r>
+            <w:r>
+              <w:t xml:space="preserve">rank</w:t>
+            </w:r>
+          </w:p>
+        </w:tc>
+        <w:tc>
+          <w:tcPr/>
+          <w:p>
+            <w:pPr>
+              <w:pStyle w:val="Compact"/>
+            </w:pPr>
+            <w:r>
+              <w:t xml:space="preserve">Maps to FMC Mandatory vs Default sections</w:t>
+            </w:r>
+          </w:p>
+        </w:tc>
+      </w:tr>
+    </w:tbl>
+    <w:p>
+      <w:r>
+        <w:pict>
+          <v:rect style="width:0;height:1.5pt" o:hralign="center" o:hrstd="t" o:hr="t"/>
+        </w:pict>
+      </w:r>
+    </w:p>
+    <w:bookmarkEnd w:id="112"/>
+    <w:bookmarkStart w:id="117" w:name="Xc1d657115c582d3f6c9197710385e185df5cd53"/>
+    <w:p>
+      <w:pPr>
+        <w:pStyle w:val="Heading2"/>
+      </w:pPr>
+      <w:r>
+        <w:t xml:space="preserve">Phase 4 — ACP ↔ Scope mapping (FMC Connector)</w:t>
+      </w:r>
+    </w:p>
+    <w:p>
+      <w:pPr>
+        <w:pStyle w:val="FirstParagraph"/>
+      </w:pPr>
+      <w:r>
+        <w:rPr>
+          <w:b/>
+          <w:bCs/>
+        </w:rPr>
+        <w:t xml:space="preserve">After</w:t>
+      </w:r>
+      <w:r>
+        <w:t xml:space="preserve"> </w:t>
+      </w:r>
+      <w:r>
+        <w:t xml:space="preserve">scope queries, filters, and monitor-mode policy are validated — configure FMC connector</w:t>
+      </w:r>
+      <w:r>
+        <w:t xml:space="preserve"> </w:t>
+      </w:r>
+      <w:r>
+        <w:rPr>
+          <w:b/>
+          <w:bCs/>
+        </w:rPr>
+        <w:t xml:space="preserve">Segmentation</w:t>
+      </w:r>
+      <w:r>
+        <w:t xml:space="preserve"> </w:t>
+      </w:r>
+      <w:r>
+        <w:t xml:space="preserve">tab.</w:t>
+      </w:r>
+    </w:p>
+    <w:bookmarkStart w:id="113" w:name="prerequisites"/>
+    <w:p>
+      <w:pPr>
+        <w:pStyle w:val="Heading3"/>
+      </w:pPr>
+      <w:r>
+        <w:t xml:space="preserve">Prerequisites</w:t>
+      </w:r>
+    </w:p>
+    <w:p>
+      <w:pPr>
+        <w:pStyle w:val="Compact"/>
+        <w:numPr>
+          <w:ilvl w:val="0"/>
+          <w:numId w:val="1023"/>
+        </w:numPr>
+      </w:pPr>
+      <w:r>
+        <w:t xml:space="preserve">FMC connector</w:t>
+      </w:r>
+      <w:r>
+        <w:t xml:space="preserve"> </w:t>
+      </w:r>
+      <w:r>
+        <w:rPr>
+          <w:b/>
+          <w:bCs/>
+        </w:rPr>
+        <w:t xml:space="preserve">connected</w:t>
+      </w:r>
+      <w:r>
+        <w:t xml:space="preserve"> </w:t>
+      </w:r>
+      <w:r>
+        <w:t xml:space="preserve">(Event Log clean)</w:t>
+      </w:r>
+    </w:p>
+    <w:p>
+      <w:pPr>
+        <w:pStyle w:val="Compact"/>
+        <w:numPr>
+          <w:ilvl w:val="0"/>
+          <w:numId w:val="1023"/>
+        </w:numPr>
+      </w:pPr>
+      <w:r>
+        <w:t xml:space="preserve">FTD devices assigned to target</w:t>
+      </w:r>
+      <w:r>
+        <w:t xml:space="preserve"> </w:t>
+      </w:r>
+      <w:r>
+        <w:rPr>
+          <w:b/>
+          <w:bCs/>
+        </w:rPr>
+        <w:t xml:space="preserve">ACP</w:t>
+      </w:r>
+      <w:r>
+        <w:t xml:space="preserve">; FMC deploy verified</w:t>
+      </w:r>
+    </w:p>
+    <w:p>
+      <w:pPr>
+        <w:pStyle w:val="Compact"/>
+        <w:numPr>
+          <w:ilvl w:val="0"/>
+          <w:numId w:val="1023"/>
+        </w:numPr>
+      </w:pPr>
+      <w:r>
+        <w:rPr>
+          <w:b/>
+          <w:bCs/>
+        </w:rPr>
+        <w:t xml:space="preserve">One scope</w:t>
+      </w:r>
+      <w:r>
+        <w:t xml:space="preserve"> </w:t>
+      </w:r>
+      <w:r>
+        <w:t xml:space="preserve">selected per ACP</w:t>
+      </w:r>
+    </w:p>
+    <w:bookmarkEnd w:id="113"/>
+    <w:bookmarkStart w:id="114" w:name="steps-fmc-integration-guide"/>
+    <w:p>
+      <w:pPr>
+        <w:pStyle w:val="Heading3"/>
+      </w:pPr>
+      <w:r>
+        <w:t xml:space="preserve">Steps (</w:t>
+      </w:r>
+      <w:hyperlink r:id="rId9">
+        <w:r>
+          <w:rPr>
+            <w:rStyle w:val="Hyperlink"/>
+          </w:rPr>
+          <w:t xml:space="preserve">FMC Integration Guide</w:t>
+        </w:r>
+      </w:hyperlink>
+      <w:r>
+        <w:t xml:space="preserve">)</w:t>
+      </w:r>
+    </w:p>
+    <w:tbl>
+      <w:tblPr>
+        <w:tblStyle w:val="Table"/>
+        <w:tblW w:type="auto" w:w="0"/>
+        <w:tblLook w:firstRow="1" w:lastRow="0" w:firstColumn="0" w:lastColumn="0" w:noHBand="0" w:noVBand="0" w:val="0020"/>
+      </w:tblPr>
+      <w:tblGrid>
+        <w:gridCol w:w="2640"/>
+        <w:gridCol w:w="2640"/>
+        <w:gridCol w:w="2640"/>
+      </w:tblGrid>
+      <w:tr>
+        <w:trPr>
+          <w:tblHeader w:val="on"/>
+        </w:trPr>
+        <w:tc>
+          <w:tcPr/>
+          <w:p>
+            <w:pPr>
+              <w:pStyle w:val="Compact"/>
+            </w:pPr>
+            <w:r>
+              <w:t xml:space="preserve">Step</w:t>
+            </w:r>
+          </w:p>
+        </w:tc>
+        <w:tc>
+          <w:tcPr/>
+          <w:p>
+            <w:pPr>
+              <w:pStyle w:val="Compact"/>
+            </w:pPr>
+            <w:r>
+              <w:t xml:space="preserve">UI action</w:t>
+            </w:r>
+          </w:p>
+        </w:tc>
+        <w:tc>
+          <w:tcPr/>
+          <w:p>
+            <w:pPr>
+              <w:pStyle w:val="Compact"/>
+            </w:pPr>
+            <w:r>
+              <w:t xml:space="preserve">Detail</w:t>
+            </w:r>
+          </w:p>
+        </w:tc>
+      </w:tr>
+      <w:tr>
+        <w:tc>
+          <w:tcPr/>
+          <w:p>
+            <w:pPr>
+              <w:pStyle w:val="Compact"/>
+            </w:pPr>
+            <w:r>
+              <w:t xml:space="preserve">1</w:t>
+            </w:r>
+          </w:p>
+        </w:tc>
+        <w:tc>
+          <w:tcPr/>
+          <w:p>
+            <w:pPr>
+              <w:pStyle w:val="Compact"/>
+            </w:pPr>
+            <w:r>
+              <w:rPr>
+                <w:b/>
+                <w:bCs/>
+              </w:rPr>
+              <w:t xml:space="preserve">Manage → Workloads → Connectors → Cisco Secure Firewall</w:t>
+            </w:r>
+          </w:p>
+        </w:tc>
+        <w:tc>
+          <w:tcPr/>
+          <w:p>
+            <w:pPr>
+              <w:pStyle w:val="Compact"/>
+            </w:pPr>
+            <w:r>
+              <w:t xml:space="preserve">Open existing FMC connection</w:t>
+            </w:r>
+          </w:p>
+        </w:tc>
+      </w:tr>
+      <w:tr>
+        <w:tc>
+          <w:tcPr/>
+          <w:p>
+            <w:pPr>
+              <w:pStyle w:val="Compact"/>
+            </w:pPr>
+            <w:r>
+              <w:t xml:space="preserve">2</w:t>
+            </w:r>
+          </w:p>
+        </w:tc>
+        <w:tc>
+          <w:tcPr/>
+          <w:p>
+            <w:pPr>
+              <w:pStyle w:val="Compact"/>
+            </w:pPr>
+            <w:r>
+              <w:rPr>
+                <w:b/>
+                <w:bCs/>
+              </w:rPr>
+              <w:t xml:space="preserve">Segmentation</w:t>
+            </w:r>
+            <w:r>
+              <w:t xml:space="preserve"> </w:t>
+            </w:r>
+            <w:r>
+              <w:t xml:space="preserve">tab →</w:t>
+            </w:r>
+            <w:r>
+              <w:t xml:space="preserve"> </w:t>
+            </w:r>
+            <w:r>
+              <w:rPr>
+                <w:b/>
+                <w:bCs/>
+              </w:rPr>
+              <w:t xml:space="preserve">+ Add</w:t>
+            </w:r>
+          </w:p>
+        </w:tc>
+        <w:tc>
+          <w:tcPr/>
+          <w:p>
+            <w:pPr>
+              <w:pStyle w:val="Compact"/>
+            </w:pPr>
+            <w:r>
+              <w:t xml:space="preserve">Add ACP Mapping</w:t>
+            </w:r>
+          </w:p>
+        </w:tc>
+      </w:tr>
+      <w:tr>
+        <w:tc>
+          <w:tcPr/>
+          <w:p>
+            <w:pPr>
+              <w:pStyle w:val="Compact"/>
+            </w:pPr>
+            <w:r>
+              <w:t xml:space="preserve">3</w:t>
+            </w:r>
+          </w:p>
+        </w:tc>
+        <w:tc>
+          <w:tcPr/>
+          <w:p>
+            <w:pPr>
+              <w:pStyle w:val="Compact"/>
+            </w:pPr>
+            <w:r>
+              <w:t xml:space="preserve">Choose</w:t>
+            </w:r>
+            <w:r>
+              <w:t xml:space="preserve"> </w:t>
+            </w:r>
+            <w:r>
+              <w:rPr>
+                <w:b/>
+                <w:bCs/>
+              </w:rPr>
+              <w:t xml:space="preserve">Access Policy</w:t>
+            </w:r>
+            <w:r>
+              <w:t xml:space="preserve"> </w:t>
+            </w:r>
+            <w:r>
+              <w:t xml:space="preserve">(ACP) from FMC dropdown</w:t>
+            </w:r>
+          </w:p>
+        </w:tc>
+        <w:tc>
+          <w:tcPr/>
+          <w:p>
+            <w:pPr>
+              <w:pStyle w:val="Compact"/>
+            </w:pPr>
+            <w:r>
+              <w:t xml:space="preserve">Must match FTD assignment in FMC</w:t>
+            </w:r>
+          </w:p>
+        </w:tc>
+      </w:tr>
+      <w:tr>
+        <w:tc>
+          <w:tcPr/>
+          <w:p>
+            <w:pPr>
+              <w:pStyle w:val="Compact"/>
+            </w:pPr>
+            <w:r>
+              <w:t xml:space="preserve">4</w:t>
+            </w:r>
+          </w:p>
+        </w:tc>
+        <w:tc>
+          <w:tcPr/>
+          <w:p>
+            <w:pPr>
+              <w:pStyle w:val="Compact"/>
+            </w:pPr>
+            <w:r>
+              <w:t xml:space="preserve">Map to</w:t>
+            </w:r>
+            <w:r>
+              <w:t xml:space="preserve"> </w:t>
+            </w:r>
+            <w:r>
+              <w:rPr>
+                <w:b/>
+                <w:bCs/>
+              </w:rPr>
+              <w:t xml:space="preserve">one Scope</w:t>
+            </w:r>
+          </w:p>
+        </w:tc>
+        <w:tc>
+          <w:tcPr/>
+          <w:p>
+            <w:pPr>
+              <w:pStyle w:val="Compact"/>
+            </w:pPr>
+            <w:r>
+              <w:t xml:space="preserve">1:1 — cannot map multiple scopes to one ACP</w:t>
+            </w:r>
+          </w:p>
+        </w:tc>
+      </w:tr>
+      <w:tr>
+        <w:tc>
+          <w:tcPr/>
+          <w:p>
+            <w:pPr>
+              <w:pStyle w:val="Compact"/>
+            </w:pPr>
+            <w:r>
+              <w:t xml:space="preserve">5</w:t>
+            </w:r>
+          </w:p>
+        </w:tc>
+        <w:tc>
+          <w:tcPr/>
+          <w:p>
+            <w:pPr>
+              <w:pStyle w:val="Compact"/>
+            </w:pPr>
+            <w:r>
+              <w:rPr>
+                <w:b/>
+                <w:bCs/>
+              </w:rPr>
+              <w:t xml:space="preserve">Use Secure Workload Catch-All</w:t>
+            </w:r>
+          </w:p>
+        </w:tc>
+        <w:tc>
+          <w:tcPr/>
+          <w:p>
+            <w:pPr>
+              <w:pStyle w:val="Compact"/>
+            </w:pPr>
+            <w:r>
+              <w:t xml:space="preserve">CSW catch-all in Default section, or FMC default action</w:t>
+            </w:r>
+          </w:p>
+        </w:tc>
+      </w:tr>
+      <w:tr>
+        <w:tc>
+          <w:tcPr/>
+          <w:p>
+            <w:pPr>
+              <w:pStyle w:val="Compact"/>
+            </w:pPr>
+            <w:r>
+              <w:t xml:space="preserve">6</w:t>
+            </w:r>
+          </w:p>
+        </w:tc>
+        <w:tc>
+          <w:tcPr/>
+          <w:p>
+            <w:pPr>
+              <w:pStyle w:val="Compact"/>
+            </w:pPr>
+            <w:r>
+              <w:rPr>
+                <w:b/>
+                <w:bCs/>
+              </w:rPr>
+              <w:t xml:space="preserve">Enforcement Mode</w:t>
+            </w:r>
+          </w:p>
+        </w:tc>
+        <w:tc>
+          <w:tcPr/>
+          <w:p>
+            <w:pPr>
+              <w:pStyle w:val="Compact"/>
+            </w:pPr>
+            <w:r>
+              <w:rPr>
+                <w:b/>
+                <w:bCs/>
+              </w:rPr>
+              <w:t xml:space="preserve">Merge</w:t>
+            </w:r>
+            <w:r>
+              <w:t xml:space="preserve"> </w:t>
+            </w:r>
+            <w:r>
+              <w:t xml:space="preserve">(dual-management) or</w:t>
+            </w:r>
+            <w:r>
+              <w:t xml:space="preserve"> </w:t>
+            </w:r>
+            <w:r>
+              <w:rPr>
+                <w:b/>
+                <w:bCs/>
+              </w:rPr>
+              <w:t xml:space="preserve">Override</w:t>
+            </w:r>
+            <w:r>
+              <w:t xml:space="preserve"> </w:t>
+            </w:r>
+            <w:r>
+              <w:t xml:space="preserve">(CSW-only in section)</w:t>
+            </w:r>
+          </w:p>
+        </w:tc>
+      </w:tr>
+      <w:tr>
+        <w:tc>
+          <w:tcPr/>
+          <w:p>
+            <w:pPr>
+              <w:pStyle w:val="Compact"/>
+            </w:pPr>
+            <w:r>
+              <w:t xml:space="preserve">7</w:t>
+            </w:r>
+          </w:p>
+        </w:tc>
+        <w:tc>
+          <w:tcPr/>
+          <w:p>
+            <w:pPr>
+              <w:pStyle w:val="Compact"/>
+            </w:pPr>
+            <w:r>
+              <w:rPr>
+                <w:b/>
+                <w:bCs/>
+              </w:rPr>
+              <w:t xml:space="preserve">Absolute / Default Policies</w:t>
+            </w:r>
+            <w:r>
+              <w:t xml:space="preserve"> </w:t>
+            </w:r>
+            <w:r>
+              <w:t xml:space="preserve">priority</w:t>
+            </w:r>
+          </w:p>
+        </w:tc>
+        <w:tc>
+          <w:tcPr/>
+          <w:p>
+            <w:pPr>
+              <w:pStyle w:val="Compact"/>
+            </w:pPr>
+            <w:r>
+              <w:t xml:space="preserve">Merge only: insert above/below Mandatory/Default rules</w:t>
+            </w:r>
+          </w:p>
+        </w:tc>
+      </w:tr>
+      <w:tr>
+        <w:tc>
+          <w:tcPr/>
+          <w:p>
+            <w:pPr>
+              <w:pStyle w:val="Compact"/>
+            </w:pPr>
+            <w:r>
+              <w:t xml:space="preserve">8</w:t>
+            </w:r>
+          </w:p>
+        </w:tc>
+        <w:tc>
+          <w:tcPr/>
+          <w:p>
+            <w:pPr>
+              <w:pStyle w:val="Compact"/>
+            </w:pPr>
+            <w:r>
+              <w:rPr>
+                <w:b/>
+                <w:bCs/>
+              </w:rPr>
+              <w:t xml:space="preserve">Submit</w:t>
+            </w:r>
+          </w:p>
+        </w:tc>
+        <w:tc>
+          <w:tcPr/>
+          <w:p>
+            <w:pPr>
+              <w:pStyle w:val="Compact"/>
+            </w:pPr>
+            <w:r>
+              <w:t xml:space="preserve">Topology awareness pushes rules only to FTDs on traffic path</w:t>
+            </w:r>
+          </w:p>
+        </w:tc>
+      </w:tr>
+      <w:tr>
+        <w:tc>
+          <w:tcPr/>
+          <w:p>
+            <w:pPr>
+              <w:pStyle w:val="Compact"/>
+            </w:pPr>
+            <w:r>
+              <w:t xml:space="preserve">9</w:t>
+            </w:r>
+          </w:p>
+        </w:tc>
+        <w:tc>
+          <w:tcPr/>
+          <w:p>
+            <w:pPr>
+              <w:pStyle w:val="Compact"/>
+            </w:pPr>
+            <w:r>
+              <w:rPr>
+                <w:b/>
+                <w:bCs/>
+              </w:rPr>
+              <w:t xml:space="preserve">Enable enforcement</w:t>
+            </w:r>
+            <w:r>
+              <w:t xml:space="preserve"> </w:t>
+            </w:r>
+            <w:r>
+              <w:t xml:space="preserve">on CSW workspace</w:t>
+            </w:r>
+          </w:p>
+        </w:tc>
+        <w:tc>
+          <w:tcPr/>
+          <w:p>
+            <w:pPr>
+              <w:pStyle w:val="Compact"/>
+            </w:pPr>
+            <w:r>
+              <w:t xml:space="preserve">Triggers push of objects + rules</w:t>
+            </w:r>
+          </w:p>
+        </w:tc>
+      </w:tr>
+      <w:tr>
+        <w:tc>
+          <w:tcPr/>
+          <w:p>
+            <w:pPr>
+              <w:pStyle w:val="Compact"/>
+            </w:pPr>
+            <w:r>
+              <w:t xml:space="preserve">10</w:t>
+            </w:r>
+          </w:p>
+        </w:tc>
+        <w:tc>
+          <w:tcPr/>
+          <w:p>
+            <w:pPr>
+              <w:pStyle w:val="Compact"/>
+            </w:pPr>
+            <w:r>
+              <w:t xml:space="preserve">Verify in FMC</w:t>
+            </w:r>
+          </w:p>
+        </w:tc>
+        <w:tc>
+          <w:tcPr/>
+          <w:p>
+            <w:pPr>
+              <w:pStyle w:val="Compact"/>
+            </w:pPr>
+            <w:r>
+              <w:t xml:space="preserve">Objects:</w:t>
+            </w:r>
+            <w:r>
+              <w:t xml:space="preserve"> </w:t>
+            </w:r>
+            <w:r>
+              <w:rPr>
+                <w:rStyle w:val="VerbatimChar"/>
+              </w:rPr>
+              <w:t xml:space="preserve">WorkloadObj__*</w:t>
+            </w:r>
+            <w:r>
+              <w:t xml:space="preserve"> </w:t>
+            </w:r>
+            <w:r>
+              <w:t xml:space="preserve">· Rules:</w:t>
+            </w:r>
+            <w:r>
+              <w:t xml:space="preserve"> </w:t>
+            </w:r>
+            <w:r>
+              <w:rPr>
+                <w:rStyle w:val="VerbatimChar"/>
+              </w:rPr>
+              <w:t xml:space="preserve">Workload__*</w:t>
+            </w:r>
+            <w:r>
+              <w:t xml:space="preserve">,</w:t>
+            </w:r>
+            <w:r>
+              <w:t xml:space="preserve"> </w:t>
+            </w:r>
+            <w:r>
+              <w:rPr>
+                <w:rStyle w:val="VerbatimChar"/>
+              </w:rPr>
+              <w:t xml:space="preserve">Workload_golden__*</w:t>
+            </w:r>
+            <w:r>
+              <w:t xml:space="preserve">,</w:t>
+            </w:r>
+            <w:r>
+              <w:t xml:space="preserve"> </w:t>
+            </w:r>
+            <w:r>
+              <w:rPr>
+                <w:rStyle w:val="VerbatimChar"/>
+              </w:rPr>
+              <w:t xml:space="preserve">Workload_ca__*</w:t>
+            </w:r>
+          </w:p>
+        </w:tc>
+      </w:tr>
+      <w:tr>
+        <w:tc>
+          <w:tcPr/>
+          <w:p>
+            <w:pPr>
+              <w:pStyle w:val="Compact"/>
+            </w:pPr>
+            <w:r>
+              <w:t xml:space="preserve">11</w:t>
+            </w:r>
+          </w:p>
+        </w:tc>
+        <w:tc>
+          <w:tcPr/>
+          <w:p>
+            <w:pPr>
+              <w:pStyle w:val="Compact"/>
+            </w:pPr>
+            <w:r>
+              <w:rPr>
+                <w:b/>
+                <w:bCs/>
+              </w:rPr>
+              <w:t xml:space="preserve">Event Log</w:t>
+            </w:r>
+            <w:r>
+              <w:t xml:space="preserve"> </w:t>
+            </w:r>
+            <w:r>
+              <w:t xml:space="preserve">tab</w:t>
+            </w:r>
+          </w:p>
+        </w:tc>
+        <w:tc>
+          <w:tcPr/>
+          <w:p>
+            <w:pPr>
+              <w:pStyle w:val="Compact"/>
+            </w:pPr>
+            <w:r>
+              <w:t xml:space="preserve">Filter errors (red); download JSON/CSV if needed</w:t>
+            </w:r>
+          </w:p>
+        </w:tc>
+      </w:tr>
+    </w:tbl>
+    <w:bookmarkEnd w:id="114"/>
+    <w:bookmarkStart w:id="115" w:name="what-csw-creates-in-fmc"/>
+    <w:p>
+      <w:pPr>
+        <w:pStyle w:val="Heading3"/>
+      </w:pPr>
+      <w:r>
+        <w:t xml:space="preserve">What CSW creates in FMC</w:t>
+      </w:r>
+    </w:p>
+    <w:tbl>
+      <w:tblPr>
+        <w:tblStyle w:val="Table"/>
+        <w:tblW w:type="auto" w:w="0"/>
+        <w:tblLook w:firstRow="1" w:lastRow="0" w:firstColumn="0" w:lastColumn="0" w:noHBand="0" w:noVBand="0" w:val="0020"/>
+      </w:tblPr>
+      <w:tblGrid>
+        <w:gridCol w:w="2640"/>
+        <w:gridCol w:w="2640"/>
+        <w:gridCol w:w="2640"/>
+      </w:tblGrid>
+      <w:tr>
+        <w:trPr>
+          <w:tblHeader w:val="on"/>
+        </w:trPr>
+        <w:tc>
+          <w:tcPr/>
+          <w:p>
+            <w:pPr>
+              <w:pStyle w:val="Compact"/>
+            </w:pPr>
+            <w:r>
+              <w:t xml:space="preserve">FMC artifact</w:t>
+            </w:r>
+          </w:p>
+        </w:tc>
+        <w:tc>
+          <w:tcPr/>
+          <w:p>
+            <w:pPr>
+              <w:pStyle w:val="Compact"/>
+            </w:pPr>
+            <w:r>
+              <w:t xml:space="preserve">Prefix</w:t>
+            </w:r>
+          </w:p>
+        </w:tc>
+        <w:tc>
+          <w:tcPr/>
+          <w:p>
+            <w:pPr>
+              <w:pStyle w:val="Compact"/>
+            </w:pPr>
+            <w:r>
+              <w:t xml:space="preserve">Section</w:t>
+            </w:r>
+          </w:p>
+        </w:tc>
+      </w:tr>
+      <w:tr>
+        <w:tc>
+          <w:tcPr/>
+          <w:p>
+            <w:pPr>
+              <w:pStyle w:val="Compact"/>
+            </w:pPr>
+            <w:r>
+              <w:t xml:space="preserve">Golden rules (CSW ↔ agents behind FW)</w:t>
+            </w:r>
+          </w:p>
+        </w:tc>
+        <w:tc>
+          <w:tcPr/>
+          <w:p>
+            <w:pPr>
+              <w:pStyle w:val="Compact"/>
+            </w:pPr>
+            <w:r>
+              <w:rPr>
+                <w:rStyle w:val="VerbatimChar"/>
+              </w:rPr>
+              <w:t xml:space="preserve">Workload_golden__</w:t>
+            </w:r>
+          </w:p>
+        </w:tc>
+        <w:tc>
+          <w:tcPr/>
+          <w:p>
+            <w:pPr>
+              <w:pStyle w:val="Compact"/>
+            </w:pPr>
+            <w:r>
+              <w:t xml:space="preserve">Mandatory</w:t>
+            </w:r>
+          </w:p>
+        </w:tc>
+      </w:tr>
+      <w:tr>
+        <w:tc>
+          <w:tcPr/>
+          <w:p>
+            <w:pPr>
+              <w:pStyle w:val="Compact"/>
+            </w:pPr>
+            <w:r>
+              <w:t xml:space="preserve">Segmentation rules from enforced workspace</w:t>
+            </w:r>
+          </w:p>
+        </w:tc>
+        <w:tc>
+          <w:tcPr/>
+          <w:p>
+            <w:pPr>
+              <w:pStyle w:val="Compact"/>
+            </w:pPr>
+            <w:r>
+              <w:rPr>
+                <w:rStyle w:val="VerbatimChar"/>
+              </w:rPr>
+              <w:t xml:space="preserve">Workload__</w:t>
+            </w:r>
+          </w:p>
+        </w:tc>
+        <w:tc>
+          <w:tcPr/>
+          <w:p>
+            <w:pPr>
+              <w:pStyle w:val="Compact"/>
+            </w:pPr>
+            <w:r>
+              <w:t xml:space="preserve">Mandatory / Default</w:t>
+            </w:r>
+          </w:p>
+        </w:tc>
+      </w:tr>
+      <w:tr>
+        <w:tc>
+          <w:tcPr/>
+          <w:p>
+            <w:pPr>
+              <w:pStyle w:val="Compact"/>
+            </w:pPr>
+            <w:r>
+              <w:t xml:space="preserve">Catch-all (if enabled)</w:t>
+            </w:r>
+          </w:p>
+        </w:tc>
+        <w:tc>
+          <w:tcPr/>
+          <w:p>
+            <w:pPr>
+              <w:pStyle w:val="Compact"/>
+            </w:pPr>
+            <w:r>
+              <w:rPr>
+                <w:rStyle w:val="VerbatimChar"/>
+              </w:rPr>
+              <w:t xml:space="preserve">Workload_ca__</w:t>
+            </w:r>
+          </w:p>
+        </w:tc>
+        <w:tc>
+          <w:tcPr/>
+          <w:p>
+            <w:pPr>
+              <w:pStyle w:val="Compact"/>
+            </w:pPr>
+            <w:r>
+              <w:t xml:space="preserve">Default</w:t>
+            </w:r>
+          </w:p>
+        </w:tc>
+      </w:tr>
+      <w:tr>
+        <w:tc>
+          <w:tcPr/>
+          <w:p>
+            <w:pPr>
+              <w:pStyle w:val="Compact"/>
+            </w:pPr>
+            <w:r>
+              <w:t xml:space="preserve">Dynamic objects from scopes/filters/clusters</w:t>
+            </w:r>
+          </w:p>
+        </w:tc>
+        <w:tc>
+          <w:tcPr/>
+          <w:p>
+            <w:pPr>
+              <w:pStyle w:val="Compact"/>
+            </w:pPr>
+            <w:r>
+              <w:rPr>
+                <w:rStyle w:val="VerbatimChar"/>
+              </w:rPr>
+              <w:t xml:space="preserve">WorkloadObj__</w:t>
+            </w:r>
+          </w:p>
+        </w:tc>
+        <w:tc>
+          <w:tcPr/>
+          <w:p>
+            <w:pPr>
+              <w:pStyle w:val="Compact"/>
+            </w:pPr>
+            <w:r>
+              <w:t xml:space="preserve">Object Management</w:t>
+            </w:r>
+          </w:p>
+        </w:tc>
+      </w:tr>
+    </w:tbl>
+    <w:p/>
+    <w:tbl>
+      <w:tblPr>
+        <w:tblStyle w:val="Table"/>
+        <w:tblW w:type="auto" w:w="0"/>
+        <w:tblLook w:firstRow="1" w:lastRow="0" w:firstColumn="0" w:lastColumn="0" w:noHBand="0" w:noVBand="0" w:val="0020"/>
+      </w:tblPr>
+      <w:tblGrid>
+        <w:gridCol w:w="3960"/>
+        <w:gridCol w:w="3960"/>
+      </w:tblGrid>
+      <w:tr>
+        <w:trPr>
+          <w:tblHeader w:val="on"/>
+        </w:trPr>
+        <w:tc>
+          <w:tcPr/>
+          <w:p>
+            <w:pPr>
+              <w:pStyle w:val="Compact"/>
+            </w:pPr>
+            <w:r>
+              <w:t xml:space="preserve">CSW policy rank</w:t>
+            </w:r>
+          </w:p>
+        </w:tc>
+        <w:tc>
+          <w:tcPr/>
+          <w:p>
+            <w:pPr>
+              <w:pStyle w:val="Compact"/>
+            </w:pPr>
+            <w:r>
+              <w:t xml:space="preserve">FMC ACP category</w:t>
+            </w:r>
+          </w:p>
+        </w:tc>
+      </w:tr>
+      <w:tr>
+        <w:tc>
+          <w:tcPr/>
+          <w:p>
+            <w:pPr>
+              <w:pStyle w:val="Compact"/>
+            </w:pPr>
+            <w:r>
+              <w:rPr>
+                <w:b/>
+                <w:bCs/>
+              </w:rPr>
+              <w:t xml:space="preserve">Absolute</w:t>
+            </w:r>
+          </w:p>
+        </w:tc>
+        <w:tc>
+          <w:tcPr/>
+          <w:p>
+            <w:pPr>
+              <w:pStyle w:val="Compact"/>
+            </w:pPr>
+            <w:r>
+              <w:t xml:space="preserve">Mandatory</w:t>
+            </w:r>
+          </w:p>
+        </w:tc>
+      </w:tr>
+      <w:tr>
+        <w:tc>
+          <w:tcPr/>
+          <w:p>
+            <w:pPr>
+              <w:pStyle w:val="Compact"/>
+            </w:pPr>
+            <w:r>
+              <w:rPr>
+                <w:b/>
+                <w:bCs/>
+              </w:rPr>
+              <w:t xml:space="preserve">Default</w:t>
+            </w:r>
+          </w:p>
+        </w:tc>
+        <w:tc>
+          <w:tcPr/>
+          <w:p>
+            <w:pPr>
+              <w:pStyle w:val="Compact"/>
+            </w:pPr>
+            <w:r>
+              <w:t xml:space="preserve">Default</w:t>
+            </w:r>
+          </w:p>
+        </w:tc>
+      </w:tr>
+    </w:tbl>
+    <w:p>
+      <w:pPr>
+        <w:pStyle w:val="BlockText"/>
+      </w:pPr>
+      <w:r>
+        <w:rPr>
+          <w:b/>
+          <w:bCs/>
+        </w:rPr>
+        <w:t xml:space="preserve">Do not edit</w:t>
+      </w:r>
+      <w:r>
+        <w:t xml:space="preserve"> </w:t>
+      </w:r>
+      <w:r>
+        <w:rPr>
+          <w:rStyle w:val="VerbatimChar"/>
+        </w:rPr>
+        <w:t xml:space="preserve">Workload_*</w:t>
+      </w:r>
+      <w:r>
+        <w:t xml:space="preserve"> </w:t>
+      </w:r>
+      <w:r>
+        <w:t xml:space="preserve">rules or</w:t>
+      </w:r>
+      <w:r>
+        <w:t xml:space="preserve"> </w:t>
+      </w:r>
+      <w:r>
+        <w:rPr>
+          <w:rStyle w:val="VerbatimChar"/>
+        </w:rPr>
+        <w:t xml:space="preserve">WorkloadObj__</w:t>
+      </w:r>
+      <w:r>
+        <w:t xml:space="preserve"> </w:t>
+      </w:r>
+      <w:r>
+        <w:t xml:space="preserve">objects manually in FMC — CSW overwrites on next push.</w:t>
+      </w:r>
+    </w:p>
+    <w:bookmarkEnd w:id="115"/>
+    <w:bookmarkStart w:id="116" w:name="edit--view-mapping-later"/>
+    <w:p>
+      <w:pPr>
+        <w:pStyle w:val="Heading3"/>
+      </w:pPr>
+      <w:r>
+        <w:t xml:space="preserve">Edit / view mapping later</w:t>
+      </w:r>
+    </w:p>
+    <w:p>
+      <w:pPr>
+        <w:pStyle w:val="Compact"/>
+        <w:numPr>
+          <w:ilvl w:val="0"/>
+          <w:numId w:val="1024"/>
+        </w:numPr>
+      </w:pPr>
+      <w:r>
+        <w:rPr>
+          <w:b/>
+          <w:bCs/>
+        </w:rPr>
+        <w:t xml:space="preserve">Defend → Segmentation</w:t>
+      </w:r>
+      <w:r>
+        <w:t xml:space="preserve"> </w:t>
+      </w:r>
+      <w:r>
+        <w:t xml:space="preserve">→ select policy → pencil icon →</w:t>
+      </w:r>
+      <w:r>
+        <w:t xml:space="preserve"> </w:t>
+      </w:r>
+      <w:r>
+        <w:rPr>
+          <w:b/>
+          <w:bCs/>
+        </w:rPr>
+        <w:t xml:space="preserve">Submit</w:t>
+      </w:r>
+      <w:r>
+        <w:t xml:space="preserve"> </w:t>
+      </w:r>
+      <w:r>
+        <w:t xml:space="preserve">→</w:t>
+      </w:r>
+      <w:r>
+        <w:t xml:space="preserve"> </w:t>
+      </w:r>
+      <w:r>
+        <w:rPr>
+          <w:b/>
+          <w:bCs/>
+        </w:rPr>
+        <w:t xml:space="preserve">Save</w:t>
+      </w:r>
+    </w:p>
+    <w:p>
+      <w:pPr>
+        <w:pStyle w:val="Compact"/>
+        <w:numPr>
+          <w:ilvl w:val="0"/>
+          <w:numId w:val="1024"/>
+        </w:numPr>
+      </w:pPr>
+      <w:r>
+        <w:rPr>
+          <w:b/>
+          <w:bCs/>
+        </w:rPr>
+        <w:t xml:space="preserve">Domains</w:t>
+      </w:r>
+      <w:r>
+        <w:t xml:space="preserve"> </w:t>
+      </w:r>
+      <w:r>
+        <w:t xml:space="preserve">tab (FMC connector config) — view which FMC domains are enforced (3.9.1.1+)</w:t>
+      </w:r>
+    </w:p>
+    <w:p>
+      <w:r>
+        <w:pict>
+          <v:rect style="width:0;height:1.5pt" o:hralign="center" o:hrstd="t" o:hr="t"/>
+        </w:pict>
+      </w:r>
+    </w:p>
+    <w:bookmarkEnd w:id="116"/>
+    <w:bookmarkEnd w:id="117"/>
+    <w:bookmarkStart w:id="118" w:name="Xc40b6b19159ca19618df58872d20eead30a1a48"/>
+    <w:p>
+      <w:pPr>
+        <w:pStyle w:val="Heading2"/>
+      </w:pPr>
+      <w:r>
+        <w:t xml:space="preserve">Phase 5 — Firewall integration videos (Jorge Quintero)</w:t>
+      </w:r>
+    </w:p>
+    <w:p>
+      <w:pPr>
+        <w:pStyle w:val="FirstParagraph"/>
+      </w:pPr>
+      <w:r>
+        <w:t xml:space="preserve">After Phase 0–4 concepts, watch Jorge's series for</w:t>
+      </w:r>
+      <w:r>
+        <w:t xml:space="preserve"> </w:t>
+      </w:r>
+      <w:r>
+        <w:rPr>
+          <w:b/>
+          <w:bCs/>
+        </w:rPr>
+        <w:t xml:space="preserve">NSEL + FMC connector deployment</w:t>
+      </w:r>
+      <w:r>
+        <w:t xml:space="preserve">:</w:t>
+      </w:r>
+    </w:p>
+    <w:tbl>
+      <w:tblPr>
+        <w:tblStyle w:val="Table"/>
+        <w:tblW w:type="auto" w:w="0"/>
+        <w:tblLook w:firstRow="1" w:lastRow="0" w:firstColumn="0" w:lastColumn="0" w:noHBand="0" w:noVBand="0" w:val="0020"/>
+      </w:tblPr>
+      <w:tblGrid>
+        <w:gridCol w:w="2640"/>
+        <w:gridCol w:w="2640"/>
+        <w:gridCol w:w="2640"/>
+      </w:tblGrid>
+      <w:tr>
+        <w:trPr>
+          <w:tblHeader w:val="on"/>
+        </w:trPr>
+        <w:tc>
+          <w:tcPr/>
+          <w:p>
+            <w:pPr>
+              <w:pStyle w:val="Compact"/>
+            </w:pPr>
+            <w:r>
+              <w:t xml:space="preserve">Part</w:t>
+            </w:r>
+          </w:p>
+        </w:tc>
+        <w:tc>
+          <w:tcPr/>
+          <w:p>
+            <w:pPr>
+              <w:pStyle w:val="Compact"/>
+            </w:pPr>
+            <w:r>
+              <w:t xml:space="preserve">Focus</w:t>
+            </w:r>
+          </w:p>
+        </w:tc>
+        <w:tc>
+          <w:tcPr/>
+          <w:p>
+            <w:pPr>
+              <w:pStyle w:val="Compact"/>
+            </w:pPr>
+            <w:r>
+              <w:t xml:space="preserve">Watch</w:t>
+            </w:r>
+          </w:p>
+        </w:tc>
+      </w:tr>
+      <w:tr>
+        <w:tc>
+          <w:tcPr/>
+          <w:p>
+            <w:pPr>
+              <w:pStyle w:val="Compact"/>
+            </w:pPr>
+            <w:r>
+              <w:t xml:space="preserve">1</w:t>
+            </w:r>
+          </w:p>
+        </w:tc>
+        <w:tc>
+          <w:tcPr/>
+          <w:p>
+            <w:pPr>
+              <w:pStyle w:val="Compact"/>
+            </w:pPr>
+            <w:r>
+              <w:t xml:space="preserve">Design &amp; architecture</w:t>
+            </w:r>
+          </w:p>
+        </w:tc>
+        <w:tc>
+          <w:tcPr/>
+          <w:p>
+            <w:pPr>
+              <w:pStyle w:val="Compact"/>
+            </w:pPr>
+            <w:hyperlink r:id="rId14">
+              <w:r>
+                <w:rPr>
+                  <w:rStyle w:val="Hyperlink"/>
+                </w:rPr>
+                <w:t xml:space="preserve">YouTube</w:t>
+              </w:r>
+            </w:hyperlink>
+          </w:p>
+        </w:tc>
+      </w:tr>
+      <w:tr>
+        <w:tc>
+          <w:tcPr/>
+          <w:p>
+            <w:pPr>
+              <w:pStyle w:val="Compact"/>
+            </w:pPr>
+            <w:r>
+              <w:t xml:space="preserve">2</w:t>
+            </w:r>
+          </w:p>
+        </w:tc>
+        <w:tc>
+          <w:tcPr/>
+          <w:p>
+            <w:pPr>
+              <w:pStyle w:val="Compact"/>
+            </w:pPr>
+            <w:r>
+              <w:t xml:space="preserve">Deployment &amp; policy flow</w:t>
+            </w:r>
+          </w:p>
+        </w:tc>
+        <w:tc>
+          <w:tcPr/>
+          <w:p>
+            <w:pPr>
+              <w:pStyle w:val="Compact"/>
+            </w:pPr>
+            <w:hyperlink r:id="rId15">
+              <w:r>
+                <w:rPr>
+                  <w:rStyle w:val="Hyperlink"/>
+                </w:rPr>
+                <w:t xml:space="preserve">YouTube</w:t>
+              </w:r>
+            </w:hyperlink>
+          </w:p>
+        </w:tc>
+      </w:tr>
+      <w:tr>
+        <w:tc>
+          <w:tcPr/>
+          <w:p>
+            <w:pPr>
+              <w:pStyle w:val="Compact"/>
+            </w:pPr>
+            <w:r>
+              <w:t xml:space="preserve">3</w:t>
+            </w:r>
+          </w:p>
+        </w:tc>
+        <w:tc>
+          <w:tcPr/>
+          <w:p>
+            <w:pPr>
+              <w:pStyle w:val="Compact"/>
+            </w:pPr>
+            <w:r>
+              <w:t xml:space="preserve">Enforcement &amp; operations</w:t>
+            </w:r>
+          </w:p>
+        </w:tc>
+        <w:tc>
+          <w:tcPr/>
+          <w:p>
+            <w:pPr>
+              <w:pStyle w:val="Compact"/>
+            </w:pPr>
+            <w:hyperlink r:id="rId16">
+              <w:r>
+                <w:rPr>
+                  <w:rStyle w:val="Hyperlink"/>
+                </w:rPr>
+                <w:t xml:space="preserve">YouTube</w:t>
+              </w:r>
+            </w:hyperlink>
+          </w:p>
+        </w:tc>
+      </w:tr>
+    </w:tbl>
+    <w:p>
+      <w:r>
+        <w:pict>
+          <v:rect style="width:0;height:1.5pt" o:hralign="center" o:hrstd="t" o:hr="t"/>
+        </w:pict>
+      </w:r>
+    </w:p>
+    <w:bookmarkEnd w:id="118"/>
+    <w:bookmarkStart w:id="120" w:name="Xa82313075e51aa191ef164043d1fa037f9e6416"/>
+    <w:p>
+      <w:pPr>
+        <w:pStyle w:val="Heading2"/>
+      </w:pPr>
+      <w:r>
+        <w:t xml:space="preserve">CSW</w:t>
+      </w:r>
+      <w:r>
+        <w:t xml:space="preserve"> </w:t>
+      </w:r>
+      <w:r>
+        <w:rPr>
+          <w:rStyle w:val="VerbatimChar"/>
+        </w:rPr>
+        <w:t xml:space="preserve">WorkloadObj__</w:t>
+      </w:r>
+      <w:r>
+        <w:t xml:space="preserve"> </w:t>
+      </w:r>
+      <w:r>
+        <w:t xml:space="preserve">vs FMC CSDAC (Dynamic Attributes)</w:t>
+      </w:r>
+    </w:p>
+    <w:tbl>
+      <w:tblPr>
+        <w:tblStyle w:val="Table"/>
+        <w:tblW w:type="auto" w:w="0"/>
+        <w:tblLook w:firstRow="1" w:lastRow="0" w:firstColumn="0" w:lastColumn="0" w:noHBand="0" w:noVBand="0" w:val="0020"/>
+      </w:tblPr>
+      <w:tblGrid>
+        <w:gridCol w:w="2640"/>
+        <w:gridCol w:w="2640"/>
+        <w:gridCol w:w="2640"/>
+      </w:tblGrid>
+      <w:tr>
+        <w:trPr>
+          <w:tblHeader w:val="on"/>
+        </w:trPr>
+        <w:tc>
+          <w:tcPr/>
+          <w:p>
+            <w:pPr>
+              <w:pStyle w:val="Compact"/>
+            </w:pPr>
+          </w:p>
+        </w:tc>
+        <w:tc>
+          <w:tcPr/>
+          <w:p>
+            <w:pPr>
+              <w:pStyle w:val="Compact"/>
+            </w:pPr>
+            <w:r>
+              <w:rPr>
+                <w:b/>
+                <w:bCs/>
+              </w:rPr>
+              <w:t xml:space="preserve">CSW → FMC (</w:t>
+            </w:r>
+            <w:r>
+              <w:rPr>
+                <w:rStyle w:val="VerbatimChar"/>
+                <w:b/>
+                <w:bCs/>
+              </w:rPr>
+              <w:t xml:space="preserve">WorkloadObj__</w:t>
+            </w:r>
+            <w:r>
+              <w:rPr>
+                <w:b/>
+                <w:bCs/>
+              </w:rPr>
+              <w:t xml:space="preserve">)</w:t>
+            </w:r>
+          </w:p>
+        </w:tc>
+        <w:tc>
+          <w:tcPr/>
+          <w:p>
+            <w:pPr>
+              <w:pStyle w:val="Compact"/>
+            </w:pPr>
+            <w:r>
+              <w:rPr>
+                <w:b/>
+                <w:bCs/>
+              </w:rPr>
+              <w:t xml:space="preserve">FMC CSDAC</w:t>
+            </w:r>
+          </w:p>
+        </w:tc>
+      </w:tr>
+      <w:tr>
+        <w:tc>
+          <w:tcPr/>
+          <w:p>
+            <w:pPr>
+              <w:pStyle w:val="Compact"/>
+            </w:pPr>
+            <w:r>
+              <w:rPr>
+                <w:b/>
+                <w:bCs/>
+              </w:rPr>
+              <w:t xml:space="preserve">Source</w:t>
+            </w:r>
+          </w:p>
+        </w:tc>
+        <w:tc>
+          <w:tcPr/>
+          <w:p>
+            <w:pPr>
+              <w:pStyle w:val="Compact"/>
+            </w:pPr>
+            <w:r>
+              <w:t xml:space="preserve">CSW scopes, inventory filters, clusters</w:t>
+            </w:r>
+          </w:p>
+        </w:tc>
+        <w:tc>
+          <w:tcPr/>
+          <w:p>
+            <w:pPr>
+              <w:pStyle w:val="Compact"/>
+            </w:pPr>
+            <w:r>
+              <w:t xml:space="preserve">AWS/Azure/GCP/VMware tags via FMC connector</w:t>
+            </w:r>
+          </w:p>
+        </w:tc>
+      </w:tr>
+      <w:tr>
+        <w:tc>
+          <w:tcPr/>
+          <w:p>
+            <w:pPr>
+              <w:pStyle w:val="Compact"/>
+            </w:pPr>
+            <w:r>
+              <w:rPr>
+                <w:b/>
+                <w:bCs/>
+              </w:rPr>
+              <w:t xml:space="preserve">Configured in</w:t>
+            </w:r>
+          </w:p>
+        </w:tc>
+        <w:tc>
+          <w:tcPr/>
+          <w:p>
+            <w:pPr>
+              <w:pStyle w:val="Compact"/>
+            </w:pPr>
+            <w:r>
+              <w:t xml:space="preserve">CSW UI + FMC connector Segmentation</w:t>
+            </w:r>
+          </w:p>
+        </w:tc>
+        <w:tc>
+          <w:tcPr/>
+          <w:p>
+            <w:pPr>
+              <w:pStyle w:val="Compact"/>
+            </w:pPr>
+            <w:r>
+              <w:t xml:space="preserve">FMC → Dynamic Attributes Connector</w:t>
+            </w:r>
+          </w:p>
+        </w:tc>
+      </w:tr>
+      <w:tr>
+        <w:tc>
+          <w:tcPr/>
+          <w:p>
+            <w:pPr>
+              <w:pStyle w:val="Compact"/>
+            </w:pPr>
+            <w:r>
+              <w:rPr>
+                <w:b/>
+                <w:bCs/>
+              </w:rPr>
+              <w:t xml:space="preserve">Use with CSW firewall integration</w:t>
+            </w:r>
+          </w:p>
+        </w:tc>
+        <w:tc>
+          <w:tcPr/>
+          <w:p>
+            <w:pPr>
+              <w:pStyle w:val="Compact"/>
+            </w:pPr>
+            <w:r>
+              <w:rPr>
+                <w:b/>
+                <w:bCs/>
+              </w:rPr>
+              <w:t xml:space="preserve">Yes — required</w:t>
+            </w:r>
+            <w:r>
+              <w:t xml:space="preserve"> </w:t>
+            </w:r>
+            <w:r>
+              <w:t xml:space="preserve">for CSW-driven segmentation</w:t>
+            </w:r>
+          </w:p>
+        </w:tc>
+        <w:tc>
+          <w:tcPr/>
+          <w:p>
+            <w:pPr>
+              <w:pStyle w:val="Compact"/>
+            </w:pPr>
+            <w:r>
+              <w:t xml:space="preserve">Optional — parallel cloud-native object path</w:t>
+            </w:r>
+          </w:p>
+        </w:tc>
+      </w:tr>
+      <w:tr>
+        <w:tc>
+          <w:tcPr/>
+          <w:p>
+            <w:pPr>
+              <w:pStyle w:val="Compact"/>
+            </w:pPr>
+            <w:r>
+              <w:rPr>
+                <w:b/>
+                <w:bCs/>
+              </w:rPr>
+              <w:t xml:space="preserve">Doc</w:t>
+            </w:r>
+          </w:p>
+        </w:tc>
+        <w:tc>
+          <w:tcPr/>
+          <w:p>
+            <w:pPr>
+              <w:pStyle w:val="Compact"/>
+            </w:pPr>
+            <w:hyperlink r:id="rId9">
+              <w:r>
+                <w:rPr>
+                  <w:rStyle w:val="Hyperlink"/>
+                </w:rPr>
+                <w:t xml:space="preserve">FMC Integration Guide</w:t>
+              </w:r>
+            </w:hyperlink>
+          </w:p>
+        </w:tc>
+        <w:tc>
+          <w:tcPr/>
+          <w:p>
+            <w:pPr>
+              <w:pStyle w:val="Compact"/>
+            </w:pPr>
+            <w:hyperlink r:id="rId119">
+              <w:r>
+                <w:rPr>
+                  <w:rStyle w:val="Hyperlink"/>
+                </w:rPr>
+                <w:t xml:space="preserve">CSDAC overview</w:t>
+              </w:r>
+            </w:hyperlink>
+          </w:p>
+        </w:tc>
+      </w:tr>
+    </w:tbl>
+    <w:p>
+      <w:pPr>
+        <w:pStyle w:val="BodyText"/>
+      </w:pPr>
+      <w:r>
+        <w:t xml:space="preserve">For a</w:t>
+      </w:r>
+      <w:r>
+        <w:t xml:space="preserve"> </w:t>
+      </w:r>
+      <w:r>
+        <w:rPr>
+          <w:b/>
+          <w:bCs/>
+        </w:rPr>
+        <w:t xml:space="preserve">CSW POV with FMC enforcement</w:t>
+      </w:r>
+      <w:r>
+        <w:t xml:space="preserve">, you need the</w:t>
+      </w:r>
+      <w:r>
+        <w:t xml:space="preserve"> </w:t>
+      </w:r>
+      <w:r>
+        <w:rPr>
+          <w:b/>
+          <w:bCs/>
+        </w:rPr>
+        <w:t xml:space="preserve">CSW FMC connector</w:t>
+      </w:r>
+      <w:r>
+        <w:t xml:space="preserve"> </w:t>
+      </w:r>
+      <w:r>
+        <w:t xml:space="preserve">path. CSDAC is complementary when FMC also needs cloud tag-based objects outside CSW policy.</w:t>
+      </w:r>
+    </w:p>
+    <w:p>
+      <w:r>
+        <w:pict>
+          <v:rect style="width:0;height:1.5pt" o:hralign="center" o:hrstd="t" o:hr="t"/>
+        </w:pict>
+      </w:r>
+    </w:p>
+    <w:bookmarkEnd w:id="120"/>
+    <w:bookmarkStart w:id="121" w:name="validation-checklist"/>
+    <w:p>
+      <w:pPr>
+        <w:pStyle w:val="Heading2"/>
+      </w:pPr>
+      <w:r>
+        <w:t xml:space="preserve">Validation checklist</w:t>
+      </w:r>
+    </w:p>
+    <w:tbl>
+      <w:tblPr>
+        <w:tblStyle w:val="Table"/>
+        <w:tblW w:type="auto" w:w="0"/>
+        <w:tblLook w:firstRow="1" w:lastRow="0" w:firstColumn="0" w:lastColumn="0" w:noHBand="0" w:noVBand="0" w:val="0020"/>
+      </w:tblPr>
+      <w:tblGrid>
+        <w:gridCol w:w="2640"/>
+        <w:gridCol w:w="2640"/>
+        <w:gridCol w:w="2640"/>
+      </w:tblGrid>
+      <w:tr>
+        <w:trPr>
+          <w:tblHeader w:val="on"/>
+        </w:trPr>
+        <w:tc>
+          <w:tcPr/>
+          <w:p>
+            <w:pPr>
+              <w:pStyle w:val="Compact"/>
+            </w:pPr>
+            <w:r>
+              <w:t xml:space="preserve">#</w:t>
+            </w:r>
+          </w:p>
+        </w:tc>
+        <w:tc>
+          <w:tcPr/>
+          <w:p>
+            <w:pPr>
+              <w:pStyle w:val="Compact"/>
+            </w:pPr>
+            <w:r>
+              <w:t xml:space="preserve">Check</w:t>
+            </w:r>
+          </w:p>
+        </w:tc>
+        <w:tc>
+          <w:tcPr/>
+          <w:p>
+            <w:pPr>
+              <w:pStyle w:val="Compact"/>
+            </w:pPr>
+            <w:r>
+              <w:t xml:space="preserve">Pass criteria</w:t>
+            </w:r>
+          </w:p>
+        </w:tc>
+      </w:tr>
+      <w:tr>
+        <w:tc>
+          <w:tcPr/>
+          <w:p>
+            <w:pPr>
+              <w:pStyle w:val="Compact"/>
+            </w:pPr>
+            <w:r>
+              <w:t xml:space="preserve">1</w:t>
+            </w:r>
+          </w:p>
+        </w:tc>
+        <w:tc>
+          <w:tcPr/>
+          <w:p>
+            <w:pPr>
+              <w:pStyle w:val="Compact"/>
+            </w:pPr>
+            <w:r>
+              <w:t xml:space="preserve">Scope query committed</w:t>
+            </w:r>
+          </w:p>
+        </w:tc>
+        <w:tc>
+          <w:tcPr/>
+          <w:p>
+            <w:pPr>
+              <w:pStyle w:val="Compact"/>
+            </w:pPr>
+            <w:r>
+              <w:t xml:space="preserve">Workload count stable; impact review done</w:t>
+            </w:r>
+          </w:p>
+        </w:tc>
+      </w:tr>
+      <w:tr>
+        <w:tc>
+          <w:tcPr/>
+          <w:p>
+            <w:pPr>
+              <w:pStyle w:val="Compact"/>
+            </w:pPr>
+            <w:r>
+              <w:t xml:space="preserve">2</w:t>
+            </w:r>
+          </w:p>
+        </w:tc>
+        <w:tc>
+          <w:tcPr/>
+          <w:p>
+            <w:pPr>
+              <w:pStyle w:val="Compact"/>
+            </w:pPr>
+            <w:r>
+              <w:t xml:space="preserve">Inventory filters validated</w:t>
+            </w:r>
+          </w:p>
+        </w:tc>
+        <w:tc>
+          <w:tcPr/>
+          <w:p>
+            <w:pPr>
+              <w:pStyle w:val="Compact"/>
+            </w:pPr>
+            <w:r>
+              <w:t xml:space="preserve">Match expected tiers; names stable</w:t>
+            </w:r>
+          </w:p>
+        </w:tc>
+      </w:tr>
+      <w:tr>
+        <w:tc>
+          <w:tcPr/>
+          <w:p>
+            <w:pPr>
+              <w:pStyle w:val="Compact"/>
+            </w:pPr>
+            <w:r>
+              <w:t xml:space="preserve">3</w:t>
+            </w:r>
+          </w:p>
+        </w:tc>
+        <w:tc>
+          <w:tcPr/>
+          <w:p>
+            <w:pPr>
+              <w:pStyle w:val="Compact"/>
+            </w:pPr>
+            <w:r>
+              <w:t xml:space="preserve">Policies use filters (not static IPs)</w:t>
+            </w:r>
+          </w:p>
+        </w:tc>
+        <w:tc>
+          <w:tcPr/>
+          <w:p>
+            <w:pPr>
+              <w:pStyle w:val="Compact"/>
+            </w:pPr>
+            <w:r>
+              <w:t xml:space="preserve">Consumer/provider reference filters/clusters</w:t>
+            </w:r>
+          </w:p>
+        </w:tc>
+      </w:tr>
+      <w:tr>
+        <w:tc>
+          <w:tcPr/>
+          <w:p>
+            <w:pPr>
+              <w:pStyle w:val="Compact"/>
+            </w:pPr>
+            <w:r>
+              <w:t xml:space="preserve">4</w:t>
+            </w:r>
+          </w:p>
+        </w:tc>
+        <w:tc>
+          <w:tcPr/>
+          <w:p>
+            <w:pPr>
+              <w:pStyle w:val="Compact"/>
+            </w:pPr>
+            <w:r>
+              <w:t xml:space="preserve">Workspace in Monitor</w:t>
+            </w:r>
+          </w:p>
+        </w:tc>
+        <w:tc>
+          <w:tcPr/>
+          <w:p>
+            <w:pPr>
+              <w:pStyle w:val="Compact"/>
+            </w:pPr>
+            <w:r>
+              <w:t xml:space="preserve">ADM/policy validated with app owner</w:t>
+            </w:r>
+          </w:p>
+        </w:tc>
+      </w:tr>
+      <w:tr>
+        <w:tc>
+          <w:tcPr/>
+          <w:p>
+            <w:pPr>
+              <w:pStyle w:val="Compact"/>
+            </w:pPr>
+            <w:r>
+              <w:t xml:space="preserve">5</w:t>
+            </w:r>
+          </w:p>
+        </w:tc>
+        <w:tc>
+          <w:tcPr/>
+          <w:p>
+            <w:pPr>
+              <w:pStyle w:val="Compact"/>
+            </w:pPr>
+            <w:r>
+              <w:t xml:space="preserve">ACP mapping 1:1</w:t>
+            </w:r>
+          </w:p>
+        </w:tc>
+        <w:tc>
+          <w:tcPr/>
+          <w:p>
+            <w:pPr>
+              <w:pStyle w:val="Compact"/>
+            </w:pPr>
+            <w:r>
+              <w:t xml:space="preserve">One scope per ACP; topology correct</w:t>
+            </w:r>
+          </w:p>
+        </w:tc>
+      </w:tr>
+      <w:tr>
+        <w:tc>
+          <w:tcPr/>
+          <w:p>
+            <w:pPr>
+              <w:pStyle w:val="Compact"/>
+            </w:pPr>
+            <w:r>
+              <w:t xml:space="preserve">6</w:t>
+            </w:r>
+          </w:p>
+        </w:tc>
+        <w:tc>
+          <w:tcPr/>
+          <w:p>
+            <w:pPr>
+              <w:pStyle w:val="Compact"/>
+            </w:pPr>
+            <w:r>
+              <w:t xml:space="preserve">FMC</w:t>
+            </w:r>
+            <w:r>
+              <w:t xml:space="preserve"> </w:t>
+            </w:r>
+            <w:r>
+              <w:rPr>
+                <w:rStyle w:val="VerbatimChar"/>
+              </w:rPr>
+              <w:t xml:space="preserve">WorkloadObj__*</w:t>
+            </w:r>
+            <w:r>
+              <w:t xml:space="preserve"> </w:t>
+            </w:r>
+            <w:r>
+              <w:t xml:space="preserve">populated</w:t>
+            </w:r>
+          </w:p>
+        </w:tc>
+        <w:tc>
+          <w:tcPr/>
+          <w:p>
+            <w:pPr>
+              <w:pStyle w:val="Compact"/>
+            </w:pPr>
+            <w:r>
+              <w:t xml:space="preserve">Objects show current IPs</w:t>
+            </w:r>
+          </w:p>
+        </w:tc>
+      </w:tr>
+      <w:tr>
+        <w:tc>
+          <w:tcPr/>
+          <w:p>
+            <w:pPr>
+              <w:pStyle w:val="Compact"/>
+            </w:pPr>
+            <w:r>
+              <w:t xml:space="preserve">7</w:t>
+            </w:r>
+          </w:p>
+        </w:tc>
+        <w:tc>
+          <w:tcPr/>
+          <w:p>
+            <w:pPr>
+              <w:pStyle w:val="Compact"/>
+            </w:pPr>
+            <w:r>
+              <w:t xml:space="preserve">Post-enforce deny test</w:t>
+            </w:r>
+          </w:p>
+        </w:tc>
+        <w:tc>
+          <w:tcPr/>
+          <w:p>
+            <w:pPr>
+              <w:pStyle w:val="Compact"/>
+            </w:pPr>
+            <w:r>
+              <w:t xml:space="preserve">Blocked at FTD; CSW shows rejected flow</w:t>
+            </w:r>
+          </w:p>
+        </w:tc>
+      </w:tr>
+      <w:tr>
+        <w:tc>
+          <w:tcPr/>
+          <w:p>
+            <w:pPr>
+              <w:pStyle w:val="Compact"/>
+            </w:pPr>
+            <w:r>
+              <w:t xml:space="preserve">8</w:t>
+            </w:r>
+          </w:p>
+        </w:tc>
+        <w:tc>
+          <w:tcPr/>
+          <w:p>
+            <w:pPr>
+              <w:pStyle w:val="Compact"/>
+            </w:pPr>
+            <w:r>
+              <w:t xml:space="preserve">Add/remove test workload</w:t>
+            </w:r>
+          </w:p>
+        </w:tc>
+        <w:tc>
+          <w:tcPr/>
+          <w:p>
+            <w:pPr>
+              <w:pStyle w:val="Compact"/>
+            </w:pPr>
+            <w:r>
+              <w:t xml:space="preserve">Filter membership + FMC object update without manual FMC edit</w:t>
+            </w:r>
+          </w:p>
+        </w:tc>
+      </w:tr>
+    </w:tbl>
+    <w:p>
+      <w:r>
+        <w:pict>
+          <v:rect style="width:0;height:1.5pt" o:hralign="center" o:hrstd="t" o:hr="t"/>
+        </w:pict>
+      </w:r>
+    </w:p>
+    <w:bookmarkEnd w:id="121"/>
+    <w:bookmarkStart w:id="122" w:name="faqs-scope--query--acp"/>
+    <w:p>
+      <w:pPr>
+        <w:pStyle w:val="Heading2"/>
+      </w:pPr>
+      <w:r>
+        <w:t xml:space="preserve">FAQs (scope / query / ACP)</w:t>
+      </w:r>
+    </w:p>
+    <w:tbl>
+      <w:tblPr>
+        <w:tblStyle w:val="Table"/>
+        <w:tblW w:type="auto" w:w="0"/>
+        <w:tblLook w:firstRow="1" w:lastRow="0" w:firstColumn="0" w:lastColumn="0" w:noHBand="0" w:noVBand="0" w:val="0020"/>
+      </w:tblPr>
+      <w:tblGrid>
+        <w:gridCol w:w="3960"/>
+        <w:gridCol w:w="3960"/>
+      </w:tblGrid>
+      <w:tr>
+        <w:trPr>
+          <w:tblHeader w:val="on"/>
+        </w:trPr>
+        <w:tc>
+          <w:tcPr/>
+          <w:p>
+            <w:pPr>
+              <w:pStyle w:val="Compact"/>
+            </w:pPr>
+            <w:r>
+              <w:t xml:space="preserve">Question</w:t>
+            </w:r>
+          </w:p>
+        </w:tc>
+        <w:tc>
+          <w:tcPr/>
+          <w:p>
+            <w:pPr>
+              <w:pStyle w:val="Compact"/>
+            </w:pPr>
+            <w:r>
+              <w:t xml:space="preserve">Answer</w:t>
+            </w:r>
+          </w:p>
+        </w:tc>
+      </w:tr>
+      <w:tr>
+        <w:tc>
+          <w:tcPr/>
+          <w:p>
+            <w:pPr>
+              <w:pStyle w:val="Compact"/>
+            </w:pPr>
+            <w:r>
+              <w:t xml:space="preserve">Multiple scopes on one ACP?</w:t>
+            </w:r>
+          </w:p>
+        </w:tc>
+        <w:tc>
+          <w:tcPr/>
+          <w:p>
+            <w:pPr>
+              <w:pStyle w:val="Compact"/>
+            </w:pPr>
+            <w:r>
+              <w:rPr>
+                <w:b/>
+                <w:bCs/>
+              </w:rPr>
+              <w:t xml:space="preserve">No</w:t>
+            </w:r>
+            <w:r>
+              <w:t xml:space="preserve"> </w:t>
+            </w:r>
+            <w:r>
+              <w:t xml:space="preserve">— strictly 1:1</w:t>
+            </w:r>
+          </w:p>
+        </w:tc>
+      </w:tr>
+      <w:tr>
+        <w:tc>
+          <w:tcPr/>
+          <w:p>
+            <w:pPr>
+              <w:pStyle w:val="Compact"/>
+            </w:pPr>
+            <w:r>
+              <w:t xml:space="preserve">Mixed agent + agentless behind same FW?</w:t>
+            </w:r>
+          </w:p>
+        </w:tc>
+        <w:tc>
+          <w:tcPr/>
+          <w:p>
+            <w:pPr>
+              <w:pStyle w:val="Compact"/>
+            </w:pPr>
+            <w:r>
+              <w:t xml:space="preserve">Works; agent host rules may</w:t>
+            </w:r>
+            <w:r>
+              <w:t xml:space="preserve"> </w:t>
+            </w:r>
+            <w:r>
+              <w:rPr>
+                <w:b/>
+                <w:bCs/>
+              </w:rPr>
+              <w:t xml:space="preserve">also</w:t>
+            </w:r>
+            <w:r>
+              <w:t xml:space="preserve"> </w:t>
+            </w:r>
+            <w:r>
+              <w:t xml:space="preserve">appear in ACP (hierarchical policy)</w:t>
+            </w:r>
+          </w:p>
+        </w:tc>
+      </w:tr>
+      <w:tr>
+        <w:tc>
+          <w:tcPr/>
+          <w:p>
+            <w:pPr>
+              <w:pStyle w:val="Compact"/>
+            </w:pPr>
+            <w:r>
+              <w:t xml:space="preserve">Edit</w:t>
+            </w:r>
+            <w:r>
+              <w:t xml:space="preserve"> </w:t>
+            </w:r>
+            <w:r>
+              <w:rPr>
+                <w:rStyle w:val="VerbatimChar"/>
+              </w:rPr>
+              <w:t xml:space="preserve">Workload__</w:t>
+            </w:r>
+            <w:r>
+              <w:t xml:space="preserve"> </w:t>
+            </w:r>
+            <w:r>
+              <w:t xml:space="preserve">rule in FMC?</w:t>
+            </w:r>
+          </w:p>
+        </w:tc>
+        <w:tc>
+          <w:tcPr/>
+          <w:p>
+            <w:pPr>
+              <w:pStyle w:val="Compact"/>
+            </w:pPr>
+            <w:r>
+              <w:t xml:space="preserve">CSW</w:t>
+            </w:r>
+            <w:r>
+              <w:t xml:space="preserve"> </w:t>
+            </w:r>
+            <w:r>
+              <w:rPr>
+                <w:b/>
+                <w:bCs/>
+              </w:rPr>
+              <w:t xml:space="preserve">restores</w:t>
+            </w:r>
+            <w:r>
+              <w:t xml:space="preserve"> </w:t>
+            </w:r>
+            <w:r>
+              <w:t xml:space="preserve">on next push</w:t>
+            </w:r>
+          </w:p>
+        </w:tc>
+      </w:tr>
+      <w:tr>
+        <w:tc>
+          <w:tcPr/>
+          <w:p>
+            <w:pPr>
+              <w:pStyle w:val="Compact"/>
+            </w:pPr>
+            <w:r>
+              <w:t xml:space="preserve">Layer 7 on CSW rules?</w:t>
+            </w:r>
+          </w:p>
+        </w:tc>
+        <w:tc>
+          <w:tcPr/>
+          <w:p>
+            <w:pPr>
+              <w:pStyle w:val="Compact"/>
+            </w:pPr>
+            <w:r>
+              <w:rPr>
+                <w:b/>
+                <w:bCs/>
+              </w:rPr>
+              <w:t xml:space="preserve">Not supported</w:t>
+            </w:r>
+            <w:r>
+              <w:t xml:space="preserve"> </w:t>
+            </w:r>
+            <w:r>
+              <w:t xml:space="preserve">— L3/L4 east-west only</w:t>
+            </w:r>
+          </w:p>
+        </w:tc>
+      </w:tr>
+      <w:tr>
+        <w:tc>
+          <w:tcPr/>
+          <w:p>
+            <w:pPr>
+              <w:pStyle w:val="Compact"/>
+            </w:pPr>
+            <w:r>
+              <w:t xml:space="preserve">Scope query change after enforce?</w:t>
+            </w:r>
+          </w:p>
+        </w:tc>
+        <w:tc>
+          <w:tcPr/>
+          <w:p>
+            <w:pPr>
+              <w:pStyle w:val="Compact"/>
+            </w:pPr>
+            <w:r>
+              <w:t xml:space="preserve">Review impact → commit → FMC objects refresh on push</w:t>
+            </w:r>
+          </w:p>
+        </w:tc>
+      </w:tr>
+      <w:tr>
+        <w:tc>
+          <w:tcPr/>
+          <w:p>
+            <w:pPr>
+              <w:pStyle w:val="Compact"/>
+            </w:pPr>
+            <w:r>
+              <w:t xml:space="preserve">Cluster vs inventory filter?</w:t>
+            </w:r>
+          </w:p>
+        </w:tc>
+        <w:tc>
+          <w:tcPr/>
+          <w:p>
+            <w:pPr>
+              <w:pStyle w:val="Compact"/>
+            </w:pPr>
+            <w:r>
+              <w:t xml:space="preserve">Convert clusters to filters for stable FMC object mapping</w:t>
+            </w:r>
+          </w:p>
+        </w:tc>
+      </w:tr>
+    </w:tbl>
+    <w:p>
+      <w:r>
+        <w:pict>
+          <v:rect style="width:0;height:1.5pt" o:hralign="center" o:hrstd="t" o:hr="t"/>
+        </w:pict>
+      </w:r>
+    </w:p>
+    <w:bookmarkEnd w:id="122"/>
+    <w:bookmarkStart w:id="123" w:name="recommended-learning-order"/>
+    <w:p>
+      <w:pPr>
+        <w:pStyle w:val="Heading2"/>
+      </w:pPr>
+      <w:r>
+        <w:t xml:space="preserve">Recommended learning order</w:t>
+      </w:r>
+    </w:p>
+    <w:p>
+      <w:pPr>
+        <w:pStyle w:val="SourceCode"/>
+      </w:pPr>
+      <w:r>
+        <w:rPr>
+          <w:rStyle w:val="VerbatimChar"/>
+        </w:rPr>
+        <w:t xml:space="preserve">Jason Maynard: Scopes → Labels → Inventory Filters → ADM → Policy Visual</w:t>
+      </w:r>
+      <w:r>
+        <w:br/>
+      </w:r>
+      <w:r>
+        <w:rPr>
+          <w:rStyle w:val="VerbatimChar"/>
+        </w:rPr>
+        <w:t xml:space="preserve">    → Jorge Quintero: Firewall Integration Parts 1–3</w:t>
+      </w:r>
+      <w:r>
+        <w:br/>
+      </w:r>
+      <w:r>
+        <w:rPr>
+          <w:rStyle w:val="VerbatimChar"/>
+        </w:rPr>
+        <w:t xml:space="preserve">    → This doc: Scope query → Filters → ACP mapping → Enforce</w:t>
+      </w:r>
+      <w:r>
+        <w:br/>
+      </w:r>
+      <w:r>
+        <w:rPr>
+          <w:rStyle w:val="VerbatimChar"/>
+        </w:rPr>
+        <w:t xml:space="preserve">    → INTEGRATION-GUIDE.md: NSEL ingest + FMC connector setup detail</w:t>
+      </w:r>
+    </w:p>
+    <w:bookmarkEnd w:id="123"/>
+    <w:bookmarkEnd w:id="124"/>
     <w:sectPr>
       <w:footnotePr>
         <w:numRestart w:val="eachSect"/>
@@ -13138,6 +18888,45 @@
   </w:num>
   <w:num w:numId="1020">
     <w:abstractNumId w:val="991"/>
+  </w:num>
+  <w:num w:numId="1021">
+    <w:abstractNumId w:val="991"/>
+  </w:num>
+  <w:num w:numId="1022">
+    <w:abstractNumId w:val="991"/>
+  </w:num>
+  <w:num w:numId="1023">
+    <w:abstractNumId w:val="991"/>
+  </w:num>
+  <w:num w:numId="1024">
+    <w:abstractNumId w:val="99411"/>
+    <w:lvlOverride w:ilvl="0">
+      <w:startOverride w:val="1"/>
+    </w:lvlOverride>
+    <w:lvlOverride w:ilvl="1">
+      <w:startOverride w:val="1"/>
+    </w:lvlOverride>
+    <w:lvlOverride w:ilvl="2">
+      <w:startOverride w:val="1"/>
+    </w:lvlOverride>
+    <w:lvlOverride w:ilvl="3">
+      <w:startOverride w:val="1"/>
+    </w:lvlOverride>
+    <w:lvlOverride w:ilvl="4">
+      <w:startOverride w:val="1"/>
+    </w:lvlOverride>
+    <w:lvlOverride w:ilvl="5">
+      <w:startOverride w:val="1"/>
+    </w:lvlOverride>
+    <w:lvlOverride w:ilvl="6">
+      <w:startOverride w:val="1"/>
+    </w:lvlOverride>
+    <w:lvlOverride w:ilvl="7">
+      <w:startOverride w:val="1"/>
+    </w:lvlOverride>
+    <w:lvlOverride w:ilvl="8">
+      <w:startOverride w:val="1"/>
+    </w:lvlOverride>
   </w:num>
 </w:numbering>
 </file>
